--- a/Belajar Javascript.docx
+++ b/Belajar Javascript.docx
@@ -1,6 +1,6 @@
 
 <file path=word/document.xml><?xml version="1.0" encoding="utf-8"?>
-<w:document xmlns:wpc="http://schemas.microsoft.com/office/word/2010/wordprocessingCanvas" xmlns:cx="http://schemas.microsoft.com/office/drawing/2014/chartex" xmlns:cx1="http://schemas.microsoft.com/office/drawing/2015/9/8/chartex" xmlns:cx2="http://schemas.microsoft.com/office/drawing/2015/10/21/chartex" xmlns:cx3="http://schemas.microsoft.com/office/drawing/2016/5/9/chartex" xmlns:cx4="http://schemas.microsoft.com/office/drawing/2016/5/10/chartex" xmlns:cx5="http://schemas.microsoft.com/office/drawing/2016/5/11/chartex" xmlns:cx6="http://schemas.microsoft.com/office/drawing/2016/5/12/chartex" xmlns:cx7="http://schemas.microsoft.com/office/drawing/2016/5/13/chartex" xmlns:cx8="http://schemas.microsoft.com/office/drawing/2016/5/14/chartex" xmlns:mc="http://schemas.openxmlformats.org/markup-compatibility/2006" xmlns:aink="http://schemas.microsoft.com/office/drawing/2016/ink" xmlns:am3d="http://schemas.microsoft.com/office/drawing/2017/model3d" xmlns:o="urn:schemas-microsoft-com:office:office" xmlns:oel="http://schemas.microsoft.com/office/2019/extlst" xmlns:r="http://schemas.openxmlformats.org/officeDocument/2006/relationships" xmlns:m="http://schemas.openxmlformats.org/officeDocument/2006/math" xmlns:v="urn:schemas-microsoft-com:vml" xmlns:wp14="http://schemas.microsoft.com/office/word/2010/wordprocessingDrawing" xmlns:wp="http://schemas.openxmlformats.org/drawingml/2006/wordprocessingDrawing" xmlns:w10="urn:schemas-microsoft-com:office:word" xmlns:w="http://schemas.openxmlformats.org/wordprocessingml/2006/main" xmlns:w14="http://schemas.microsoft.com/office/word/2010/wordml" xmlns:w15="http://schemas.microsoft.com/office/word/2012/wordml" xmlns:w16cex="http://schemas.microsoft.com/office/word/2018/wordml/cex" xmlns:w16cid="http://schemas.microsoft.com/office/word/2016/wordml/cid" xmlns:w16="http://schemas.microsoft.com/office/word/2018/wordml" xmlns:w16du="http://schemas.microsoft.com/office/word/2023/wordml/word16du" xmlns:w16sdtdh="http://schemas.microsoft.com/office/word/2020/wordml/sdtdatahash" xmlns:w16sdtfl="http://schemas.microsoft.com/office/word/2024/wordml/sdtformatlock" xmlns:w16se="http://schemas.microsoft.com/office/word/2015/wordml/symex" xmlns:wpg="http://schemas.microsoft.com/office/word/2010/wordprocessingGroup" xmlns:wpi="http://schemas.microsoft.com/office/word/2010/wordprocessingInk" xmlns:wne="http://schemas.microsoft.com/office/word/2006/wordml" xmlns:wps="http://schemas.microsoft.com/office/word/2010/wordprocessingShape" mc:Ignorable="w14 w15 w16se w16cid w16 w16cex w16sdtdh w16sdtfl w16du wp14">
+<w:document xmlns:wpc="http://schemas.microsoft.com/office/word/2010/wordprocessingCanvas" xmlns:cx="http://schemas.microsoft.com/office/drawing/2014/chartex" xmlns:cx1="http://schemas.microsoft.com/office/drawing/2015/9/8/chartex" xmlns:cx2="http://schemas.microsoft.com/office/drawing/2015/10/21/chartex" xmlns:cx3="http://schemas.microsoft.com/office/drawing/2016/5/9/chartex" xmlns:cx4="http://schemas.microsoft.com/office/drawing/2016/5/10/chartex" xmlns:cx5="http://schemas.microsoft.com/office/drawing/2016/5/11/chartex" xmlns:cx6="http://schemas.microsoft.com/office/drawing/2016/5/12/chartex" xmlns:cx7="http://schemas.microsoft.com/office/drawing/2016/5/13/chartex" xmlns:cx8="http://schemas.microsoft.com/office/drawing/2016/5/14/chartex" xmlns:mc="http://schemas.openxmlformats.org/markup-compatibility/2006" xmlns:aink="http://schemas.microsoft.com/office/drawing/2016/ink" xmlns:am3d="http://schemas.microsoft.com/office/drawing/2017/model3d" xmlns:o="urn:schemas-microsoft-com:office:office" xmlns:oel="http://schemas.microsoft.com/office/2019/extlst" xmlns:r="http://schemas.openxmlformats.org/officeDocument/2006/relationships" xmlns:m="http://schemas.openxmlformats.org/officeDocument/2006/math" xmlns:v="urn:schemas-microsoft-com:vml" xmlns:wp14="http://schemas.microsoft.com/office/word/2010/wordprocessingDrawing" xmlns:wp="http://schemas.openxmlformats.org/drawingml/2006/wordprocessingDrawing" xmlns:w10="urn:schemas-microsoft-com:office:word" xmlns:w="http://schemas.openxmlformats.org/wordprocessingml/2006/main" xmlns:w14="http://schemas.microsoft.com/office/word/2010/wordml" xmlns:w15="http://schemas.microsoft.com/office/word/2012/wordml" xmlns:w16cex="http://schemas.microsoft.com/office/word/2018/wordml/cex" xmlns:w16cid="http://schemas.microsoft.com/office/word/2016/wordml/cid" xmlns:w16="http://schemas.microsoft.com/office/word/2018/wordml" xmlns:w16du="http://schemas.microsoft.com/office/word/2023/wordml/word16du" xmlns:w16sdtdh="http://schemas.microsoft.com/office/word/2020/wordml/sdtdatahash" xmlns:w16se="http://schemas.microsoft.com/office/word/2015/wordml/symex" xmlns:wpg="http://schemas.microsoft.com/office/word/2010/wordprocessingGroup" xmlns:wpi="http://schemas.microsoft.com/office/word/2010/wordprocessingInk" xmlns:wne="http://schemas.microsoft.com/office/word/2006/wordml" xmlns:wps="http://schemas.microsoft.com/office/word/2010/wordprocessingShape" mc:Ignorable="w14 w15 w16se w16cid w16 w16cex w16sdtdh wp14">
   <w:body>
     <w:p>
       <w:pPr>
@@ -50,7 +50,21 @@
         <w:rPr>
           <w:rFonts w:ascii="Calibri" w:hAnsi="Calibri" w:cs="Calibri"/>
         </w:rPr>
-        <w:t>Fungsi terdiri dari : Isi fungsi , nama fungsi, parameter, dan kembalikan (return). Contoh fungsi sebagai berikut</w:t>
+        <w:t xml:space="preserve">Fungsi terdiri </w:t>
+      </w:r>
+      <w:proofErr w:type="gramStart"/>
+      <w:r>
+        <w:rPr>
+          <w:rFonts w:ascii="Calibri" w:hAnsi="Calibri" w:cs="Calibri"/>
+        </w:rPr>
+        <w:t>dari :</w:t>
+      </w:r>
+      <w:proofErr w:type="gramEnd"/>
+      <w:r>
+        <w:rPr>
+          <w:rFonts w:ascii="Calibri" w:hAnsi="Calibri" w:cs="Calibri"/>
+        </w:rPr>
+        <w:t xml:space="preserve"> Isi fungsi , nama fungsi, parameter, dan kembalikan (return). Contoh fungsi sebagai berikut</w:t>
       </w:r>
     </w:p>
     <w:p>
@@ -727,13 +741,29 @@
           <w:b/>
           <w:bCs/>
         </w:rPr>
-        <w:t xml:space="preserve">di panggil </w:t>
-      </w:r>
-      <w:r>
-        <w:rPr>
-          <w:rFonts w:ascii="Calibri" w:hAnsi="Calibri" w:cs="Calibri"/>
-        </w:rPr>
-        <w:t>. Lihat pada kode paling bawah, yakni kode pemangilan dari fungsi suhu dengan input parameter (suhu).</w:t>
+        <w:t xml:space="preserve">di </w:t>
+      </w:r>
+      <w:proofErr w:type="gramStart"/>
+      <w:r>
+        <w:rPr>
+          <w:rFonts w:ascii="Calibri" w:hAnsi="Calibri" w:cs="Calibri"/>
+          <w:b/>
+          <w:bCs/>
+        </w:rPr>
+        <w:t xml:space="preserve">panggil </w:t>
+      </w:r>
+      <w:r>
+        <w:rPr>
+          <w:rFonts w:ascii="Calibri" w:hAnsi="Calibri" w:cs="Calibri"/>
+        </w:rPr>
+        <w:t>.</w:t>
+      </w:r>
+      <w:proofErr w:type="gramEnd"/>
+      <w:r>
+        <w:rPr>
+          <w:rFonts w:ascii="Calibri" w:hAnsi="Calibri" w:cs="Calibri"/>
+        </w:rPr>
+        <w:t xml:space="preserve"> Lihat pada kode paling bawah, yakni kode pemangilan dari fungsi suhu dengan input parameter (suhu).</w:t>
       </w:r>
     </w:p>
     <w:p>
@@ -802,6 +832,7 @@
         </w:rPr>
         <w:t xml:space="preserve"> </w:t>
       </w:r>
+      <w:proofErr w:type="gramStart"/>
       <w:r>
         <w:rPr>
           <w:rFonts w:ascii="Consolas" w:eastAsia="Times New Roman" w:hAnsi="Consolas" w:cs="Times New Roman"/>
@@ -826,6 +857,7 @@
         </w:rPr>
         <w:t>(</w:t>
       </w:r>
+      <w:proofErr w:type="gramEnd"/>
       <w:r>
         <w:rPr>
           <w:rFonts w:ascii="Consolas" w:eastAsia="Times New Roman" w:hAnsi="Consolas" w:cs="Times New Roman"/>
@@ -1234,6 +1266,7 @@
         </w:rPr>
         <w:t xml:space="preserve"> </w:t>
       </w:r>
+      <w:proofErr w:type="gramStart"/>
       <w:r>
         <w:rPr>
           <w:rFonts w:ascii="Consolas" w:eastAsia="Times New Roman" w:hAnsi="Consolas" w:cs="Times New Roman"/>
@@ -1258,6 +1291,7 @@
         </w:rPr>
         <w:t>(</w:t>
       </w:r>
+      <w:proofErr w:type="gramEnd"/>
       <w:r>
         <w:rPr>
           <w:rFonts w:ascii="Consolas" w:eastAsia="Times New Roman" w:hAnsi="Consolas" w:cs="Times New Roman"/>
@@ -1598,6 +1632,7 @@
         </w:rPr>
         <w:t>suhu</w:t>
       </w:r>
+      <w:proofErr w:type="gramStart"/>
       <w:r>
         <w:rPr>
           <w:rFonts w:ascii="Consolas" w:eastAsia="Times New Roman" w:hAnsi="Consolas" w:cs="Times New Roman"/>
@@ -1610,6 +1645,7 @@
         </w:rPr>
         <w:t>){</w:t>
       </w:r>
+      <w:proofErr w:type="gramEnd"/>
     </w:p>
     <w:p>
       <w:pPr>
@@ -2057,6 +2093,7 @@
         </w:rPr>
         <w:t xml:space="preserve"> </w:t>
       </w:r>
+      <w:proofErr w:type="gramStart"/>
       <w:r>
         <w:rPr>
           <w:rFonts w:ascii="Consolas" w:eastAsia="Times New Roman" w:hAnsi="Consolas" w:cs="Times New Roman"/>
@@ -2081,6 +2118,7 @@
         </w:rPr>
         <w:t>(</w:t>
       </w:r>
+      <w:proofErr w:type="gramEnd"/>
       <w:r>
         <w:rPr>
           <w:rFonts w:ascii="Consolas" w:eastAsia="Times New Roman" w:hAnsi="Consolas" w:cs="Times New Roman"/>
@@ -2380,6 +2418,7 @@
         </w:rPr>
         <w:t xml:space="preserve"> </w:t>
       </w:r>
+      <w:proofErr w:type="gramStart"/>
       <w:r>
         <w:rPr>
           <w:rFonts w:ascii="Consolas" w:eastAsia="Times New Roman" w:hAnsi="Consolas" w:cs="Times New Roman"/>
@@ -2404,6 +2443,7 @@
         </w:rPr>
         <w:t>(</w:t>
       </w:r>
+      <w:proofErr w:type="gramEnd"/>
       <w:r>
         <w:rPr>
           <w:rFonts w:ascii="Consolas" w:eastAsia="Times New Roman" w:hAnsi="Consolas" w:cs="Times New Roman"/>
@@ -2509,7 +2549,7 @@
               </wp:anchor>
             </w:drawing>
           </mc:Choice>
-          <mc:Fallback>
+          <mc:Fallback xmlns:w16sdtfl="http://schemas.microsoft.com/office/word/2024/wordml/sdtformatlock">
             <w:pict>
               <v:shapetype w14:anchorId="0DD96F17" id="_x0000_t75" coordsize="21600,21600" o:spt="75" o:preferrelative="t" path="m@4@5l@4@11@9@11@9@5xe" filled="f" stroked="f">
                 <v:stroke joinstyle="miter"/>
@@ -2702,7 +2742,7 @@
               </wp:anchor>
             </w:drawing>
           </mc:Choice>
-          <mc:Fallback>
+          <mc:Fallback xmlns:w16sdtfl="http://schemas.microsoft.com/office/word/2024/wordml/sdtformatlock">
             <w:pict>
               <v:shape w14:anchorId="7DDDF1DB" id="Ink 30" o:spid="_x0000_s1026" type="#_x0000_t75" style="position:absolute;margin-left:80.7pt;margin-top:-.7pt;width:98.25pt;height:23.85pt;z-index:251685888;visibility:visible;mso-wrap-style:square;mso-wrap-distance-left:9pt;mso-wrap-distance-top:0;mso-wrap-distance-right:9pt;mso-wrap-distance-bottom:0;mso-position-horizontal:absolute;mso-position-horizontal-relative:text;mso-position-vertical:absolute;mso-position-vertical-relative:text" o:gfxdata="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">
                 <v:imagedata r:id="rId8" o:title=""/>
@@ -2753,7 +2793,7 @@
               </wp:anchor>
             </w:drawing>
           </mc:Choice>
-          <mc:Fallback>
+          <mc:Fallback xmlns:w16sdtfl="http://schemas.microsoft.com/office/word/2024/wordml/sdtformatlock">
             <w:pict>
               <v:shape w14:anchorId="2939AD6B" id="Ink 27" o:spid="_x0000_s1026" type="#_x0000_t75" style="position:absolute;margin-left:57.05pt;margin-top:1.45pt;width:95.25pt;height:18.2pt;z-index:251682816;visibility:visible;mso-wrap-style:square;mso-wrap-distance-left:9pt;mso-wrap-distance-top:0;mso-wrap-distance-right:9pt;mso-wrap-distance-bottom:0;mso-position-horizontal:absolute;mso-position-horizontal-relative:text;mso-position-vertical:absolute;mso-position-vertical-relative:text" o:gfxdata="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">
                 <v:imagedata r:id="rId10" o:title=""/>
@@ -2813,6 +2853,7 @@
         </w:rPr>
         <w:t xml:space="preserve"> </w:t>
       </w:r>
+      <w:proofErr w:type="gramStart"/>
       <w:r>
         <w:rPr>
           <w:rFonts w:ascii="Consolas" w:eastAsia="Times New Roman" w:hAnsi="Consolas" w:cs="Times New Roman"/>
@@ -2837,6 +2878,7 @@
         </w:rPr>
         <w:t>(</w:t>
       </w:r>
+      <w:proofErr w:type="gramEnd"/>
       <w:r>
         <w:rPr>
           <w:rFonts w:ascii="Consolas" w:eastAsia="Times New Roman" w:hAnsi="Consolas" w:cs="Times New Roman"/>
@@ -2966,7 +3008,7 @@
               </wp:anchor>
             </w:drawing>
           </mc:Choice>
-          <mc:Fallback>
+          <mc:Fallback xmlns:w16sdtfl="http://schemas.microsoft.com/office/word/2024/wordml/sdtformatlock">
             <w:pict>
               <v:shape w14:anchorId="1FE9C449" id="Ink 21" o:spid="_x0000_s1026" type="#_x0000_t75" style="position:absolute;margin-left:94.55pt;margin-top:.1pt;width:4.5pt;height:4.45pt;z-index:251676672;visibility:visible;mso-wrap-style:square;mso-wrap-distance-left:9pt;mso-wrap-distance-top:0;mso-wrap-distance-right:9pt;mso-wrap-distance-bottom:0;mso-position-horizontal:absolute;mso-position-horizontal-relative:text;mso-position-vertical:absolute;mso-position-vertical-relative:text" o:gfxdata="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">
                 <v:imagedata r:id="rId12" o:title=""/>
@@ -3017,7 +3059,7 @@
               </wp:anchor>
             </w:drawing>
           </mc:Choice>
-          <mc:Fallback>
+          <mc:Fallback xmlns:w16sdtfl="http://schemas.microsoft.com/office/word/2024/wordml/sdtformatlock">
             <w:pict>
               <v:shape w14:anchorId="7A9F2BD6" id="Ink 20" o:spid="_x0000_s1026" type="#_x0000_t75" style="position:absolute;margin-left:94.5pt;margin-top:-9.75pt;width:90.3pt;height:44.1pt;z-index:251675648;visibility:visible;mso-wrap-style:square;mso-wrap-distance-left:9pt;mso-wrap-distance-top:0;mso-wrap-distance-right:9pt;mso-wrap-distance-bottom:0;mso-position-horizontal:absolute;mso-position-horizontal-relative:text;mso-position-vertical:absolute;mso-position-vertical-relative:text" o:gfxdata="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">
                 <v:imagedata r:id="rId14" o:title=""/>
@@ -3068,7 +3110,7 @@
               </wp:anchor>
             </w:drawing>
           </mc:Choice>
-          <mc:Fallback>
+          <mc:Fallback xmlns:w16sdtfl="http://schemas.microsoft.com/office/word/2024/wordml/sdtformatlock">
             <w:pict>
               <v:shape w14:anchorId="1B97EE8C" id="Ink 6" o:spid="_x0000_s1026" type="#_x0000_t75" style="position:absolute;margin-left:193.6pt;margin-top:-18.95pt;width:32.8pt;height:58.1pt;z-index:251661312;visibility:visible;mso-wrap-style:square;mso-wrap-distance-left:9pt;mso-wrap-distance-top:0;mso-wrap-distance-right:9pt;mso-wrap-distance-bottom:0;mso-position-horizontal:absolute;mso-position-horizontal-relative:text;mso-position-vertical:absolute;mso-position-vertical-relative:text" o:gfxdata="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">
                 <v:imagedata r:id="rId16" o:title=""/>
@@ -3113,6 +3155,7 @@
         </w:rPr>
         <w:t xml:space="preserve"> </w:t>
       </w:r>
+      <w:proofErr w:type="gramStart"/>
       <w:r>
         <w:rPr>
           <w:rFonts w:ascii="Consolas" w:eastAsia="Times New Roman" w:hAnsi="Consolas" w:cs="Times New Roman"/>
@@ -3137,6 +3180,7 @@
         </w:rPr>
         <w:t>(</w:t>
       </w:r>
+      <w:proofErr w:type="gramEnd"/>
       <w:r>
         <w:rPr>
           <w:rFonts w:ascii="Consolas" w:eastAsia="Times New Roman" w:hAnsi="Consolas" w:cs="Times New Roman"/>
@@ -3299,6 +3343,7 @@
         </w:rPr>
         <w:t xml:space="preserve"> </w:t>
       </w:r>
+      <w:proofErr w:type="gramStart"/>
       <w:r>
         <w:rPr>
           <w:rFonts w:ascii="Consolas" w:eastAsia="Times New Roman" w:hAnsi="Consolas" w:cs="Times New Roman"/>
@@ -3323,6 +3368,7 @@
         </w:rPr>
         <w:t>(</w:t>
       </w:r>
+      <w:proofErr w:type="gramEnd"/>
       <w:r>
         <w:rPr>
           <w:rFonts w:ascii="Consolas" w:eastAsia="Times New Roman" w:hAnsi="Consolas" w:cs="Times New Roman"/>
@@ -3501,7 +3547,21 @@
         <w:rPr>
           <w:rFonts w:ascii="Calibri" w:hAnsi="Calibri" w:cs="Calibri"/>
         </w:rPr>
-        <w:t>hkan sebuah parameter bisa dibuatkan jadi fungsi tersendiri di dalam fungsi lohh!!!. Penjelasan kode:</w:t>
+        <w:t xml:space="preserve">hkan sebuah parameter bisa dibuatkan jadi fungsi tersendiri di dalam fungsi </w:t>
+      </w:r>
+      <w:proofErr w:type="gramStart"/>
+      <w:r>
+        <w:rPr>
+          <w:rFonts w:ascii="Calibri" w:hAnsi="Calibri" w:cs="Calibri"/>
+        </w:rPr>
+        <w:t>lohh!!!.</w:t>
+      </w:r>
+      <w:proofErr w:type="gramEnd"/>
+      <w:r>
+        <w:rPr>
+          <w:rFonts w:ascii="Calibri" w:hAnsi="Calibri" w:cs="Calibri"/>
+        </w:rPr>
+        <w:t xml:space="preserve"> Penjelasan kode:</w:t>
       </w:r>
     </w:p>
     <w:p>
@@ -3543,15 +3603,39 @@
         <w:rPr>
           <w:rFonts w:ascii="Calibri" w:hAnsi="Calibri" w:cs="Calibri"/>
         </w:rPr>
-        <w:t xml:space="preserve">Pada hitung, terdapat operasi (bisa memasukan fungsi kali) dengan no a dan no b. Ini akan mengembalikan dari operasi(a,b). Misal kali </w:t>
-      </w:r>
+        <w:t>Pada hitung, terdapat operasi (bisa memasukan fungsi kali) dengan no a dan no b. Ini akan mengembalikan dari operasi(</w:t>
+      </w:r>
+      <w:proofErr w:type="gramStart"/>
+      <w:r>
+        <w:rPr>
+          <w:rFonts w:ascii="Calibri" w:hAnsi="Calibri" w:cs="Calibri"/>
+        </w:rPr>
+        <w:t>a,b</w:t>
+      </w:r>
+      <w:proofErr w:type="gramEnd"/>
+      <w:r>
+        <w:rPr>
+          <w:rFonts w:ascii="Calibri" w:hAnsi="Calibri" w:cs="Calibri"/>
+        </w:rPr>
+        <w:t xml:space="preserve">). Misal kali </w:t>
+      </w:r>
+      <w:proofErr w:type="gramStart"/>
       <w:r>
         <w:rPr>
           <w:rFonts w:ascii="Calibri" w:hAnsi="Calibri" w:cs="Calibri"/>
           <w:b/>
           <w:bCs/>
         </w:rPr>
-        <w:t>kali(a, b) akan mengembalikan a *b</w:t>
+        <w:t>kali(</w:t>
+      </w:r>
+      <w:proofErr w:type="gramEnd"/>
+      <w:r>
+        <w:rPr>
+          <w:rFonts w:ascii="Calibri" w:hAnsi="Calibri" w:cs="Calibri"/>
+          <w:b/>
+          <w:bCs/>
+        </w:rPr>
+        <w:t>a, b) akan mengembalikan a *b</w:t>
       </w:r>
       <w:r>
         <w:rPr>
@@ -3578,7 +3662,21 @@
         <w:rPr>
           <w:rFonts w:ascii="Calibri" w:hAnsi="Calibri" w:cs="Calibri"/>
         </w:rPr>
-        <w:t>Pemangilan hitung(kali, 2,4).</w:t>
+        <w:t xml:space="preserve">Pemangilan </w:t>
+      </w:r>
+      <w:proofErr w:type="gramStart"/>
+      <w:r>
+        <w:rPr>
+          <w:rFonts w:ascii="Calibri" w:hAnsi="Calibri" w:cs="Calibri"/>
+        </w:rPr>
+        <w:t>hitung(</w:t>
+      </w:r>
+      <w:proofErr w:type="gramEnd"/>
+      <w:r>
+        <w:rPr>
+          <w:rFonts w:ascii="Calibri" w:hAnsi="Calibri" w:cs="Calibri"/>
+        </w:rPr>
+        <w:t>kali, 2,4).</w:t>
       </w:r>
     </w:p>
     <w:p>
@@ -4241,6 +4339,7 @@
         </w:rPr>
         <w:t xml:space="preserve"> </w:t>
       </w:r>
+      <w:proofErr w:type="gramStart"/>
       <w:r>
         <w:rPr>
           <w:rFonts w:ascii="Consolas" w:eastAsia="Times New Roman" w:hAnsi="Consolas" w:cs="Times New Roman"/>
@@ -4265,6 +4364,7 @@
         </w:rPr>
         <w:t>(</w:t>
       </w:r>
+      <w:proofErr w:type="gramEnd"/>
       <w:r>
         <w:rPr>
           <w:rFonts w:ascii="Consolas" w:eastAsia="Times New Roman" w:hAnsi="Consolas" w:cs="Times New Roman"/>
@@ -5255,7 +5355,20 @@
           <w:lang w:eastAsia="en-ID"/>
           <w14:ligatures w14:val="none"/>
         </w:rPr>
-        <w:t xml:space="preserve"> { </w:t>
+        <w:t xml:space="preserve"> </w:t>
+      </w:r>
+      <w:proofErr w:type="gramStart"/>
+      <w:r>
+        <w:rPr>
+          <w:rFonts w:ascii="Consolas" w:eastAsia="Times New Roman" w:hAnsi="Consolas" w:cs="Times New Roman"/>
+          <w:color w:val="CCCCCC"/>
+          <w:kern w:val="0"/>
+          <w:sz w:val="21"/>
+          <w:szCs w:val="21"/>
+          <w:lang w:eastAsia="en-ID"/>
+          <w14:ligatures w14:val="none"/>
+        </w:rPr>
+        <w:t xml:space="preserve">{ </w:t>
       </w:r>
       <w:r>
         <w:rPr>
@@ -5269,6 +5382,7 @@
         </w:rPr>
         <w:t>nama</w:t>
       </w:r>
+      <w:proofErr w:type="gramEnd"/>
       <w:r>
         <w:rPr>
           <w:rFonts w:ascii="Consolas" w:eastAsia="Times New Roman" w:hAnsi="Consolas" w:cs="Times New Roman"/>
@@ -5368,6 +5482,7 @@
           <w14:ligatures w14:val="none"/>
         </w:rPr>
       </w:pPr>
+      <w:proofErr w:type="gramStart"/>
       <w:r>
         <w:rPr>
           <w:rFonts w:ascii="Consolas" w:eastAsia="Times New Roman" w:hAnsi="Consolas" w:cs="Times New Roman"/>
@@ -5416,6 +5531,7 @@
         </w:rPr>
         <w:t>(</w:t>
       </w:r>
+      <w:proofErr w:type="gramEnd"/>
       <w:r>
         <w:rPr>
           <w:rFonts w:ascii="Consolas" w:eastAsia="Times New Roman" w:hAnsi="Consolas" w:cs="Times New Roman"/>
@@ -5477,8 +5593,16 @@
         <w:rPr>
           <w:rFonts w:ascii="Calibri" w:hAnsi="Calibri" w:cs="Calibri"/>
         </w:rPr>
-        <w:t>Jika kita ingin menampilkan banyak key value maka kita harus menggunakan object destruckturing agar lebih ringkas dan efisien. Jika di konversi ke metode biasa, object destructring akan menjadi :</w:t>
-      </w:r>
+        <w:t xml:space="preserve">Jika kita ingin menampilkan banyak key value maka kita harus menggunakan object destruckturing agar lebih ringkas dan efisien. Jika di konversi ke metode biasa, object destructring akan </w:t>
+      </w:r>
+      <w:proofErr w:type="gramStart"/>
+      <w:r>
+        <w:rPr>
+          <w:rFonts w:ascii="Calibri" w:hAnsi="Calibri" w:cs="Calibri"/>
+        </w:rPr>
+        <w:t>menjadi :</w:t>
+      </w:r>
+      <w:proofErr w:type="gramEnd"/>
     </w:p>
     <w:p>
       <w:pPr>
@@ -5488,12 +5612,14 @@
           <w:rFonts w:ascii="Calibri" w:hAnsi="Calibri" w:cs="Calibri"/>
         </w:rPr>
       </w:pPr>
+      <w:proofErr w:type="gramStart"/>
       <w:r>
         <w:rPr>
           <w:rFonts w:ascii="Calibri" w:hAnsi="Calibri" w:cs="Calibri"/>
         </w:rPr>
         <w:t>user.nama</w:t>
       </w:r>
+      <w:proofErr w:type="gramEnd"/>
     </w:p>
     <w:p>
       <w:pPr>
@@ -5858,6 +5984,7 @@
           <w14:ligatures w14:val="none"/>
         </w:rPr>
       </w:pPr>
+      <w:proofErr w:type="gramStart"/>
       <w:r>
         <w:rPr>
           <w:rFonts w:ascii="Consolas" w:eastAsia="Times New Roman" w:hAnsi="Consolas" w:cs="Times New Roman"/>
@@ -5894,6 +6021,7 @@
         </w:rPr>
         <w:t>uang</w:t>
       </w:r>
+      <w:proofErr w:type="gramEnd"/>
       <w:r>
         <w:rPr>
           <w:rFonts w:ascii="Consolas" w:eastAsia="Times New Roman" w:hAnsi="Consolas" w:cs="Times New Roman"/>
@@ -6017,6 +6145,7 @@
         </w:rPr>
         <w:t>(</w:t>
       </w:r>
+      <w:proofErr w:type="gramStart"/>
       <w:r>
         <w:rPr>
           <w:rFonts w:ascii="Consolas" w:eastAsia="Times New Roman" w:hAnsi="Consolas" w:cs="Times New Roman"/>
@@ -6053,6 +6182,7 @@
         </w:rPr>
         <w:t>uang</w:t>
       </w:r>
+      <w:proofErr w:type="gramEnd"/>
       <w:r>
         <w:rPr>
           <w:rFonts w:ascii="Consolas" w:eastAsia="Times New Roman" w:hAnsi="Consolas" w:cs="Times New Roman"/>
@@ -6540,6 +6670,7 @@
         </w:rPr>
         <w:t xml:space="preserve"> </w:t>
       </w:r>
+      <w:proofErr w:type="gramStart"/>
       <w:r>
         <w:rPr>
           <w:rFonts w:ascii="Consolas" w:eastAsia="Times New Roman" w:hAnsi="Consolas" w:cs="Times New Roman"/>
@@ -6564,6 +6695,7 @@
         </w:rPr>
         <w:t>(</w:t>
       </w:r>
+      <w:proofErr w:type="gramEnd"/>
       <w:r>
         <w:rPr>
           <w:rFonts w:ascii="Consolas" w:eastAsia="Times New Roman" w:hAnsi="Consolas" w:cs="Times New Roman"/>
@@ -6986,7 +7118,21 @@
         <w:rPr>
           <w:rFonts w:ascii="Calibri" w:hAnsi="Calibri" w:cs="Calibri"/>
         </w:rPr>
-        <w:t>Array literal,cukup simple dengan membuat suatu variabel di ikuti dengan kurung kotak untuk menandakan bahwa nilai variabel tersebut adalah array.</w:t>
+        <w:t xml:space="preserve">Array </w:t>
+      </w:r>
+      <w:proofErr w:type="gramStart"/>
+      <w:r>
+        <w:rPr>
+          <w:rFonts w:ascii="Calibri" w:hAnsi="Calibri" w:cs="Calibri"/>
+        </w:rPr>
+        <w:t>literal,cukup</w:t>
+      </w:r>
+      <w:proofErr w:type="gramEnd"/>
+      <w:r>
+        <w:rPr>
+          <w:rFonts w:ascii="Calibri" w:hAnsi="Calibri" w:cs="Calibri"/>
+        </w:rPr>
+        <w:t xml:space="preserve"> simple dengan membuat suatu variabel di ikuti dengan kurung kotak untuk menandakan bahwa nilai variabel tersebut adalah array.</w:t>
       </w:r>
     </w:p>
     <w:p>
@@ -7240,6 +7386,7 @@
         </w:rPr>
         <w:t>(</w:t>
       </w:r>
+      <w:proofErr w:type="gramStart"/>
       <w:r>
         <w:rPr>
           <w:rFonts w:ascii="Consolas" w:eastAsia="Times New Roman" w:hAnsi="Consolas" w:cs="Times New Roman"/>
@@ -7264,6 +7411,7 @@
         </w:rPr>
         <w:t>[</w:t>
       </w:r>
+      <w:proofErr w:type="gramEnd"/>
       <w:r>
         <w:rPr>
           <w:rFonts w:ascii="Consolas" w:eastAsia="Times New Roman" w:hAnsi="Consolas" w:cs="Times New Roman"/>
@@ -7309,34 +7457,58 @@
           <w:b/>
           <w:bCs/>
         </w:rPr>
-        <w:t>index itu di mulai dari mana?</w:t>
-      </w:r>
-      <w:r>
-        <w:rPr>
-          <w:rFonts w:ascii="Calibri" w:hAnsi="Calibri" w:cs="Calibri"/>
-        </w:rPr>
-        <w:t xml:space="preserve">. Jadi index itu di mulai dari angka 0 bukan 1. Contoh di atas yang termasuk index ke 0 adalah </w:t>
-      </w:r>
+        <w:t xml:space="preserve">index itu di mulai dari </w:t>
+      </w:r>
+      <w:proofErr w:type="gramStart"/>
       <w:r>
         <w:rPr>
           <w:rFonts w:ascii="Calibri" w:hAnsi="Calibri" w:cs="Calibri"/>
           <w:b/>
           <w:bCs/>
         </w:rPr>
-        <w:t xml:space="preserve">42 </w:t>
-      </w:r>
-      <w:r>
-        <w:rPr>
-          <w:rFonts w:ascii="Calibri" w:hAnsi="Calibri" w:cs="Calibri"/>
-        </w:rPr>
-        <w:t xml:space="preserve">. Jadi untuk menamplikan suatu nilai array kita tulis dengan nama var array di ikuti dengan kurung kotak dengan index. Jadi output kode diatas adalah </w:t>
-      </w:r>
+        <w:t>mana?</w:t>
+      </w:r>
+      <w:r>
+        <w:rPr>
+          <w:rFonts w:ascii="Calibri" w:hAnsi="Calibri" w:cs="Calibri"/>
+        </w:rPr>
+        <w:t>.</w:t>
+      </w:r>
+      <w:proofErr w:type="gramEnd"/>
+      <w:r>
+        <w:rPr>
+          <w:rFonts w:ascii="Calibri" w:hAnsi="Calibri" w:cs="Calibri"/>
+        </w:rPr>
+        <w:t xml:space="preserve"> Jadi index itu di mulai dari angka 0 bukan 1. Contoh di atas yang termasuk index ke 0 adalah </w:t>
+      </w:r>
+      <w:proofErr w:type="gramStart"/>
       <w:r>
         <w:rPr>
           <w:rFonts w:ascii="Calibri" w:hAnsi="Calibri" w:cs="Calibri"/>
           <w:b/>
           <w:bCs/>
         </w:rPr>
+        <w:t xml:space="preserve">42 </w:t>
+      </w:r>
+      <w:r>
+        <w:rPr>
+          <w:rFonts w:ascii="Calibri" w:hAnsi="Calibri" w:cs="Calibri"/>
+        </w:rPr>
+        <w:t>.</w:t>
+      </w:r>
+      <w:proofErr w:type="gramEnd"/>
+      <w:r>
+        <w:rPr>
+          <w:rFonts w:ascii="Calibri" w:hAnsi="Calibri" w:cs="Calibri"/>
+        </w:rPr>
+        <w:t xml:space="preserve"> Jadi untuk menamplikan suatu nilai array kita tulis dengan nama var array di ikuti dengan kurung kotak dengan index. Jadi output kode diatas adalah </w:t>
+      </w:r>
+      <w:r>
+        <w:rPr>
+          <w:rFonts w:ascii="Calibri" w:hAnsi="Calibri" w:cs="Calibri"/>
+          <w:b/>
+          <w:bCs/>
+        </w:rPr>
         <w:t>55</w:t>
       </w:r>
       <w:r>
@@ -7595,6 +7767,7 @@
           <w14:ligatures w14:val="none"/>
         </w:rPr>
       </w:pPr>
+      <w:proofErr w:type="gramStart"/>
       <w:r>
         <w:rPr>
           <w:rFonts w:ascii="Consolas" w:eastAsia="Times New Roman" w:hAnsi="Consolas" w:cs="Times New Roman"/>
@@ -7619,6 +7792,7 @@
         </w:rPr>
         <w:t>[</w:t>
       </w:r>
+      <w:proofErr w:type="gramEnd"/>
       <w:r>
         <w:rPr>
           <w:rFonts w:ascii="Consolas" w:eastAsia="Times New Roman" w:hAnsi="Consolas" w:cs="Times New Roman"/>
@@ -8043,6 +8217,7 @@
           <w14:ligatures w14:val="none"/>
         </w:rPr>
       </w:pPr>
+      <w:proofErr w:type="gramStart"/>
       <w:r>
         <w:rPr>
           <w:rFonts w:ascii="Consolas" w:eastAsia="Times New Roman" w:hAnsi="Consolas" w:cs="Times New Roman"/>
@@ -8079,6 +8254,7 @@
         </w:rPr>
         <w:t>push</w:t>
       </w:r>
+      <w:proofErr w:type="gramEnd"/>
       <w:r>
         <w:rPr>
           <w:rFonts w:ascii="Consolas" w:eastAsia="Times New Roman" w:hAnsi="Consolas" w:cs="Times New Roman"/>
@@ -8404,6 +8580,7 @@
         </w:rPr>
         <w:t xml:space="preserve"> </w:t>
       </w:r>
+      <w:proofErr w:type="gramStart"/>
       <w:r>
         <w:rPr>
           <w:rFonts w:ascii="Consolas" w:eastAsia="Times New Roman" w:hAnsi="Consolas" w:cs="Times New Roman"/>
@@ -8428,6 +8605,7 @@
         </w:rPr>
         <w:t>[</w:t>
       </w:r>
+      <w:proofErr w:type="gramEnd"/>
       <w:r>
         <w:rPr>
           <w:rFonts w:ascii="Consolas" w:eastAsia="Times New Roman" w:hAnsi="Consolas" w:cs="Times New Roman"/>
@@ -8570,8 +8748,16 @@
         <w:rPr>
           <w:rFonts w:ascii="Calibri" w:hAnsi="Calibri" w:cs="Calibri"/>
         </w:rPr>
-        <w:t>splice yang akan di jelaskan sebagai berikut :</w:t>
-      </w:r>
+        <w:t xml:space="preserve">splice yang akan di jelaskan sebagai </w:t>
+      </w:r>
+      <w:proofErr w:type="gramStart"/>
+      <w:r>
+        <w:rPr>
+          <w:rFonts w:ascii="Calibri" w:hAnsi="Calibri" w:cs="Calibri"/>
+        </w:rPr>
+        <w:t>berikut :</w:t>
+      </w:r>
+      <w:proofErr w:type="gramEnd"/>
     </w:p>
     <w:p>
       <w:pPr>
@@ -8746,6 +8932,7 @@
           <w14:ligatures w14:val="none"/>
         </w:rPr>
       </w:pPr>
+      <w:proofErr w:type="gramStart"/>
       <w:r>
         <w:rPr>
           <w:rFonts w:ascii="Consolas" w:eastAsia="Times New Roman" w:hAnsi="Consolas" w:cs="Times New Roman"/>
@@ -8782,6 +8969,7 @@
         </w:rPr>
         <w:t>splice</w:t>
       </w:r>
+      <w:proofErr w:type="gramEnd"/>
       <w:r>
         <w:rPr>
           <w:rFonts w:ascii="Consolas" w:eastAsia="Times New Roman" w:hAnsi="Consolas" w:cs="Times New Roman"/>
@@ -8936,22 +9124,7428 @@
         <w:jc w:val="both"/>
         <w:rPr>
           <w:rFonts w:ascii="Calibri" w:hAnsi="Calibri" w:cs="Calibri"/>
-        </w:rPr>
-      </w:pPr>
-      <w:r>
-        <w:rPr>
-          <w:rFonts w:ascii="Calibri" w:hAnsi="Calibri" w:cs="Calibri"/>
-        </w:rPr>
-        <w:t>Pada kode slice terdapat 2 parameter yakni index keberapa yang akan di hapus dan berakhir berapa jumlah index selanjutnya di hapus (</w:t>
-      </w:r>
-      <w:r>
-        <w:rPr>
-          <w:rFonts w:ascii="Calibri" w:hAnsi="Calibri" w:cs="Calibri"/>
           <w:b/>
           <w:bCs/>
         </w:rPr>
+      </w:pPr>
+      <w:r>
+        <w:rPr>
+          <w:rFonts w:ascii="Calibri" w:hAnsi="Calibri" w:cs="Calibri"/>
+        </w:rPr>
+        <w:t>Pada kode slice terdapat 2 parameter yakni index keberapa yang akan di hapus dan berakhir berapa jumlah index selanjutnya di hapus (</w:t>
+      </w:r>
+      <w:r>
+        <w:rPr>
+          <w:rFonts w:ascii="Calibri" w:hAnsi="Calibri" w:cs="Calibri"/>
+          <w:b/>
+          <w:bCs/>
+        </w:rPr>
         <w:t xml:space="preserve">termasuk index di parameter pertama) </w:t>
       </w:r>
+    </w:p>
+    <w:p>
+      <w:pPr>
+        <w:spacing w:after="0"/>
+        <w:jc w:val="both"/>
+        <w:rPr>
+          <w:rFonts w:ascii="Calibri" w:hAnsi="Calibri" w:cs="Calibri"/>
+          <w:b/>
+          <w:bCs/>
+        </w:rPr>
+      </w:pPr>
+    </w:p>
+    <w:p>
+      <w:pPr>
+        <w:spacing w:after="0"/>
+        <w:jc w:val="both"/>
+        <w:rPr>
+          <w:rFonts w:ascii="Calibri" w:hAnsi="Calibri" w:cs="Calibri"/>
+          <w:b/>
+          <w:bCs/>
+        </w:rPr>
+      </w:pPr>
+      <w:r>
+        <w:rPr>
+          <w:rFonts w:ascii="Calibri" w:hAnsi="Calibri" w:cs="Calibri"/>
+          <w:b/>
+          <w:bCs/>
+        </w:rPr>
+        <w:t>Map</w:t>
+      </w:r>
+    </w:p>
+    <w:p>
+      <w:pPr>
+        <w:shd w:val="clear" w:color="auto" w:fill="1F1F1F"/>
+        <w:spacing w:line="285" w:lineRule="atLeast"/>
+        <w:rPr>
+          <w:rFonts w:ascii="Consolas" w:eastAsia="Times New Roman" w:hAnsi="Consolas" w:cs="Times New Roman"/>
+          <w:color w:val="CCCCCC"/>
+          <w:kern w:val="0"/>
+          <w:sz w:val="21"/>
+          <w:szCs w:val="21"/>
+          <w:lang w:eastAsia="en-ID"/>
+          <w14:ligatures w14:val="none"/>
+        </w:rPr>
+      </w:pPr>
+      <w:r>
+        <w:rPr>
+          <w:rFonts w:ascii="Calibri" w:hAnsi="Calibri" w:cs="Calibri"/>
+        </w:rPr>
+        <w:t xml:space="preserve">Pembuatan map itu mirip dengan array dan objek </w:t>
+      </w:r>
+      <w:r>
+        <w:rPr>
+          <w:rFonts w:ascii="Consolas" w:eastAsia="Times New Roman" w:hAnsi="Consolas" w:cs="Times New Roman"/>
+          <w:color w:val="6A9955"/>
+          <w:kern w:val="0"/>
+          <w:sz w:val="21"/>
+          <w:szCs w:val="21"/>
+          <w:lang w:eastAsia="en-ID"/>
+          <w14:ligatures w14:val="none"/>
+        </w:rPr>
+        <w:t>// Membuat map</w:t>
+      </w:r>
+    </w:p>
+    <w:p>
+      <w:pPr>
+        <w:shd w:val="clear" w:color="auto" w:fill="1F1F1F"/>
+        <w:spacing w:after="0" w:line="285" w:lineRule="atLeast"/>
+        <w:rPr>
+          <w:rFonts w:ascii="Consolas" w:eastAsia="Times New Roman" w:hAnsi="Consolas" w:cs="Times New Roman"/>
+          <w:color w:val="CCCCCC"/>
+          <w:kern w:val="0"/>
+          <w:sz w:val="21"/>
+          <w:szCs w:val="21"/>
+          <w:lang w:eastAsia="en-ID"/>
+          <w14:ligatures w14:val="none"/>
+        </w:rPr>
+      </w:pPr>
+      <w:r>
+        <w:rPr>
+          <w:rFonts w:ascii="Consolas" w:eastAsia="Times New Roman" w:hAnsi="Consolas" w:cs="Times New Roman"/>
+          <w:color w:val="569CD6"/>
+          <w:kern w:val="0"/>
+          <w:sz w:val="21"/>
+          <w:szCs w:val="21"/>
+          <w:lang w:eastAsia="en-ID"/>
+          <w14:ligatures w14:val="none"/>
+        </w:rPr>
+        <w:t>const</w:t>
+      </w:r>
+      <w:r>
+        <w:rPr>
+          <w:rFonts w:ascii="Consolas" w:eastAsia="Times New Roman" w:hAnsi="Consolas" w:cs="Times New Roman"/>
+          <w:color w:val="CCCCCC"/>
+          <w:kern w:val="0"/>
+          <w:sz w:val="21"/>
+          <w:szCs w:val="21"/>
+          <w:lang w:eastAsia="en-ID"/>
+          <w14:ligatures w14:val="none"/>
+        </w:rPr>
+        <w:t xml:space="preserve"> </w:t>
+      </w:r>
+      <w:r>
+        <w:rPr>
+          <w:rFonts w:ascii="Consolas" w:eastAsia="Times New Roman" w:hAnsi="Consolas" w:cs="Times New Roman"/>
+          <w:color w:val="4FC1FF"/>
+          <w:kern w:val="0"/>
+          <w:sz w:val="21"/>
+          <w:szCs w:val="21"/>
+          <w:lang w:eastAsia="en-ID"/>
+          <w14:ligatures w14:val="none"/>
+        </w:rPr>
+        <w:t>produkMap</w:t>
+      </w:r>
+      <w:r>
+        <w:rPr>
+          <w:rFonts w:ascii="Consolas" w:eastAsia="Times New Roman" w:hAnsi="Consolas" w:cs="Times New Roman"/>
+          <w:color w:val="CCCCCC"/>
+          <w:kern w:val="0"/>
+          <w:sz w:val="21"/>
+          <w:szCs w:val="21"/>
+          <w:lang w:eastAsia="en-ID"/>
+          <w14:ligatures w14:val="none"/>
+        </w:rPr>
+        <w:t xml:space="preserve"> </w:t>
+      </w:r>
+      <w:r>
+        <w:rPr>
+          <w:rFonts w:ascii="Consolas" w:eastAsia="Times New Roman" w:hAnsi="Consolas" w:cs="Times New Roman"/>
+          <w:color w:val="D4D4D4"/>
+          <w:kern w:val="0"/>
+          <w:sz w:val="21"/>
+          <w:szCs w:val="21"/>
+          <w:lang w:eastAsia="en-ID"/>
+          <w14:ligatures w14:val="none"/>
+        </w:rPr>
+        <w:t>=</w:t>
+      </w:r>
+      <w:r>
+        <w:rPr>
+          <w:rFonts w:ascii="Consolas" w:eastAsia="Times New Roman" w:hAnsi="Consolas" w:cs="Times New Roman"/>
+          <w:color w:val="CCCCCC"/>
+          <w:kern w:val="0"/>
+          <w:sz w:val="21"/>
+          <w:szCs w:val="21"/>
+          <w:lang w:eastAsia="en-ID"/>
+          <w14:ligatures w14:val="none"/>
+        </w:rPr>
+        <w:t xml:space="preserve"> </w:t>
+      </w:r>
+      <w:r>
+        <w:rPr>
+          <w:rFonts w:ascii="Consolas" w:eastAsia="Times New Roman" w:hAnsi="Consolas" w:cs="Times New Roman"/>
+          <w:color w:val="569CD6"/>
+          <w:kern w:val="0"/>
+          <w:sz w:val="21"/>
+          <w:szCs w:val="21"/>
+          <w:lang w:eastAsia="en-ID"/>
+          <w14:ligatures w14:val="none"/>
+        </w:rPr>
+        <w:t>new</w:t>
+      </w:r>
+      <w:r>
+        <w:rPr>
+          <w:rFonts w:ascii="Consolas" w:eastAsia="Times New Roman" w:hAnsi="Consolas" w:cs="Times New Roman"/>
+          <w:color w:val="CCCCCC"/>
+          <w:kern w:val="0"/>
+          <w:sz w:val="21"/>
+          <w:szCs w:val="21"/>
+          <w:lang w:eastAsia="en-ID"/>
+          <w14:ligatures w14:val="none"/>
+        </w:rPr>
+        <w:t xml:space="preserve"> </w:t>
+      </w:r>
+      <w:proofErr w:type="gramStart"/>
+      <w:r>
+        <w:rPr>
+          <w:rFonts w:ascii="Consolas" w:eastAsia="Times New Roman" w:hAnsi="Consolas" w:cs="Times New Roman"/>
+          <w:color w:val="4EC9B0"/>
+          <w:kern w:val="0"/>
+          <w:sz w:val="21"/>
+          <w:szCs w:val="21"/>
+          <w:lang w:eastAsia="en-ID"/>
+          <w14:ligatures w14:val="none"/>
+        </w:rPr>
+        <w:t>Map</w:t>
+      </w:r>
+      <w:r>
+        <w:rPr>
+          <w:rFonts w:ascii="Consolas" w:eastAsia="Times New Roman" w:hAnsi="Consolas" w:cs="Times New Roman"/>
+          <w:color w:val="CCCCCC"/>
+          <w:kern w:val="0"/>
+          <w:sz w:val="21"/>
+          <w:szCs w:val="21"/>
+          <w:lang w:eastAsia="en-ID"/>
+          <w14:ligatures w14:val="none"/>
+        </w:rPr>
+        <w:t>(</w:t>
+      </w:r>
+      <w:proofErr w:type="gramEnd"/>
+      <w:r>
+        <w:rPr>
+          <w:rFonts w:ascii="Consolas" w:eastAsia="Times New Roman" w:hAnsi="Consolas" w:cs="Times New Roman"/>
+          <w:color w:val="CCCCCC"/>
+          <w:kern w:val="0"/>
+          <w:sz w:val="21"/>
+          <w:szCs w:val="21"/>
+          <w:lang w:eastAsia="en-ID"/>
+          <w14:ligatures w14:val="none"/>
+        </w:rPr>
+        <w:t>[</w:t>
+      </w:r>
+    </w:p>
+    <w:p>
+      <w:pPr>
+        <w:shd w:val="clear" w:color="auto" w:fill="1F1F1F"/>
+        <w:spacing w:after="0" w:line="285" w:lineRule="atLeast"/>
+        <w:rPr>
+          <w:rFonts w:ascii="Consolas" w:eastAsia="Times New Roman" w:hAnsi="Consolas" w:cs="Times New Roman"/>
+          <w:color w:val="CCCCCC"/>
+          <w:kern w:val="0"/>
+          <w:sz w:val="21"/>
+          <w:szCs w:val="21"/>
+          <w:lang w:eastAsia="en-ID"/>
+          <w14:ligatures w14:val="none"/>
+        </w:rPr>
+      </w:pPr>
+      <w:r>
+        <w:rPr>
+          <w:rFonts w:ascii="Consolas" w:eastAsia="Times New Roman" w:hAnsi="Consolas" w:cs="Times New Roman"/>
+          <w:color w:val="CCCCCC"/>
+          <w:kern w:val="0"/>
+          <w:sz w:val="21"/>
+          <w:szCs w:val="21"/>
+          <w:lang w:eastAsia="en-ID"/>
+          <w14:ligatures w14:val="none"/>
+        </w:rPr>
+        <w:t>  [</w:t>
+      </w:r>
+      <w:r>
+        <w:rPr>
+          <w:rFonts w:ascii="Consolas" w:eastAsia="Times New Roman" w:hAnsi="Consolas" w:cs="Times New Roman"/>
+          <w:color w:val="CE9178"/>
+          <w:kern w:val="0"/>
+          <w:sz w:val="21"/>
+          <w:szCs w:val="21"/>
+          <w:lang w:eastAsia="en-ID"/>
+          <w14:ligatures w14:val="none"/>
+        </w:rPr>
+        <w:t>"sepatu"</w:t>
+      </w:r>
+      <w:r>
+        <w:rPr>
+          <w:rFonts w:ascii="Consolas" w:eastAsia="Times New Roman" w:hAnsi="Consolas" w:cs="Times New Roman"/>
+          <w:color w:val="CCCCCC"/>
+          <w:kern w:val="0"/>
+          <w:sz w:val="21"/>
+          <w:szCs w:val="21"/>
+          <w:lang w:eastAsia="en-ID"/>
+          <w14:ligatures w14:val="none"/>
+        </w:rPr>
+        <w:t xml:space="preserve">, </w:t>
+      </w:r>
+      <w:r>
+        <w:rPr>
+          <w:rFonts w:ascii="Consolas" w:eastAsia="Times New Roman" w:hAnsi="Consolas" w:cs="Times New Roman"/>
+          <w:color w:val="B5CEA8"/>
+          <w:kern w:val="0"/>
+          <w:sz w:val="21"/>
+          <w:szCs w:val="21"/>
+          <w:lang w:eastAsia="en-ID"/>
+          <w14:ligatures w14:val="none"/>
+        </w:rPr>
+        <w:t>500</w:t>
+      </w:r>
+      <w:r>
+        <w:rPr>
+          <w:rFonts w:ascii="Consolas" w:eastAsia="Times New Roman" w:hAnsi="Consolas" w:cs="Times New Roman"/>
+          <w:color w:val="CCCCCC"/>
+          <w:kern w:val="0"/>
+          <w:sz w:val="21"/>
+          <w:szCs w:val="21"/>
+          <w:lang w:eastAsia="en-ID"/>
+          <w14:ligatures w14:val="none"/>
+        </w:rPr>
+        <w:t>],</w:t>
+      </w:r>
+    </w:p>
+    <w:p>
+      <w:pPr>
+        <w:shd w:val="clear" w:color="auto" w:fill="1F1F1F"/>
+        <w:spacing w:after="0" w:line="285" w:lineRule="atLeast"/>
+        <w:rPr>
+          <w:rFonts w:ascii="Consolas" w:eastAsia="Times New Roman" w:hAnsi="Consolas" w:cs="Times New Roman"/>
+          <w:color w:val="CCCCCC"/>
+          <w:kern w:val="0"/>
+          <w:sz w:val="21"/>
+          <w:szCs w:val="21"/>
+          <w:lang w:eastAsia="en-ID"/>
+          <w14:ligatures w14:val="none"/>
+        </w:rPr>
+      </w:pPr>
+      <w:r>
+        <w:rPr>
+          <w:rFonts w:ascii="Consolas" w:eastAsia="Times New Roman" w:hAnsi="Consolas" w:cs="Times New Roman"/>
+          <w:color w:val="CCCCCC"/>
+          <w:kern w:val="0"/>
+          <w:sz w:val="21"/>
+          <w:szCs w:val="21"/>
+          <w:lang w:eastAsia="en-ID"/>
+          <w14:ligatures w14:val="none"/>
+        </w:rPr>
+        <w:t>  [</w:t>
+      </w:r>
+      <w:r>
+        <w:rPr>
+          <w:rFonts w:ascii="Consolas" w:eastAsia="Times New Roman" w:hAnsi="Consolas" w:cs="Times New Roman"/>
+          <w:color w:val="CE9178"/>
+          <w:kern w:val="0"/>
+          <w:sz w:val="21"/>
+          <w:szCs w:val="21"/>
+          <w:lang w:eastAsia="en-ID"/>
+          <w14:ligatures w14:val="none"/>
+        </w:rPr>
+        <w:t>"baju"</w:t>
+      </w:r>
+      <w:r>
+        <w:rPr>
+          <w:rFonts w:ascii="Consolas" w:eastAsia="Times New Roman" w:hAnsi="Consolas" w:cs="Times New Roman"/>
+          <w:color w:val="CCCCCC"/>
+          <w:kern w:val="0"/>
+          <w:sz w:val="21"/>
+          <w:szCs w:val="21"/>
+          <w:lang w:eastAsia="en-ID"/>
+          <w14:ligatures w14:val="none"/>
+        </w:rPr>
+        <w:t xml:space="preserve">, </w:t>
+      </w:r>
+      <w:r>
+        <w:rPr>
+          <w:rFonts w:ascii="Consolas" w:eastAsia="Times New Roman" w:hAnsi="Consolas" w:cs="Times New Roman"/>
+          <w:color w:val="B5CEA8"/>
+          <w:kern w:val="0"/>
+          <w:sz w:val="21"/>
+          <w:szCs w:val="21"/>
+          <w:lang w:eastAsia="en-ID"/>
+          <w14:ligatures w14:val="none"/>
+        </w:rPr>
+        <w:t>300</w:t>
+      </w:r>
+      <w:r>
+        <w:rPr>
+          <w:rFonts w:ascii="Consolas" w:eastAsia="Times New Roman" w:hAnsi="Consolas" w:cs="Times New Roman"/>
+          <w:color w:val="CCCCCC"/>
+          <w:kern w:val="0"/>
+          <w:sz w:val="21"/>
+          <w:szCs w:val="21"/>
+          <w:lang w:eastAsia="en-ID"/>
+          <w14:ligatures w14:val="none"/>
+        </w:rPr>
+        <w:t>],</w:t>
+      </w:r>
+    </w:p>
+    <w:p>
+      <w:pPr>
+        <w:shd w:val="clear" w:color="auto" w:fill="1F1F1F"/>
+        <w:spacing w:after="0" w:line="285" w:lineRule="atLeast"/>
+        <w:rPr>
+          <w:rFonts w:ascii="Consolas" w:eastAsia="Times New Roman" w:hAnsi="Consolas" w:cs="Times New Roman"/>
+          <w:color w:val="CCCCCC"/>
+          <w:kern w:val="0"/>
+          <w:sz w:val="21"/>
+          <w:szCs w:val="21"/>
+          <w:lang w:eastAsia="en-ID"/>
+          <w14:ligatures w14:val="none"/>
+        </w:rPr>
+      </w:pPr>
+      <w:r>
+        <w:rPr>
+          <w:rFonts w:ascii="Consolas" w:eastAsia="Times New Roman" w:hAnsi="Consolas" w:cs="Times New Roman"/>
+          <w:color w:val="CCCCCC"/>
+          <w:kern w:val="0"/>
+          <w:sz w:val="21"/>
+          <w:szCs w:val="21"/>
+          <w:lang w:eastAsia="en-ID"/>
+          <w14:ligatures w14:val="none"/>
+        </w:rPr>
+        <w:lastRenderedPageBreak/>
+        <w:t>  [</w:t>
+      </w:r>
+      <w:r>
+        <w:rPr>
+          <w:rFonts w:ascii="Consolas" w:eastAsia="Times New Roman" w:hAnsi="Consolas" w:cs="Times New Roman"/>
+          <w:color w:val="CE9178"/>
+          <w:kern w:val="0"/>
+          <w:sz w:val="21"/>
+          <w:szCs w:val="21"/>
+          <w:lang w:eastAsia="en-ID"/>
+          <w14:ligatures w14:val="none"/>
+        </w:rPr>
+        <w:t>"celana"</w:t>
+      </w:r>
+      <w:r>
+        <w:rPr>
+          <w:rFonts w:ascii="Consolas" w:eastAsia="Times New Roman" w:hAnsi="Consolas" w:cs="Times New Roman"/>
+          <w:color w:val="CCCCCC"/>
+          <w:kern w:val="0"/>
+          <w:sz w:val="21"/>
+          <w:szCs w:val="21"/>
+          <w:lang w:eastAsia="en-ID"/>
+          <w14:ligatures w14:val="none"/>
+        </w:rPr>
+        <w:t xml:space="preserve">, </w:t>
+      </w:r>
+      <w:r>
+        <w:rPr>
+          <w:rFonts w:ascii="Consolas" w:eastAsia="Times New Roman" w:hAnsi="Consolas" w:cs="Times New Roman"/>
+          <w:color w:val="B5CEA8"/>
+          <w:kern w:val="0"/>
+          <w:sz w:val="21"/>
+          <w:szCs w:val="21"/>
+          <w:lang w:eastAsia="en-ID"/>
+          <w14:ligatures w14:val="none"/>
+        </w:rPr>
+        <w:t>250</w:t>
+      </w:r>
+      <w:r>
+        <w:rPr>
+          <w:rFonts w:ascii="Consolas" w:eastAsia="Times New Roman" w:hAnsi="Consolas" w:cs="Times New Roman"/>
+          <w:color w:val="CCCCCC"/>
+          <w:kern w:val="0"/>
+          <w:sz w:val="21"/>
+          <w:szCs w:val="21"/>
+          <w:lang w:eastAsia="en-ID"/>
+          <w14:ligatures w14:val="none"/>
+        </w:rPr>
+        <w:t>],</w:t>
+      </w:r>
+    </w:p>
+    <w:p>
+      <w:pPr>
+        <w:shd w:val="clear" w:color="auto" w:fill="1F1F1F"/>
+        <w:spacing w:after="0" w:line="285" w:lineRule="atLeast"/>
+        <w:rPr>
+          <w:rFonts w:ascii="Consolas" w:eastAsia="Times New Roman" w:hAnsi="Consolas" w:cs="Times New Roman"/>
+          <w:color w:val="CCCCCC"/>
+          <w:kern w:val="0"/>
+          <w:sz w:val="21"/>
+          <w:szCs w:val="21"/>
+          <w:lang w:eastAsia="en-ID"/>
+          <w14:ligatures w14:val="none"/>
+        </w:rPr>
+      </w:pPr>
+      <w:r>
+        <w:rPr>
+          <w:rFonts w:ascii="Consolas" w:eastAsia="Times New Roman" w:hAnsi="Consolas" w:cs="Times New Roman"/>
+          <w:color w:val="CCCCCC"/>
+          <w:kern w:val="0"/>
+          <w:sz w:val="21"/>
+          <w:szCs w:val="21"/>
+          <w:lang w:eastAsia="en-ID"/>
+          <w14:ligatures w14:val="none"/>
+        </w:rPr>
+        <w:t>]);</w:t>
+      </w:r>
+    </w:p>
+    <w:p>
+      <w:pPr>
+        <w:shd w:val="clear" w:color="auto" w:fill="1F1F1F"/>
+        <w:spacing w:after="0" w:line="285" w:lineRule="atLeast"/>
+        <w:rPr>
+          <w:rFonts w:ascii="Consolas" w:eastAsia="Times New Roman" w:hAnsi="Consolas" w:cs="Times New Roman"/>
+          <w:color w:val="CCCCCC"/>
+          <w:kern w:val="0"/>
+          <w:sz w:val="21"/>
+          <w:szCs w:val="21"/>
+          <w:lang w:eastAsia="en-ID"/>
+          <w14:ligatures w14:val="none"/>
+        </w:rPr>
+      </w:pPr>
+      <w:r>
+        <w:rPr>
+          <w:rFonts w:ascii="Consolas" w:eastAsia="Times New Roman" w:hAnsi="Consolas" w:cs="Times New Roman"/>
+          <w:color w:val="9CDCFE"/>
+          <w:kern w:val="0"/>
+          <w:sz w:val="21"/>
+          <w:szCs w:val="21"/>
+          <w:lang w:eastAsia="en-ID"/>
+          <w14:ligatures w14:val="none"/>
+        </w:rPr>
+        <w:t>console</w:t>
+      </w:r>
+      <w:r>
+        <w:rPr>
+          <w:rFonts w:ascii="Consolas" w:eastAsia="Times New Roman" w:hAnsi="Consolas" w:cs="Times New Roman"/>
+          <w:color w:val="CCCCCC"/>
+          <w:kern w:val="0"/>
+          <w:sz w:val="21"/>
+          <w:szCs w:val="21"/>
+          <w:lang w:eastAsia="en-ID"/>
+          <w14:ligatures w14:val="none"/>
+        </w:rPr>
+        <w:t>.</w:t>
+      </w:r>
+      <w:r>
+        <w:rPr>
+          <w:rFonts w:ascii="Consolas" w:eastAsia="Times New Roman" w:hAnsi="Consolas" w:cs="Times New Roman"/>
+          <w:color w:val="DCDCAA"/>
+          <w:kern w:val="0"/>
+          <w:sz w:val="21"/>
+          <w:szCs w:val="21"/>
+          <w:lang w:eastAsia="en-ID"/>
+          <w14:ligatures w14:val="none"/>
+        </w:rPr>
+        <w:t>log</w:t>
+      </w:r>
+      <w:r>
+        <w:rPr>
+          <w:rFonts w:ascii="Consolas" w:eastAsia="Times New Roman" w:hAnsi="Consolas" w:cs="Times New Roman"/>
+          <w:color w:val="CCCCCC"/>
+          <w:kern w:val="0"/>
+          <w:sz w:val="21"/>
+          <w:szCs w:val="21"/>
+          <w:lang w:eastAsia="en-ID"/>
+          <w14:ligatures w14:val="none"/>
+        </w:rPr>
+        <w:t>(</w:t>
+      </w:r>
+      <w:r>
+        <w:rPr>
+          <w:rFonts w:ascii="Consolas" w:eastAsia="Times New Roman" w:hAnsi="Consolas" w:cs="Times New Roman"/>
+          <w:color w:val="4FC1FF"/>
+          <w:kern w:val="0"/>
+          <w:sz w:val="21"/>
+          <w:szCs w:val="21"/>
+          <w:lang w:eastAsia="en-ID"/>
+          <w14:ligatures w14:val="none"/>
+        </w:rPr>
+        <w:t>produkMap</w:t>
+      </w:r>
+      <w:r>
+        <w:rPr>
+          <w:rFonts w:ascii="Consolas" w:eastAsia="Times New Roman" w:hAnsi="Consolas" w:cs="Times New Roman"/>
+          <w:color w:val="CCCCCC"/>
+          <w:kern w:val="0"/>
+          <w:sz w:val="21"/>
+          <w:szCs w:val="21"/>
+          <w:lang w:eastAsia="en-ID"/>
+          <w14:ligatures w14:val="none"/>
+        </w:rPr>
+        <w:t>);</w:t>
+      </w:r>
+    </w:p>
+    <w:p>
+      <w:pPr>
+        <w:shd w:val="clear" w:color="auto" w:fill="1F1F1F"/>
+        <w:spacing w:after="0" w:line="285" w:lineRule="atLeast"/>
+        <w:rPr>
+          <w:rFonts w:ascii="Consolas" w:eastAsia="Times New Roman" w:hAnsi="Consolas" w:cs="Times New Roman"/>
+          <w:color w:val="CCCCCC"/>
+          <w:kern w:val="0"/>
+          <w:sz w:val="21"/>
+          <w:szCs w:val="21"/>
+          <w:lang w:eastAsia="en-ID"/>
+          <w14:ligatures w14:val="none"/>
+        </w:rPr>
+      </w:pPr>
+    </w:p>
+    <w:p>
+      <w:pPr>
+        <w:shd w:val="clear" w:color="auto" w:fill="1F1F1F"/>
+        <w:spacing w:after="0" w:line="285" w:lineRule="atLeast"/>
+        <w:rPr>
+          <w:rFonts w:ascii="Consolas" w:eastAsia="Times New Roman" w:hAnsi="Consolas" w:cs="Times New Roman"/>
+          <w:color w:val="CCCCCC"/>
+          <w:kern w:val="0"/>
+          <w:sz w:val="21"/>
+          <w:szCs w:val="21"/>
+          <w:lang w:eastAsia="en-ID"/>
+          <w14:ligatures w14:val="none"/>
+        </w:rPr>
+      </w:pPr>
+      <w:r>
+        <w:rPr>
+          <w:rFonts w:ascii="Consolas" w:eastAsia="Times New Roman" w:hAnsi="Consolas" w:cs="Times New Roman"/>
+          <w:color w:val="6A9955"/>
+          <w:kern w:val="0"/>
+          <w:sz w:val="21"/>
+          <w:szCs w:val="21"/>
+          <w:lang w:eastAsia="en-ID"/>
+          <w14:ligatures w14:val="none"/>
+        </w:rPr>
+        <w:t>// Menambahkan value</w:t>
+      </w:r>
+    </w:p>
+    <w:p>
+      <w:pPr>
+        <w:shd w:val="clear" w:color="auto" w:fill="1F1F1F"/>
+        <w:spacing w:after="0" w:line="285" w:lineRule="atLeast"/>
+        <w:rPr>
+          <w:rFonts w:ascii="Consolas" w:eastAsia="Times New Roman" w:hAnsi="Consolas" w:cs="Times New Roman"/>
+          <w:color w:val="CCCCCC"/>
+          <w:kern w:val="0"/>
+          <w:sz w:val="21"/>
+          <w:szCs w:val="21"/>
+          <w:lang w:eastAsia="en-ID"/>
+          <w14:ligatures w14:val="none"/>
+        </w:rPr>
+      </w:pPr>
+      <w:proofErr w:type="gramStart"/>
+      <w:r>
+        <w:rPr>
+          <w:rFonts w:ascii="Consolas" w:eastAsia="Times New Roman" w:hAnsi="Consolas" w:cs="Times New Roman"/>
+          <w:color w:val="4FC1FF"/>
+          <w:kern w:val="0"/>
+          <w:sz w:val="21"/>
+          <w:szCs w:val="21"/>
+          <w:lang w:eastAsia="en-ID"/>
+          <w14:ligatures w14:val="none"/>
+        </w:rPr>
+        <w:t>produkMap</w:t>
+      </w:r>
+      <w:r>
+        <w:rPr>
+          <w:rFonts w:ascii="Consolas" w:eastAsia="Times New Roman" w:hAnsi="Consolas" w:cs="Times New Roman"/>
+          <w:color w:val="CCCCCC"/>
+          <w:kern w:val="0"/>
+          <w:sz w:val="21"/>
+          <w:szCs w:val="21"/>
+          <w:lang w:eastAsia="en-ID"/>
+          <w14:ligatures w14:val="none"/>
+        </w:rPr>
+        <w:t>.</w:t>
+      </w:r>
+      <w:r>
+        <w:rPr>
+          <w:rFonts w:ascii="Consolas" w:eastAsia="Times New Roman" w:hAnsi="Consolas" w:cs="Times New Roman"/>
+          <w:color w:val="DCDCAA"/>
+          <w:kern w:val="0"/>
+          <w:sz w:val="21"/>
+          <w:szCs w:val="21"/>
+          <w:lang w:eastAsia="en-ID"/>
+          <w14:ligatures w14:val="none"/>
+        </w:rPr>
+        <w:t>set</w:t>
+      </w:r>
+      <w:r>
+        <w:rPr>
+          <w:rFonts w:ascii="Consolas" w:eastAsia="Times New Roman" w:hAnsi="Consolas" w:cs="Times New Roman"/>
+          <w:color w:val="CCCCCC"/>
+          <w:kern w:val="0"/>
+          <w:sz w:val="21"/>
+          <w:szCs w:val="21"/>
+          <w:lang w:eastAsia="en-ID"/>
+          <w14:ligatures w14:val="none"/>
+        </w:rPr>
+        <w:t>(</w:t>
+      </w:r>
+      <w:proofErr w:type="gramEnd"/>
+      <w:r>
+        <w:rPr>
+          <w:rFonts w:ascii="Consolas" w:eastAsia="Times New Roman" w:hAnsi="Consolas" w:cs="Times New Roman"/>
+          <w:color w:val="CE9178"/>
+          <w:kern w:val="0"/>
+          <w:sz w:val="21"/>
+          <w:szCs w:val="21"/>
+          <w:lang w:eastAsia="en-ID"/>
+          <w14:ligatures w14:val="none"/>
+        </w:rPr>
+        <w:t>"jeans"</w:t>
+      </w:r>
+      <w:r>
+        <w:rPr>
+          <w:rFonts w:ascii="Consolas" w:eastAsia="Times New Roman" w:hAnsi="Consolas" w:cs="Times New Roman"/>
+          <w:color w:val="CCCCCC"/>
+          <w:kern w:val="0"/>
+          <w:sz w:val="21"/>
+          <w:szCs w:val="21"/>
+          <w:lang w:eastAsia="en-ID"/>
+          <w14:ligatures w14:val="none"/>
+        </w:rPr>
+        <w:t xml:space="preserve">, </w:t>
+      </w:r>
+      <w:r>
+        <w:rPr>
+          <w:rFonts w:ascii="Consolas" w:eastAsia="Times New Roman" w:hAnsi="Consolas" w:cs="Times New Roman"/>
+          <w:color w:val="B5CEA8"/>
+          <w:kern w:val="0"/>
+          <w:sz w:val="21"/>
+          <w:szCs w:val="21"/>
+          <w:lang w:eastAsia="en-ID"/>
+          <w14:ligatures w14:val="none"/>
+        </w:rPr>
+        <w:t>200</w:t>
+      </w:r>
+      <w:r>
+        <w:rPr>
+          <w:rFonts w:ascii="Consolas" w:eastAsia="Times New Roman" w:hAnsi="Consolas" w:cs="Times New Roman"/>
+          <w:color w:val="CCCCCC"/>
+          <w:kern w:val="0"/>
+          <w:sz w:val="21"/>
+          <w:szCs w:val="21"/>
+          <w:lang w:eastAsia="en-ID"/>
+          <w14:ligatures w14:val="none"/>
+        </w:rPr>
+        <w:t>);</w:t>
+      </w:r>
+    </w:p>
+    <w:p>
+      <w:pPr>
+        <w:shd w:val="clear" w:color="auto" w:fill="1F1F1F"/>
+        <w:spacing w:after="0" w:line="285" w:lineRule="atLeast"/>
+        <w:rPr>
+          <w:rFonts w:ascii="Consolas" w:eastAsia="Times New Roman" w:hAnsi="Consolas" w:cs="Times New Roman"/>
+          <w:color w:val="CCCCCC"/>
+          <w:kern w:val="0"/>
+          <w:sz w:val="21"/>
+          <w:szCs w:val="21"/>
+          <w:lang w:eastAsia="en-ID"/>
+          <w14:ligatures w14:val="none"/>
+        </w:rPr>
+      </w:pPr>
+      <w:r>
+        <w:rPr>
+          <w:rFonts w:ascii="Consolas" w:eastAsia="Times New Roman" w:hAnsi="Consolas" w:cs="Times New Roman"/>
+          <w:color w:val="9CDCFE"/>
+          <w:kern w:val="0"/>
+          <w:sz w:val="21"/>
+          <w:szCs w:val="21"/>
+          <w:lang w:eastAsia="en-ID"/>
+          <w14:ligatures w14:val="none"/>
+        </w:rPr>
+        <w:t>console</w:t>
+      </w:r>
+      <w:r>
+        <w:rPr>
+          <w:rFonts w:ascii="Consolas" w:eastAsia="Times New Roman" w:hAnsi="Consolas" w:cs="Times New Roman"/>
+          <w:color w:val="CCCCCC"/>
+          <w:kern w:val="0"/>
+          <w:sz w:val="21"/>
+          <w:szCs w:val="21"/>
+          <w:lang w:eastAsia="en-ID"/>
+          <w14:ligatures w14:val="none"/>
+        </w:rPr>
+        <w:t>.</w:t>
+      </w:r>
+      <w:r>
+        <w:rPr>
+          <w:rFonts w:ascii="Consolas" w:eastAsia="Times New Roman" w:hAnsi="Consolas" w:cs="Times New Roman"/>
+          <w:color w:val="DCDCAA"/>
+          <w:kern w:val="0"/>
+          <w:sz w:val="21"/>
+          <w:szCs w:val="21"/>
+          <w:lang w:eastAsia="en-ID"/>
+          <w14:ligatures w14:val="none"/>
+        </w:rPr>
+        <w:t>log</w:t>
+      </w:r>
+      <w:r>
+        <w:rPr>
+          <w:rFonts w:ascii="Consolas" w:eastAsia="Times New Roman" w:hAnsi="Consolas" w:cs="Times New Roman"/>
+          <w:color w:val="CCCCCC"/>
+          <w:kern w:val="0"/>
+          <w:sz w:val="21"/>
+          <w:szCs w:val="21"/>
+          <w:lang w:eastAsia="en-ID"/>
+          <w14:ligatures w14:val="none"/>
+        </w:rPr>
+        <w:t>(</w:t>
+      </w:r>
+      <w:r>
+        <w:rPr>
+          <w:rFonts w:ascii="Consolas" w:eastAsia="Times New Roman" w:hAnsi="Consolas" w:cs="Times New Roman"/>
+          <w:color w:val="4FC1FF"/>
+          <w:kern w:val="0"/>
+          <w:sz w:val="21"/>
+          <w:szCs w:val="21"/>
+          <w:lang w:eastAsia="en-ID"/>
+          <w14:ligatures w14:val="none"/>
+        </w:rPr>
+        <w:t>produkMap</w:t>
+      </w:r>
+      <w:r>
+        <w:rPr>
+          <w:rFonts w:ascii="Consolas" w:eastAsia="Times New Roman" w:hAnsi="Consolas" w:cs="Times New Roman"/>
+          <w:color w:val="CCCCCC"/>
+          <w:kern w:val="0"/>
+          <w:sz w:val="21"/>
+          <w:szCs w:val="21"/>
+          <w:lang w:eastAsia="en-ID"/>
+          <w14:ligatures w14:val="none"/>
+        </w:rPr>
+        <w:t>);</w:t>
+      </w:r>
+    </w:p>
+    <w:p>
+      <w:pPr>
+        <w:shd w:val="clear" w:color="auto" w:fill="1F1F1F"/>
+        <w:spacing w:after="0" w:line="285" w:lineRule="atLeast"/>
+        <w:rPr>
+          <w:rFonts w:ascii="Consolas" w:eastAsia="Times New Roman" w:hAnsi="Consolas" w:cs="Times New Roman"/>
+          <w:color w:val="CCCCCC"/>
+          <w:kern w:val="0"/>
+          <w:sz w:val="21"/>
+          <w:szCs w:val="21"/>
+          <w:lang w:eastAsia="en-ID"/>
+          <w14:ligatures w14:val="none"/>
+        </w:rPr>
+      </w:pPr>
+    </w:p>
+    <w:p>
+      <w:pPr>
+        <w:shd w:val="clear" w:color="auto" w:fill="1F1F1F"/>
+        <w:spacing w:after="0" w:line="285" w:lineRule="atLeast"/>
+        <w:rPr>
+          <w:rFonts w:ascii="Consolas" w:eastAsia="Times New Roman" w:hAnsi="Consolas" w:cs="Times New Roman"/>
+          <w:color w:val="CCCCCC"/>
+          <w:kern w:val="0"/>
+          <w:sz w:val="21"/>
+          <w:szCs w:val="21"/>
+          <w:lang w:eastAsia="en-ID"/>
+          <w14:ligatures w14:val="none"/>
+        </w:rPr>
+      </w:pPr>
+      <w:r>
+        <w:rPr>
+          <w:rFonts w:ascii="Consolas" w:eastAsia="Times New Roman" w:hAnsi="Consolas" w:cs="Times New Roman"/>
+          <w:color w:val="6A9955"/>
+          <w:kern w:val="0"/>
+          <w:sz w:val="21"/>
+          <w:szCs w:val="21"/>
+          <w:lang w:eastAsia="en-ID"/>
+          <w14:ligatures w14:val="none"/>
+        </w:rPr>
+        <w:t>// Mengakses nilai tertentu</w:t>
+      </w:r>
+    </w:p>
+    <w:p>
+      <w:pPr>
+        <w:shd w:val="clear" w:color="auto" w:fill="1F1F1F"/>
+        <w:spacing w:after="0" w:line="285" w:lineRule="atLeast"/>
+        <w:rPr>
+          <w:rFonts w:ascii="Consolas" w:eastAsia="Times New Roman" w:hAnsi="Consolas" w:cs="Times New Roman"/>
+          <w:color w:val="CCCCCC"/>
+          <w:kern w:val="0"/>
+          <w:sz w:val="21"/>
+          <w:szCs w:val="21"/>
+          <w:lang w:eastAsia="en-ID"/>
+          <w14:ligatures w14:val="none"/>
+        </w:rPr>
+      </w:pPr>
+      <w:r>
+        <w:rPr>
+          <w:rFonts w:ascii="Consolas" w:eastAsia="Times New Roman" w:hAnsi="Consolas" w:cs="Times New Roman"/>
+          <w:color w:val="9CDCFE"/>
+          <w:kern w:val="0"/>
+          <w:sz w:val="21"/>
+          <w:szCs w:val="21"/>
+          <w:lang w:eastAsia="en-ID"/>
+          <w14:ligatures w14:val="none"/>
+        </w:rPr>
+        <w:t>console</w:t>
+      </w:r>
+      <w:r>
+        <w:rPr>
+          <w:rFonts w:ascii="Consolas" w:eastAsia="Times New Roman" w:hAnsi="Consolas" w:cs="Times New Roman"/>
+          <w:color w:val="CCCCCC"/>
+          <w:kern w:val="0"/>
+          <w:sz w:val="21"/>
+          <w:szCs w:val="21"/>
+          <w:lang w:eastAsia="en-ID"/>
+          <w14:ligatures w14:val="none"/>
+        </w:rPr>
+        <w:t>.</w:t>
+      </w:r>
+      <w:r>
+        <w:rPr>
+          <w:rFonts w:ascii="Consolas" w:eastAsia="Times New Roman" w:hAnsi="Consolas" w:cs="Times New Roman"/>
+          <w:color w:val="DCDCAA"/>
+          <w:kern w:val="0"/>
+          <w:sz w:val="21"/>
+          <w:szCs w:val="21"/>
+          <w:lang w:eastAsia="en-ID"/>
+          <w14:ligatures w14:val="none"/>
+        </w:rPr>
+        <w:t>log</w:t>
+      </w:r>
+      <w:r>
+        <w:rPr>
+          <w:rFonts w:ascii="Consolas" w:eastAsia="Times New Roman" w:hAnsi="Consolas" w:cs="Times New Roman"/>
+          <w:color w:val="CCCCCC"/>
+          <w:kern w:val="0"/>
+          <w:sz w:val="21"/>
+          <w:szCs w:val="21"/>
+          <w:lang w:eastAsia="en-ID"/>
+          <w14:ligatures w14:val="none"/>
+        </w:rPr>
+        <w:t>(</w:t>
+      </w:r>
+      <w:r>
+        <w:rPr>
+          <w:rFonts w:ascii="Consolas" w:eastAsia="Times New Roman" w:hAnsi="Consolas" w:cs="Times New Roman"/>
+          <w:color w:val="4FC1FF"/>
+          <w:kern w:val="0"/>
+          <w:sz w:val="21"/>
+          <w:szCs w:val="21"/>
+          <w:lang w:eastAsia="en-ID"/>
+          <w14:ligatures w14:val="none"/>
+        </w:rPr>
+        <w:t>produkMap</w:t>
+      </w:r>
+      <w:r>
+        <w:rPr>
+          <w:rFonts w:ascii="Consolas" w:eastAsia="Times New Roman" w:hAnsi="Consolas" w:cs="Times New Roman"/>
+          <w:color w:val="CCCCCC"/>
+          <w:kern w:val="0"/>
+          <w:sz w:val="21"/>
+          <w:szCs w:val="21"/>
+          <w:lang w:eastAsia="en-ID"/>
+          <w14:ligatures w14:val="none"/>
+        </w:rPr>
+        <w:t>.</w:t>
+      </w:r>
+      <w:r>
+        <w:rPr>
+          <w:rFonts w:ascii="Consolas" w:eastAsia="Times New Roman" w:hAnsi="Consolas" w:cs="Times New Roman"/>
+          <w:color w:val="DCDCAA"/>
+          <w:kern w:val="0"/>
+          <w:sz w:val="21"/>
+          <w:szCs w:val="21"/>
+          <w:lang w:eastAsia="en-ID"/>
+          <w14:ligatures w14:val="none"/>
+        </w:rPr>
+        <w:t>get</w:t>
+      </w:r>
+      <w:r>
+        <w:rPr>
+          <w:rFonts w:ascii="Consolas" w:eastAsia="Times New Roman" w:hAnsi="Consolas" w:cs="Times New Roman"/>
+          <w:color w:val="CCCCCC"/>
+          <w:kern w:val="0"/>
+          <w:sz w:val="21"/>
+          <w:szCs w:val="21"/>
+          <w:lang w:eastAsia="en-ID"/>
+          <w14:ligatures w14:val="none"/>
+        </w:rPr>
+        <w:t>(</w:t>
+      </w:r>
+      <w:r>
+        <w:rPr>
+          <w:rFonts w:ascii="Consolas" w:eastAsia="Times New Roman" w:hAnsi="Consolas" w:cs="Times New Roman"/>
+          <w:color w:val="CE9178"/>
+          <w:kern w:val="0"/>
+          <w:sz w:val="21"/>
+          <w:szCs w:val="21"/>
+          <w:lang w:eastAsia="en-ID"/>
+          <w14:ligatures w14:val="none"/>
+        </w:rPr>
+        <w:t>"sepatu"</w:t>
+      </w:r>
+      <w:r>
+        <w:rPr>
+          <w:rFonts w:ascii="Consolas" w:eastAsia="Times New Roman" w:hAnsi="Consolas" w:cs="Times New Roman"/>
+          <w:color w:val="CCCCCC"/>
+          <w:kern w:val="0"/>
+          <w:sz w:val="21"/>
+          <w:szCs w:val="21"/>
+          <w:lang w:eastAsia="en-ID"/>
+          <w14:ligatures w14:val="none"/>
+        </w:rPr>
+        <w:t>));</w:t>
+      </w:r>
+    </w:p>
+    <w:p>
+      <w:pPr>
+        <w:shd w:val="clear" w:color="auto" w:fill="1F1F1F"/>
+        <w:spacing w:after="0" w:line="285" w:lineRule="atLeast"/>
+        <w:rPr>
+          <w:rFonts w:ascii="Consolas" w:eastAsia="Times New Roman" w:hAnsi="Consolas" w:cs="Times New Roman"/>
+          <w:color w:val="CCCCCC"/>
+          <w:kern w:val="0"/>
+          <w:sz w:val="21"/>
+          <w:szCs w:val="21"/>
+          <w:lang w:eastAsia="en-ID"/>
+          <w14:ligatures w14:val="none"/>
+        </w:rPr>
+      </w:pPr>
+    </w:p>
+    <w:p>
+      <w:pPr>
+        <w:shd w:val="clear" w:color="auto" w:fill="1F1F1F"/>
+        <w:spacing w:after="0" w:line="285" w:lineRule="atLeast"/>
+        <w:rPr>
+          <w:rFonts w:ascii="Consolas" w:eastAsia="Times New Roman" w:hAnsi="Consolas" w:cs="Times New Roman"/>
+          <w:color w:val="CCCCCC"/>
+          <w:kern w:val="0"/>
+          <w:sz w:val="21"/>
+          <w:szCs w:val="21"/>
+          <w:lang w:eastAsia="en-ID"/>
+          <w14:ligatures w14:val="none"/>
+        </w:rPr>
+      </w:pPr>
+      <w:r>
+        <w:rPr>
+          <w:rFonts w:ascii="Consolas" w:eastAsia="Times New Roman" w:hAnsi="Consolas" w:cs="Times New Roman"/>
+          <w:color w:val="6A9955"/>
+          <w:kern w:val="0"/>
+          <w:sz w:val="21"/>
+          <w:szCs w:val="21"/>
+          <w:lang w:eastAsia="en-ID"/>
+          <w14:ligatures w14:val="none"/>
+        </w:rPr>
+        <w:t>// Mengahpus nilai key</w:t>
+      </w:r>
+    </w:p>
+    <w:p>
+      <w:pPr>
+        <w:shd w:val="clear" w:color="auto" w:fill="1F1F1F"/>
+        <w:spacing w:after="0" w:line="285" w:lineRule="atLeast"/>
+        <w:rPr>
+          <w:rFonts w:ascii="Consolas" w:eastAsia="Times New Roman" w:hAnsi="Consolas" w:cs="Times New Roman"/>
+          <w:color w:val="CCCCCC"/>
+          <w:kern w:val="0"/>
+          <w:sz w:val="21"/>
+          <w:szCs w:val="21"/>
+          <w:lang w:eastAsia="en-ID"/>
+          <w14:ligatures w14:val="none"/>
+        </w:rPr>
+      </w:pPr>
+      <w:r>
+        <w:rPr>
+          <w:rFonts w:ascii="Consolas" w:eastAsia="Times New Roman" w:hAnsi="Consolas" w:cs="Times New Roman"/>
+          <w:color w:val="4FC1FF"/>
+          <w:kern w:val="0"/>
+          <w:sz w:val="21"/>
+          <w:szCs w:val="21"/>
+          <w:lang w:eastAsia="en-ID"/>
+          <w14:ligatures w14:val="none"/>
+        </w:rPr>
+        <w:t>produkMap</w:t>
+      </w:r>
+      <w:r>
+        <w:rPr>
+          <w:rFonts w:ascii="Consolas" w:eastAsia="Times New Roman" w:hAnsi="Consolas" w:cs="Times New Roman"/>
+          <w:color w:val="CCCCCC"/>
+          <w:kern w:val="0"/>
+          <w:sz w:val="21"/>
+          <w:szCs w:val="21"/>
+          <w:lang w:eastAsia="en-ID"/>
+          <w14:ligatures w14:val="none"/>
+        </w:rPr>
+        <w:t>.</w:t>
+      </w:r>
+      <w:r>
+        <w:rPr>
+          <w:rFonts w:ascii="Consolas" w:eastAsia="Times New Roman" w:hAnsi="Consolas" w:cs="Times New Roman"/>
+          <w:color w:val="DCDCAA"/>
+          <w:kern w:val="0"/>
+          <w:sz w:val="21"/>
+          <w:szCs w:val="21"/>
+          <w:lang w:eastAsia="en-ID"/>
+          <w14:ligatures w14:val="none"/>
+        </w:rPr>
+        <w:t>delete</w:t>
+      </w:r>
+      <w:r>
+        <w:rPr>
+          <w:rFonts w:ascii="Consolas" w:eastAsia="Times New Roman" w:hAnsi="Consolas" w:cs="Times New Roman"/>
+          <w:color w:val="CCCCCC"/>
+          <w:kern w:val="0"/>
+          <w:sz w:val="21"/>
+          <w:szCs w:val="21"/>
+          <w:lang w:eastAsia="en-ID"/>
+          <w14:ligatures w14:val="none"/>
+        </w:rPr>
+        <w:t>(</w:t>
+      </w:r>
+      <w:r>
+        <w:rPr>
+          <w:rFonts w:ascii="Consolas" w:eastAsia="Times New Roman" w:hAnsi="Consolas" w:cs="Times New Roman"/>
+          <w:color w:val="CE9178"/>
+          <w:kern w:val="0"/>
+          <w:sz w:val="21"/>
+          <w:szCs w:val="21"/>
+          <w:lang w:eastAsia="en-ID"/>
+          <w14:ligatures w14:val="none"/>
+        </w:rPr>
+        <w:t>"celana"</w:t>
+      </w:r>
+      <w:r>
+        <w:rPr>
+          <w:rFonts w:ascii="Consolas" w:eastAsia="Times New Roman" w:hAnsi="Consolas" w:cs="Times New Roman"/>
+          <w:color w:val="CCCCCC"/>
+          <w:kern w:val="0"/>
+          <w:sz w:val="21"/>
+          <w:szCs w:val="21"/>
+          <w:lang w:eastAsia="en-ID"/>
+          <w14:ligatures w14:val="none"/>
+        </w:rPr>
+        <w:t>);</w:t>
+      </w:r>
+    </w:p>
+    <w:p>
+      <w:pPr>
+        <w:shd w:val="clear" w:color="auto" w:fill="1F1F1F"/>
+        <w:spacing w:after="0" w:line="285" w:lineRule="atLeast"/>
+        <w:rPr>
+          <w:rFonts w:ascii="Consolas" w:eastAsia="Times New Roman" w:hAnsi="Consolas" w:cs="Times New Roman"/>
+          <w:color w:val="CCCCCC"/>
+          <w:kern w:val="0"/>
+          <w:sz w:val="21"/>
+          <w:szCs w:val="21"/>
+          <w:lang w:eastAsia="en-ID"/>
+          <w14:ligatures w14:val="none"/>
+        </w:rPr>
+      </w:pPr>
+      <w:r>
+        <w:rPr>
+          <w:rFonts w:ascii="Consolas" w:eastAsia="Times New Roman" w:hAnsi="Consolas" w:cs="Times New Roman"/>
+          <w:color w:val="9CDCFE"/>
+          <w:kern w:val="0"/>
+          <w:sz w:val="21"/>
+          <w:szCs w:val="21"/>
+          <w:lang w:eastAsia="en-ID"/>
+          <w14:ligatures w14:val="none"/>
+        </w:rPr>
+        <w:t>console</w:t>
+      </w:r>
+      <w:r>
+        <w:rPr>
+          <w:rFonts w:ascii="Consolas" w:eastAsia="Times New Roman" w:hAnsi="Consolas" w:cs="Times New Roman"/>
+          <w:color w:val="CCCCCC"/>
+          <w:kern w:val="0"/>
+          <w:sz w:val="21"/>
+          <w:szCs w:val="21"/>
+          <w:lang w:eastAsia="en-ID"/>
+          <w14:ligatures w14:val="none"/>
+        </w:rPr>
+        <w:t>.</w:t>
+      </w:r>
+      <w:r>
+        <w:rPr>
+          <w:rFonts w:ascii="Consolas" w:eastAsia="Times New Roman" w:hAnsi="Consolas" w:cs="Times New Roman"/>
+          <w:color w:val="DCDCAA"/>
+          <w:kern w:val="0"/>
+          <w:sz w:val="21"/>
+          <w:szCs w:val="21"/>
+          <w:lang w:eastAsia="en-ID"/>
+          <w14:ligatures w14:val="none"/>
+        </w:rPr>
+        <w:t>log</w:t>
+      </w:r>
+      <w:r>
+        <w:rPr>
+          <w:rFonts w:ascii="Consolas" w:eastAsia="Times New Roman" w:hAnsi="Consolas" w:cs="Times New Roman"/>
+          <w:color w:val="CCCCCC"/>
+          <w:kern w:val="0"/>
+          <w:sz w:val="21"/>
+          <w:szCs w:val="21"/>
+          <w:lang w:eastAsia="en-ID"/>
+          <w14:ligatures w14:val="none"/>
+        </w:rPr>
+        <w:t>(</w:t>
+      </w:r>
+      <w:r>
+        <w:rPr>
+          <w:rFonts w:ascii="Consolas" w:eastAsia="Times New Roman" w:hAnsi="Consolas" w:cs="Times New Roman"/>
+          <w:color w:val="4FC1FF"/>
+          <w:kern w:val="0"/>
+          <w:sz w:val="21"/>
+          <w:szCs w:val="21"/>
+          <w:lang w:eastAsia="en-ID"/>
+          <w14:ligatures w14:val="none"/>
+        </w:rPr>
+        <w:t>produkMap</w:t>
+      </w:r>
+      <w:r>
+        <w:rPr>
+          <w:rFonts w:ascii="Consolas" w:eastAsia="Times New Roman" w:hAnsi="Consolas" w:cs="Times New Roman"/>
+          <w:color w:val="CCCCCC"/>
+          <w:kern w:val="0"/>
+          <w:sz w:val="21"/>
+          <w:szCs w:val="21"/>
+          <w:lang w:eastAsia="en-ID"/>
+          <w14:ligatures w14:val="none"/>
+        </w:rPr>
+        <w:t>);</w:t>
+      </w:r>
+    </w:p>
+    <w:p>
+      <w:pPr>
+        <w:spacing w:after="0"/>
+        <w:jc w:val="both"/>
+        <w:rPr>
+          <w:rFonts w:ascii="Calibri" w:hAnsi="Calibri" w:cs="Calibri"/>
+        </w:rPr>
+      </w:pPr>
+    </w:p>
+    <w:p>
+      <w:pPr>
+        <w:spacing w:after="0"/>
+        <w:jc w:val="both"/>
+        <w:rPr>
+          <w:rFonts w:ascii="Calibri" w:hAnsi="Calibri" w:cs="Calibri"/>
+          <w:b/>
+          <w:bCs/>
+        </w:rPr>
+      </w:pPr>
+      <w:r>
+        <w:rPr>
+          <w:rFonts w:ascii="Calibri" w:hAnsi="Calibri" w:cs="Calibri"/>
+          <w:b/>
+          <w:bCs/>
+        </w:rPr>
+        <w:t>Spread operator</w:t>
+      </w:r>
+    </w:p>
+    <w:p>
+      <w:pPr>
+        <w:spacing w:after="0"/>
+        <w:jc w:val="both"/>
+        <w:rPr>
+          <w:rFonts w:ascii="Calibri" w:hAnsi="Calibri" w:cs="Calibri"/>
+        </w:rPr>
+      </w:pPr>
+      <w:r>
+        <w:rPr>
+          <w:rFonts w:ascii="Calibri" w:hAnsi="Calibri" w:cs="Calibri"/>
+        </w:rPr>
+        <w:t xml:space="preserve">Spreead operator ditandakan dengan </w:t>
+      </w:r>
+      <w:proofErr w:type="gramStart"/>
+      <w:r>
+        <w:rPr>
+          <w:rFonts w:ascii="Calibri" w:hAnsi="Calibri" w:cs="Calibri"/>
+        </w:rPr>
+        <w:t>… ,</w:t>
+      </w:r>
+      <w:proofErr w:type="gramEnd"/>
+      <w:r>
+        <w:rPr>
+          <w:rFonts w:ascii="Calibri" w:hAnsi="Calibri" w:cs="Calibri"/>
+        </w:rPr>
+        <w:t xml:space="preserve"> sebagai contoh berikut:</w:t>
+      </w:r>
+    </w:p>
+    <w:p>
+      <w:pPr>
+        <w:shd w:val="clear" w:color="auto" w:fill="1F1F1F"/>
+        <w:spacing w:after="0" w:line="285" w:lineRule="atLeast"/>
+        <w:rPr>
+          <w:rFonts w:ascii="Consolas" w:eastAsia="Times New Roman" w:hAnsi="Consolas" w:cs="Times New Roman"/>
+          <w:color w:val="CCCCCC"/>
+          <w:kern w:val="0"/>
+          <w:sz w:val="21"/>
+          <w:szCs w:val="21"/>
+          <w:lang w:eastAsia="en-ID"/>
+          <w14:ligatures w14:val="none"/>
+        </w:rPr>
+      </w:pPr>
+      <w:r>
+        <w:rPr>
+          <w:rFonts w:ascii="Consolas" w:eastAsia="Times New Roman" w:hAnsi="Consolas" w:cs="Times New Roman"/>
+          <w:color w:val="6A9955"/>
+          <w:kern w:val="0"/>
+          <w:sz w:val="21"/>
+          <w:szCs w:val="21"/>
+          <w:lang w:eastAsia="en-ID"/>
+          <w14:ligatures w14:val="none"/>
+        </w:rPr>
+        <w:t>//Spread operator pada object</w:t>
+      </w:r>
+    </w:p>
+    <w:p>
+      <w:pPr>
+        <w:shd w:val="clear" w:color="auto" w:fill="1F1F1F"/>
+        <w:spacing w:after="0" w:line="285" w:lineRule="atLeast"/>
+        <w:rPr>
+          <w:rFonts w:ascii="Consolas" w:eastAsia="Times New Roman" w:hAnsi="Consolas" w:cs="Times New Roman"/>
+          <w:color w:val="CCCCCC"/>
+          <w:kern w:val="0"/>
+          <w:sz w:val="21"/>
+          <w:szCs w:val="21"/>
+          <w:lang w:eastAsia="en-ID"/>
+          <w14:ligatures w14:val="none"/>
+        </w:rPr>
+      </w:pPr>
+      <w:r>
+        <w:rPr>
+          <w:rFonts w:ascii="Consolas" w:eastAsia="Times New Roman" w:hAnsi="Consolas" w:cs="Times New Roman"/>
+          <w:color w:val="569CD6"/>
+          <w:kern w:val="0"/>
+          <w:sz w:val="21"/>
+          <w:szCs w:val="21"/>
+          <w:lang w:eastAsia="en-ID"/>
+          <w14:ligatures w14:val="none"/>
+        </w:rPr>
+        <w:t>const</w:t>
+      </w:r>
+      <w:r>
+        <w:rPr>
+          <w:rFonts w:ascii="Consolas" w:eastAsia="Times New Roman" w:hAnsi="Consolas" w:cs="Times New Roman"/>
+          <w:color w:val="CCCCCC"/>
+          <w:kern w:val="0"/>
+          <w:sz w:val="21"/>
+          <w:szCs w:val="21"/>
+          <w:lang w:eastAsia="en-ID"/>
+          <w14:ligatures w14:val="none"/>
+        </w:rPr>
+        <w:t xml:space="preserve"> </w:t>
+      </w:r>
+      <w:r>
+        <w:rPr>
+          <w:rFonts w:ascii="Consolas" w:eastAsia="Times New Roman" w:hAnsi="Consolas" w:cs="Times New Roman"/>
+          <w:color w:val="4FC1FF"/>
+          <w:kern w:val="0"/>
+          <w:sz w:val="21"/>
+          <w:szCs w:val="21"/>
+          <w:lang w:eastAsia="en-ID"/>
+          <w14:ligatures w14:val="none"/>
+        </w:rPr>
+        <w:t>obj1</w:t>
+      </w:r>
+      <w:r>
+        <w:rPr>
+          <w:rFonts w:ascii="Consolas" w:eastAsia="Times New Roman" w:hAnsi="Consolas" w:cs="Times New Roman"/>
+          <w:color w:val="CCCCCC"/>
+          <w:kern w:val="0"/>
+          <w:sz w:val="21"/>
+          <w:szCs w:val="21"/>
+          <w:lang w:eastAsia="en-ID"/>
+          <w14:ligatures w14:val="none"/>
+        </w:rPr>
+        <w:t xml:space="preserve"> </w:t>
+      </w:r>
+      <w:r>
+        <w:rPr>
+          <w:rFonts w:ascii="Consolas" w:eastAsia="Times New Roman" w:hAnsi="Consolas" w:cs="Times New Roman"/>
+          <w:color w:val="D4D4D4"/>
+          <w:kern w:val="0"/>
+          <w:sz w:val="21"/>
+          <w:szCs w:val="21"/>
+          <w:lang w:eastAsia="en-ID"/>
+          <w14:ligatures w14:val="none"/>
+        </w:rPr>
+        <w:t>=</w:t>
+      </w:r>
+      <w:r>
+        <w:rPr>
+          <w:rFonts w:ascii="Consolas" w:eastAsia="Times New Roman" w:hAnsi="Consolas" w:cs="Times New Roman"/>
+          <w:color w:val="CCCCCC"/>
+          <w:kern w:val="0"/>
+          <w:sz w:val="21"/>
+          <w:szCs w:val="21"/>
+          <w:lang w:eastAsia="en-ID"/>
+          <w14:ligatures w14:val="none"/>
+        </w:rPr>
+        <w:t xml:space="preserve"> </w:t>
+      </w:r>
+      <w:proofErr w:type="gramStart"/>
+      <w:r>
+        <w:rPr>
+          <w:rFonts w:ascii="Consolas" w:eastAsia="Times New Roman" w:hAnsi="Consolas" w:cs="Times New Roman"/>
+          <w:color w:val="CCCCCC"/>
+          <w:kern w:val="0"/>
+          <w:sz w:val="21"/>
+          <w:szCs w:val="21"/>
+          <w:lang w:eastAsia="en-ID"/>
+          <w14:ligatures w14:val="none"/>
+        </w:rPr>
+        <w:t xml:space="preserve">{ </w:t>
+      </w:r>
+      <w:r>
+        <w:rPr>
+          <w:rFonts w:ascii="Consolas" w:eastAsia="Times New Roman" w:hAnsi="Consolas" w:cs="Times New Roman"/>
+          <w:color w:val="9CDCFE"/>
+          <w:kern w:val="0"/>
+          <w:sz w:val="21"/>
+          <w:szCs w:val="21"/>
+          <w:lang w:eastAsia="en-ID"/>
+          <w14:ligatures w14:val="none"/>
+        </w:rPr>
+        <w:t>nama</w:t>
+      </w:r>
+      <w:proofErr w:type="gramEnd"/>
+      <w:r>
+        <w:rPr>
+          <w:rFonts w:ascii="Consolas" w:eastAsia="Times New Roman" w:hAnsi="Consolas" w:cs="Times New Roman"/>
+          <w:color w:val="9CDCFE"/>
+          <w:kern w:val="0"/>
+          <w:sz w:val="21"/>
+          <w:szCs w:val="21"/>
+          <w:lang w:eastAsia="en-ID"/>
+          <w14:ligatures w14:val="none"/>
+        </w:rPr>
+        <w:t>:</w:t>
+      </w:r>
+      <w:r>
+        <w:rPr>
+          <w:rFonts w:ascii="Consolas" w:eastAsia="Times New Roman" w:hAnsi="Consolas" w:cs="Times New Roman"/>
+          <w:color w:val="CCCCCC"/>
+          <w:kern w:val="0"/>
+          <w:sz w:val="21"/>
+          <w:szCs w:val="21"/>
+          <w:lang w:eastAsia="en-ID"/>
+          <w14:ligatures w14:val="none"/>
+        </w:rPr>
+        <w:t xml:space="preserve"> </w:t>
+      </w:r>
+      <w:r>
+        <w:rPr>
+          <w:rFonts w:ascii="Consolas" w:eastAsia="Times New Roman" w:hAnsi="Consolas" w:cs="Times New Roman"/>
+          <w:color w:val="CE9178"/>
+          <w:kern w:val="0"/>
+          <w:sz w:val="21"/>
+          <w:szCs w:val="21"/>
+          <w:lang w:eastAsia="en-ID"/>
+          <w14:ligatures w14:val="none"/>
+        </w:rPr>
+        <w:t>"Cok Vrinda"</w:t>
+      </w:r>
+      <w:r>
+        <w:rPr>
+          <w:rFonts w:ascii="Consolas" w:eastAsia="Times New Roman" w:hAnsi="Consolas" w:cs="Times New Roman"/>
+          <w:color w:val="CCCCCC"/>
+          <w:kern w:val="0"/>
+          <w:sz w:val="21"/>
+          <w:szCs w:val="21"/>
+          <w:lang w:eastAsia="en-ID"/>
+          <w14:ligatures w14:val="none"/>
+        </w:rPr>
+        <w:t xml:space="preserve"> };</w:t>
+      </w:r>
+    </w:p>
+    <w:p>
+      <w:pPr>
+        <w:shd w:val="clear" w:color="auto" w:fill="1F1F1F"/>
+        <w:spacing w:after="0" w:line="285" w:lineRule="atLeast"/>
+        <w:rPr>
+          <w:rFonts w:ascii="Consolas" w:eastAsia="Times New Roman" w:hAnsi="Consolas" w:cs="Times New Roman"/>
+          <w:color w:val="CCCCCC"/>
+          <w:kern w:val="0"/>
+          <w:sz w:val="21"/>
+          <w:szCs w:val="21"/>
+          <w:lang w:eastAsia="en-ID"/>
+          <w14:ligatures w14:val="none"/>
+        </w:rPr>
+      </w:pPr>
+      <w:r>
+        <w:rPr>
+          <w:rFonts w:ascii="Consolas" w:eastAsia="Times New Roman" w:hAnsi="Consolas" w:cs="Times New Roman"/>
+          <w:color w:val="569CD6"/>
+          <w:kern w:val="0"/>
+          <w:sz w:val="21"/>
+          <w:szCs w:val="21"/>
+          <w:lang w:eastAsia="en-ID"/>
+          <w14:ligatures w14:val="none"/>
+        </w:rPr>
+        <w:t>const</w:t>
+      </w:r>
+      <w:r>
+        <w:rPr>
+          <w:rFonts w:ascii="Consolas" w:eastAsia="Times New Roman" w:hAnsi="Consolas" w:cs="Times New Roman"/>
+          <w:color w:val="CCCCCC"/>
+          <w:kern w:val="0"/>
+          <w:sz w:val="21"/>
+          <w:szCs w:val="21"/>
+          <w:lang w:eastAsia="en-ID"/>
+          <w14:ligatures w14:val="none"/>
+        </w:rPr>
+        <w:t xml:space="preserve"> </w:t>
+      </w:r>
+      <w:r>
+        <w:rPr>
+          <w:rFonts w:ascii="Consolas" w:eastAsia="Times New Roman" w:hAnsi="Consolas" w:cs="Times New Roman"/>
+          <w:color w:val="4FC1FF"/>
+          <w:kern w:val="0"/>
+          <w:sz w:val="21"/>
+          <w:szCs w:val="21"/>
+          <w:lang w:eastAsia="en-ID"/>
+          <w14:ligatures w14:val="none"/>
+        </w:rPr>
+        <w:t>obj2</w:t>
+      </w:r>
+      <w:r>
+        <w:rPr>
+          <w:rFonts w:ascii="Consolas" w:eastAsia="Times New Roman" w:hAnsi="Consolas" w:cs="Times New Roman"/>
+          <w:color w:val="CCCCCC"/>
+          <w:kern w:val="0"/>
+          <w:sz w:val="21"/>
+          <w:szCs w:val="21"/>
+          <w:lang w:eastAsia="en-ID"/>
+          <w14:ligatures w14:val="none"/>
+        </w:rPr>
+        <w:t xml:space="preserve"> </w:t>
+      </w:r>
+      <w:r>
+        <w:rPr>
+          <w:rFonts w:ascii="Consolas" w:eastAsia="Times New Roman" w:hAnsi="Consolas" w:cs="Times New Roman"/>
+          <w:color w:val="D4D4D4"/>
+          <w:kern w:val="0"/>
+          <w:sz w:val="21"/>
+          <w:szCs w:val="21"/>
+          <w:lang w:eastAsia="en-ID"/>
+          <w14:ligatures w14:val="none"/>
+        </w:rPr>
+        <w:t>=</w:t>
+      </w:r>
+      <w:r>
+        <w:rPr>
+          <w:rFonts w:ascii="Consolas" w:eastAsia="Times New Roman" w:hAnsi="Consolas" w:cs="Times New Roman"/>
+          <w:color w:val="CCCCCC"/>
+          <w:kern w:val="0"/>
+          <w:sz w:val="21"/>
+          <w:szCs w:val="21"/>
+          <w:lang w:eastAsia="en-ID"/>
+          <w14:ligatures w14:val="none"/>
+        </w:rPr>
+        <w:t xml:space="preserve"> </w:t>
+      </w:r>
+      <w:proofErr w:type="gramStart"/>
+      <w:r>
+        <w:rPr>
+          <w:rFonts w:ascii="Consolas" w:eastAsia="Times New Roman" w:hAnsi="Consolas" w:cs="Times New Roman"/>
+          <w:color w:val="CCCCCC"/>
+          <w:kern w:val="0"/>
+          <w:sz w:val="21"/>
+          <w:szCs w:val="21"/>
+          <w:lang w:eastAsia="en-ID"/>
+          <w14:ligatures w14:val="none"/>
+        </w:rPr>
+        <w:t xml:space="preserve">{ </w:t>
+      </w:r>
+      <w:r>
+        <w:rPr>
+          <w:rFonts w:ascii="Consolas" w:eastAsia="Times New Roman" w:hAnsi="Consolas" w:cs="Times New Roman"/>
+          <w:color w:val="9CDCFE"/>
+          <w:kern w:val="0"/>
+          <w:sz w:val="21"/>
+          <w:szCs w:val="21"/>
+          <w:lang w:eastAsia="en-ID"/>
+          <w14:ligatures w14:val="none"/>
+        </w:rPr>
+        <w:t>lastNama</w:t>
+      </w:r>
+      <w:proofErr w:type="gramEnd"/>
+      <w:r>
+        <w:rPr>
+          <w:rFonts w:ascii="Consolas" w:eastAsia="Times New Roman" w:hAnsi="Consolas" w:cs="Times New Roman"/>
+          <w:color w:val="9CDCFE"/>
+          <w:kern w:val="0"/>
+          <w:sz w:val="21"/>
+          <w:szCs w:val="21"/>
+          <w:lang w:eastAsia="en-ID"/>
+          <w14:ligatures w14:val="none"/>
+        </w:rPr>
+        <w:t>:</w:t>
+      </w:r>
+      <w:r>
+        <w:rPr>
+          <w:rFonts w:ascii="Consolas" w:eastAsia="Times New Roman" w:hAnsi="Consolas" w:cs="Times New Roman"/>
+          <w:color w:val="CCCCCC"/>
+          <w:kern w:val="0"/>
+          <w:sz w:val="21"/>
+          <w:szCs w:val="21"/>
+          <w:lang w:eastAsia="en-ID"/>
+          <w14:ligatures w14:val="none"/>
+        </w:rPr>
+        <w:t xml:space="preserve"> </w:t>
+      </w:r>
+      <w:r>
+        <w:rPr>
+          <w:rFonts w:ascii="Consolas" w:eastAsia="Times New Roman" w:hAnsi="Consolas" w:cs="Times New Roman"/>
+          <w:color w:val="CE9178"/>
+          <w:kern w:val="0"/>
+          <w:sz w:val="21"/>
+          <w:szCs w:val="21"/>
+          <w:lang w:eastAsia="en-ID"/>
+          <w14:ligatures w14:val="none"/>
+        </w:rPr>
+        <w:t>"Chandra"</w:t>
+      </w:r>
+      <w:r>
+        <w:rPr>
+          <w:rFonts w:ascii="Consolas" w:eastAsia="Times New Roman" w:hAnsi="Consolas" w:cs="Times New Roman"/>
+          <w:color w:val="CCCCCC"/>
+          <w:kern w:val="0"/>
+          <w:sz w:val="21"/>
+          <w:szCs w:val="21"/>
+          <w:lang w:eastAsia="en-ID"/>
+          <w14:ligatures w14:val="none"/>
+        </w:rPr>
+        <w:t xml:space="preserve">, </w:t>
+      </w:r>
+      <w:r>
+        <w:rPr>
+          <w:rFonts w:ascii="Consolas" w:eastAsia="Times New Roman" w:hAnsi="Consolas" w:cs="Times New Roman"/>
+          <w:color w:val="9CDCFE"/>
+          <w:kern w:val="0"/>
+          <w:sz w:val="21"/>
+          <w:szCs w:val="21"/>
+          <w:lang w:eastAsia="en-ID"/>
+          <w14:ligatures w14:val="none"/>
+        </w:rPr>
+        <w:t>alamat:</w:t>
+      </w:r>
+      <w:r>
+        <w:rPr>
+          <w:rFonts w:ascii="Consolas" w:eastAsia="Times New Roman" w:hAnsi="Consolas" w:cs="Times New Roman"/>
+          <w:color w:val="CCCCCC"/>
+          <w:kern w:val="0"/>
+          <w:sz w:val="21"/>
+          <w:szCs w:val="21"/>
+          <w:lang w:eastAsia="en-ID"/>
+          <w14:ligatures w14:val="none"/>
+        </w:rPr>
+        <w:t xml:space="preserve"> </w:t>
+      </w:r>
+      <w:r>
+        <w:rPr>
+          <w:rFonts w:ascii="Consolas" w:eastAsia="Times New Roman" w:hAnsi="Consolas" w:cs="Times New Roman"/>
+          <w:color w:val="CE9178"/>
+          <w:kern w:val="0"/>
+          <w:sz w:val="21"/>
+          <w:szCs w:val="21"/>
+          <w:lang w:eastAsia="en-ID"/>
+          <w14:ligatures w14:val="none"/>
+        </w:rPr>
+        <w:t>"Denpasar, Bali"</w:t>
+      </w:r>
+      <w:r>
+        <w:rPr>
+          <w:rFonts w:ascii="Consolas" w:eastAsia="Times New Roman" w:hAnsi="Consolas" w:cs="Times New Roman"/>
+          <w:color w:val="CCCCCC"/>
+          <w:kern w:val="0"/>
+          <w:sz w:val="21"/>
+          <w:szCs w:val="21"/>
+          <w:lang w:eastAsia="en-ID"/>
+          <w14:ligatures w14:val="none"/>
+        </w:rPr>
+        <w:t xml:space="preserve"> };</w:t>
+      </w:r>
+    </w:p>
+    <w:p>
+      <w:pPr>
+        <w:shd w:val="clear" w:color="auto" w:fill="1F1F1F"/>
+        <w:spacing w:after="0" w:line="285" w:lineRule="atLeast"/>
+        <w:rPr>
+          <w:rFonts w:ascii="Consolas" w:eastAsia="Times New Roman" w:hAnsi="Consolas" w:cs="Times New Roman"/>
+          <w:color w:val="CCCCCC"/>
+          <w:kern w:val="0"/>
+          <w:sz w:val="21"/>
+          <w:szCs w:val="21"/>
+          <w:lang w:eastAsia="en-ID"/>
+          <w14:ligatures w14:val="none"/>
+        </w:rPr>
+      </w:pPr>
+      <w:r>
+        <w:rPr>
+          <w:rFonts w:ascii="Consolas" w:eastAsia="Times New Roman" w:hAnsi="Consolas" w:cs="Times New Roman"/>
+          <w:color w:val="569CD6"/>
+          <w:kern w:val="0"/>
+          <w:sz w:val="21"/>
+          <w:szCs w:val="21"/>
+          <w:lang w:eastAsia="en-ID"/>
+          <w14:ligatures w14:val="none"/>
+        </w:rPr>
+        <w:t>const</w:t>
+      </w:r>
+      <w:r>
+        <w:rPr>
+          <w:rFonts w:ascii="Consolas" w:eastAsia="Times New Roman" w:hAnsi="Consolas" w:cs="Times New Roman"/>
+          <w:color w:val="CCCCCC"/>
+          <w:kern w:val="0"/>
+          <w:sz w:val="21"/>
+          <w:szCs w:val="21"/>
+          <w:lang w:eastAsia="en-ID"/>
+          <w14:ligatures w14:val="none"/>
+        </w:rPr>
+        <w:t xml:space="preserve"> </w:t>
+      </w:r>
+      <w:r>
+        <w:rPr>
+          <w:rFonts w:ascii="Consolas" w:eastAsia="Times New Roman" w:hAnsi="Consolas" w:cs="Times New Roman"/>
+          <w:color w:val="4FC1FF"/>
+          <w:kern w:val="0"/>
+          <w:sz w:val="21"/>
+          <w:szCs w:val="21"/>
+          <w:lang w:eastAsia="en-ID"/>
+          <w14:ligatures w14:val="none"/>
+        </w:rPr>
+        <w:t>objGabung</w:t>
+      </w:r>
+      <w:r>
+        <w:rPr>
+          <w:rFonts w:ascii="Consolas" w:eastAsia="Times New Roman" w:hAnsi="Consolas" w:cs="Times New Roman"/>
+          <w:color w:val="CCCCCC"/>
+          <w:kern w:val="0"/>
+          <w:sz w:val="21"/>
+          <w:szCs w:val="21"/>
+          <w:lang w:eastAsia="en-ID"/>
+          <w14:ligatures w14:val="none"/>
+        </w:rPr>
+        <w:t xml:space="preserve"> </w:t>
+      </w:r>
+      <w:r>
+        <w:rPr>
+          <w:rFonts w:ascii="Consolas" w:eastAsia="Times New Roman" w:hAnsi="Consolas" w:cs="Times New Roman"/>
+          <w:color w:val="D4D4D4"/>
+          <w:kern w:val="0"/>
+          <w:sz w:val="21"/>
+          <w:szCs w:val="21"/>
+          <w:lang w:eastAsia="en-ID"/>
+          <w14:ligatures w14:val="none"/>
+        </w:rPr>
+        <w:t>=</w:t>
+      </w:r>
+      <w:r>
+        <w:rPr>
+          <w:rFonts w:ascii="Consolas" w:eastAsia="Times New Roman" w:hAnsi="Consolas" w:cs="Times New Roman"/>
+          <w:color w:val="CCCCCC"/>
+          <w:kern w:val="0"/>
+          <w:sz w:val="21"/>
+          <w:szCs w:val="21"/>
+          <w:lang w:eastAsia="en-ID"/>
+          <w14:ligatures w14:val="none"/>
+        </w:rPr>
+        <w:t xml:space="preserve"> </w:t>
+      </w:r>
+      <w:proofErr w:type="gramStart"/>
+      <w:r>
+        <w:rPr>
+          <w:rFonts w:ascii="Consolas" w:eastAsia="Times New Roman" w:hAnsi="Consolas" w:cs="Times New Roman"/>
+          <w:color w:val="CCCCCC"/>
+          <w:kern w:val="0"/>
+          <w:sz w:val="21"/>
+          <w:szCs w:val="21"/>
+          <w:lang w:eastAsia="en-ID"/>
+          <w14:ligatures w14:val="none"/>
+        </w:rPr>
+        <w:t xml:space="preserve">{ </w:t>
+      </w:r>
+      <w:r>
+        <w:rPr>
+          <w:rFonts w:ascii="Consolas" w:eastAsia="Times New Roman" w:hAnsi="Consolas" w:cs="Times New Roman"/>
+          <w:color w:val="D4D4D4"/>
+          <w:kern w:val="0"/>
+          <w:sz w:val="21"/>
+          <w:szCs w:val="21"/>
+          <w:lang w:eastAsia="en-ID"/>
+          <w14:ligatures w14:val="none"/>
+        </w:rPr>
+        <w:t>...</w:t>
+      </w:r>
+      <w:proofErr w:type="gramEnd"/>
+      <w:r>
+        <w:rPr>
+          <w:rFonts w:ascii="Consolas" w:eastAsia="Times New Roman" w:hAnsi="Consolas" w:cs="Times New Roman"/>
+          <w:color w:val="4FC1FF"/>
+          <w:kern w:val="0"/>
+          <w:sz w:val="21"/>
+          <w:szCs w:val="21"/>
+          <w:lang w:eastAsia="en-ID"/>
+          <w14:ligatures w14:val="none"/>
+        </w:rPr>
+        <w:t>obj1</w:t>
+      </w:r>
+      <w:r>
+        <w:rPr>
+          <w:rFonts w:ascii="Consolas" w:eastAsia="Times New Roman" w:hAnsi="Consolas" w:cs="Times New Roman"/>
+          <w:color w:val="CCCCCC"/>
+          <w:kern w:val="0"/>
+          <w:sz w:val="21"/>
+          <w:szCs w:val="21"/>
+          <w:lang w:eastAsia="en-ID"/>
+          <w14:ligatures w14:val="none"/>
+        </w:rPr>
+        <w:t xml:space="preserve">, </w:t>
+      </w:r>
+      <w:r>
+        <w:rPr>
+          <w:rFonts w:ascii="Consolas" w:eastAsia="Times New Roman" w:hAnsi="Consolas" w:cs="Times New Roman"/>
+          <w:color w:val="D4D4D4"/>
+          <w:kern w:val="0"/>
+          <w:sz w:val="21"/>
+          <w:szCs w:val="21"/>
+          <w:lang w:eastAsia="en-ID"/>
+          <w14:ligatures w14:val="none"/>
+        </w:rPr>
+        <w:t>...</w:t>
+      </w:r>
+      <w:r>
+        <w:rPr>
+          <w:rFonts w:ascii="Consolas" w:eastAsia="Times New Roman" w:hAnsi="Consolas" w:cs="Times New Roman"/>
+          <w:color w:val="4FC1FF"/>
+          <w:kern w:val="0"/>
+          <w:sz w:val="21"/>
+          <w:szCs w:val="21"/>
+          <w:lang w:eastAsia="en-ID"/>
+          <w14:ligatures w14:val="none"/>
+        </w:rPr>
+        <w:t>obj2</w:t>
+      </w:r>
+      <w:r>
+        <w:rPr>
+          <w:rFonts w:ascii="Consolas" w:eastAsia="Times New Roman" w:hAnsi="Consolas" w:cs="Times New Roman"/>
+          <w:color w:val="CCCCCC"/>
+          <w:kern w:val="0"/>
+          <w:sz w:val="21"/>
+          <w:szCs w:val="21"/>
+          <w:lang w:eastAsia="en-ID"/>
+          <w14:ligatures w14:val="none"/>
+        </w:rPr>
+        <w:t xml:space="preserve"> };</w:t>
+      </w:r>
+    </w:p>
+    <w:p>
+      <w:pPr>
+        <w:shd w:val="clear" w:color="auto" w:fill="1F1F1F"/>
+        <w:spacing w:after="0" w:line="285" w:lineRule="atLeast"/>
+        <w:rPr>
+          <w:rFonts w:ascii="Consolas" w:eastAsia="Times New Roman" w:hAnsi="Consolas" w:cs="Times New Roman"/>
+          <w:color w:val="CCCCCC"/>
+          <w:kern w:val="0"/>
+          <w:sz w:val="21"/>
+          <w:szCs w:val="21"/>
+          <w:lang w:eastAsia="en-ID"/>
+          <w14:ligatures w14:val="none"/>
+        </w:rPr>
+      </w:pPr>
+      <w:r>
+        <w:rPr>
+          <w:rFonts w:ascii="Consolas" w:eastAsia="Times New Roman" w:hAnsi="Consolas" w:cs="Times New Roman"/>
+          <w:color w:val="9CDCFE"/>
+          <w:kern w:val="0"/>
+          <w:sz w:val="21"/>
+          <w:szCs w:val="21"/>
+          <w:lang w:eastAsia="en-ID"/>
+          <w14:ligatures w14:val="none"/>
+        </w:rPr>
+        <w:t>console</w:t>
+      </w:r>
+      <w:r>
+        <w:rPr>
+          <w:rFonts w:ascii="Consolas" w:eastAsia="Times New Roman" w:hAnsi="Consolas" w:cs="Times New Roman"/>
+          <w:color w:val="CCCCCC"/>
+          <w:kern w:val="0"/>
+          <w:sz w:val="21"/>
+          <w:szCs w:val="21"/>
+          <w:lang w:eastAsia="en-ID"/>
+          <w14:ligatures w14:val="none"/>
+        </w:rPr>
+        <w:t>.</w:t>
+      </w:r>
+      <w:r>
+        <w:rPr>
+          <w:rFonts w:ascii="Consolas" w:eastAsia="Times New Roman" w:hAnsi="Consolas" w:cs="Times New Roman"/>
+          <w:color w:val="DCDCAA"/>
+          <w:kern w:val="0"/>
+          <w:sz w:val="21"/>
+          <w:szCs w:val="21"/>
+          <w:lang w:eastAsia="en-ID"/>
+          <w14:ligatures w14:val="none"/>
+        </w:rPr>
+        <w:t>log</w:t>
+      </w:r>
+      <w:r>
+        <w:rPr>
+          <w:rFonts w:ascii="Consolas" w:eastAsia="Times New Roman" w:hAnsi="Consolas" w:cs="Times New Roman"/>
+          <w:color w:val="CCCCCC"/>
+          <w:kern w:val="0"/>
+          <w:sz w:val="21"/>
+          <w:szCs w:val="21"/>
+          <w:lang w:eastAsia="en-ID"/>
+          <w14:ligatures w14:val="none"/>
+        </w:rPr>
+        <w:t>(</w:t>
+      </w:r>
+      <w:r>
+        <w:rPr>
+          <w:rFonts w:ascii="Consolas" w:eastAsia="Times New Roman" w:hAnsi="Consolas" w:cs="Times New Roman"/>
+          <w:color w:val="4FC1FF"/>
+          <w:kern w:val="0"/>
+          <w:sz w:val="21"/>
+          <w:szCs w:val="21"/>
+          <w:lang w:eastAsia="en-ID"/>
+          <w14:ligatures w14:val="none"/>
+        </w:rPr>
+        <w:t>objGabung</w:t>
+      </w:r>
+      <w:r>
+        <w:rPr>
+          <w:rFonts w:ascii="Consolas" w:eastAsia="Times New Roman" w:hAnsi="Consolas" w:cs="Times New Roman"/>
+          <w:color w:val="CCCCCC"/>
+          <w:kern w:val="0"/>
+          <w:sz w:val="21"/>
+          <w:szCs w:val="21"/>
+          <w:lang w:eastAsia="en-ID"/>
+          <w14:ligatures w14:val="none"/>
+        </w:rPr>
+        <w:t>);</w:t>
+      </w:r>
+    </w:p>
+    <w:p>
+      <w:pPr>
+        <w:shd w:val="clear" w:color="auto" w:fill="1F1F1F"/>
+        <w:spacing w:after="0" w:line="285" w:lineRule="atLeast"/>
+        <w:rPr>
+          <w:rFonts w:ascii="Consolas" w:eastAsia="Times New Roman" w:hAnsi="Consolas" w:cs="Times New Roman"/>
+          <w:color w:val="CCCCCC"/>
+          <w:kern w:val="0"/>
+          <w:sz w:val="21"/>
+          <w:szCs w:val="21"/>
+          <w:lang w:eastAsia="en-ID"/>
+          <w14:ligatures w14:val="none"/>
+        </w:rPr>
+      </w:pPr>
+    </w:p>
+    <w:p>
+      <w:pPr>
+        <w:spacing w:after="0"/>
+        <w:jc w:val="both"/>
+        <w:rPr>
+          <w:rFonts w:ascii="Calibri" w:hAnsi="Calibri" w:cs="Calibri"/>
+        </w:rPr>
+      </w:pPr>
+      <w:r>
+        <w:rPr>
+          <w:rFonts w:ascii="Calibri" w:hAnsi="Calibri" w:cs="Calibri"/>
+        </w:rPr>
+        <w:t>Spread operator bisa menggabungkan 2 objek atau array secara lebih</w:t>
+      </w:r>
+    </w:p>
+    <w:p>
+      <w:pPr>
+        <w:spacing w:after="0"/>
+        <w:jc w:val="both"/>
+        <w:rPr>
+          <w:rFonts w:ascii="Calibri" w:hAnsi="Calibri" w:cs="Calibri"/>
+        </w:rPr>
+      </w:pPr>
+    </w:p>
+    <w:p>
+      <w:pPr>
+        <w:spacing w:after="0"/>
+        <w:jc w:val="both"/>
+        <w:rPr>
+          <w:rFonts w:ascii="Calibri" w:hAnsi="Calibri" w:cs="Calibri"/>
+          <w:b/>
+          <w:bCs/>
+          <w:sz w:val="32"/>
+          <w:szCs w:val="32"/>
+        </w:rPr>
+      </w:pPr>
+      <w:r>
+        <w:rPr>
+          <w:rFonts w:ascii="Calibri" w:hAnsi="Calibri" w:cs="Calibri"/>
+          <w:b/>
+          <w:bCs/>
+          <w:sz w:val="32"/>
+          <w:szCs w:val="32"/>
+        </w:rPr>
+        <w:t>Sang Pengatur Program</w:t>
+      </w:r>
+    </w:p>
+    <w:p>
+      <w:pPr>
+        <w:spacing w:after="0"/>
+        <w:jc w:val="both"/>
+        <w:rPr>
+          <w:rFonts w:ascii="Calibri" w:hAnsi="Calibri" w:cs="Calibri"/>
+        </w:rPr>
+      </w:pPr>
+      <w:r>
+        <w:rPr>
+          <w:rFonts w:ascii="Calibri" w:hAnsi="Calibri" w:cs="Calibri"/>
+        </w:rPr>
+        <w:t>Di sini kita belajar conditional statement yang artinya percabangan dari nilai tertentu.</w:t>
+      </w:r>
+    </w:p>
+    <w:p>
+      <w:pPr>
+        <w:spacing w:after="0"/>
+        <w:jc w:val="both"/>
+        <w:rPr>
+          <w:rFonts w:ascii="Calibri" w:hAnsi="Calibri" w:cs="Calibri"/>
+        </w:rPr>
+      </w:pPr>
+    </w:p>
+    <w:p>
+      <w:pPr>
+        <w:spacing w:after="0"/>
+        <w:jc w:val="both"/>
+        <w:rPr>
+          <w:rFonts w:ascii="Calibri" w:hAnsi="Calibri" w:cs="Calibri"/>
+        </w:rPr>
+      </w:pPr>
+      <w:r>
+        <w:rPr>
+          <w:rFonts w:ascii="Calibri" w:hAnsi="Calibri" w:cs="Calibri"/>
+          <w:b/>
+          <w:bCs/>
+        </w:rPr>
+        <w:t>IF STATEMENT</w:t>
+      </w:r>
+    </w:p>
+    <w:p>
+      <w:pPr>
+        <w:shd w:val="clear" w:color="auto" w:fill="1F1F1F"/>
+        <w:spacing w:after="0" w:line="285" w:lineRule="atLeast"/>
+        <w:rPr>
+          <w:rFonts w:ascii="Consolas" w:eastAsia="Times New Roman" w:hAnsi="Consolas" w:cs="Times New Roman"/>
+          <w:color w:val="CCCCCC"/>
+          <w:kern w:val="0"/>
+          <w:sz w:val="21"/>
+          <w:szCs w:val="21"/>
+          <w:lang w:eastAsia="en-ID"/>
+          <w14:ligatures w14:val="none"/>
+        </w:rPr>
+      </w:pPr>
+      <w:r>
+        <w:rPr>
+          <w:rFonts w:ascii="Consolas" w:eastAsia="Times New Roman" w:hAnsi="Consolas" w:cs="Times New Roman"/>
+          <w:color w:val="569CD6"/>
+          <w:kern w:val="0"/>
+          <w:sz w:val="21"/>
+          <w:szCs w:val="21"/>
+          <w:lang w:eastAsia="en-ID"/>
+          <w14:ligatures w14:val="none"/>
+        </w:rPr>
+        <w:t>const</w:t>
+      </w:r>
+      <w:r>
+        <w:rPr>
+          <w:rFonts w:ascii="Consolas" w:eastAsia="Times New Roman" w:hAnsi="Consolas" w:cs="Times New Roman"/>
+          <w:color w:val="CCCCCC"/>
+          <w:kern w:val="0"/>
+          <w:sz w:val="21"/>
+          <w:szCs w:val="21"/>
+          <w:lang w:eastAsia="en-ID"/>
+          <w14:ligatures w14:val="none"/>
+        </w:rPr>
+        <w:t xml:space="preserve"> </w:t>
+      </w:r>
+      <w:r>
+        <w:rPr>
+          <w:rFonts w:ascii="Consolas" w:eastAsia="Times New Roman" w:hAnsi="Consolas" w:cs="Times New Roman"/>
+          <w:color w:val="4FC1FF"/>
+          <w:kern w:val="0"/>
+          <w:sz w:val="21"/>
+          <w:szCs w:val="21"/>
+          <w:lang w:eastAsia="en-ID"/>
+          <w14:ligatures w14:val="none"/>
+        </w:rPr>
+        <w:t>score</w:t>
+      </w:r>
+      <w:r>
+        <w:rPr>
+          <w:rFonts w:ascii="Consolas" w:eastAsia="Times New Roman" w:hAnsi="Consolas" w:cs="Times New Roman"/>
+          <w:color w:val="CCCCCC"/>
+          <w:kern w:val="0"/>
+          <w:sz w:val="21"/>
+          <w:szCs w:val="21"/>
+          <w:lang w:eastAsia="en-ID"/>
+          <w14:ligatures w14:val="none"/>
+        </w:rPr>
+        <w:t xml:space="preserve"> </w:t>
+      </w:r>
+      <w:r>
+        <w:rPr>
+          <w:rFonts w:ascii="Consolas" w:eastAsia="Times New Roman" w:hAnsi="Consolas" w:cs="Times New Roman"/>
+          <w:color w:val="D4D4D4"/>
+          <w:kern w:val="0"/>
+          <w:sz w:val="21"/>
+          <w:szCs w:val="21"/>
+          <w:lang w:eastAsia="en-ID"/>
+          <w14:ligatures w14:val="none"/>
+        </w:rPr>
+        <w:t>=</w:t>
+      </w:r>
+      <w:r>
+        <w:rPr>
+          <w:rFonts w:ascii="Consolas" w:eastAsia="Times New Roman" w:hAnsi="Consolas" w:cs="Times New Roman"/>
+          <w:color w:val="CCCCCC"/>
+          <w:kern w:val="0"/>
+          <w:sz w:val="21"/>
+          <w:szCs w:val="21"/>
+          <w:lang w:eastAsia="en-ID"/>
+          <w14:ligatures w14:val="none"/>
+        </w:rPr>
+        <w:t xml:space="preserve"> </w:t>
+      </w:r>
+      <w:r>
+        <w:rPr>
+          <w:rFonts w:ascii="Consolas" w:eastAsia="Times New Roman" w:hAnsi="Consolas" w:cs="Times New Roman"/>
+          <w:color w:val="B5CEA8"/>
+          <w:kern w:val="0"/>
+          <w:sz w:val="21"/>
+          <w:szCs w:val="21"/>
+          <w:lang w:eastAsia="en-ID"/>
+          <w14:ligatures w14:val="none"/>
+        </w:rPr>
+        <w:t>80</w:t>
+      </w:r>
+      <w:r>
+        <w:rPr>
+          <w:rFonts w:ascii="Consolas" w:eastAsia="Times New Roman" w:hAnsi="Consolas" w:cs="Times New Roman"/>
+          <w:color w:val="CCCCCC"/>
+          <w:kern w:val="0"/>
+          <w:sz w:val="21"/>
+          <w:szCs w:val="21"/>
+          <w:lang w:eastAsia="en-ID"/>
+          <w14:ligatures w14:val="none"/>
+        </w:rPr>
+        <w:t>;</w:t>
+      </w:r>
+    </w:p>
+    <w:p>
+      <w:pPr>
+        <w:shd w:val="clear" w:color="auto" w:fill="1F1F1F"/>
+        <w:spacing w:after="0" w:line="285" w:lineRule="atLeast"/>
+        <w:rPr>
+          <w:rFonts w:ascii="Consolas" w:eastAsia="Times New Roman" w:hAnsi="Consolas" w:cs="Times New Roman"/>
+          <w:color w:val="CCCCCC"/>
+          <w:kern w:val="0"/>
+          <w:sz w:val="21"/>
+          <w:szCs w:val="21"/>
+          <w:lang w:eastAsia="en-ID"/>
+          <w14:ligatures w14:val="none"/>
+        </w:rPr>
+      </w:pPr>
+      <w:r>
+        <w:rPr>
+          <w:rFonts w:ascii="Consolas" w:eastAsia="Times New Roman" w:hAnsi="Consolas" w:cs="Times New Roman"/>
+          <w:color w:val="C586C0"/>
+          <w:kern w:val="0"/>
+          <w:sz w:val="21"/>
+          <w:szCs w:val="21"/>
+          <w:lang w:eastAsia="en-ID"/>
+          <w14:ligatures w14:val="none"/>
+        </w:rPr>
+        <w:t>if</w:t>
+      </w:r>
+      <w:r>
+        <w:rPr>
+          <w:rFonts w:ascii="Consolas" w:eastAsia="Times New Roman" w:hAnsi="Consolas" w:cs="Times New Roman"/>
+          <w:color w:val="CCCCCC"/>
+          <w:kern w:val="0"/>
+          <w:sz w:val="21"/>
+          <w:szCs w:val="21"/>
+          <w:lang w:eastAsia="en-ID"/>
+          <w14:ligatures w14:val="none"/>
+        </w:rPr>
+        <w:t xml:space="preserve"> (</w:t>
+      </w:r>
+      <w:r>
+        <w:rPr>
+          <w:rFonts w:ascii="Consolas" w:eastAsia="Times New Roman" w:hAnsi="Consolas" w:cs="Times New Roman"/>
+          <w:color w:val="4FC1FF"/>
+          <w:kern w:val="0"/>
+          <w:sz w:val="21"/>
+          <w:szCs w:val="21"/>
+          <w:lang w:eastAsia="en-ID"/>
+          <w14:ligatures w14:val="none"/>
+        </w:rPr>
+        <w:t>score</w:t>
+      </w:r>
+      <w:r>
+        <w:rPr>
+          <w:rFonts w:ascii="Consolas" w:eastAsia="Times New Roman" w:hAnsi="Consolas" w:cs="Times New Roman"/>
+          <w:color w:val="CCCCCC"/>
+          <w:kern w:val="0"/>
+          <w:sz w:val="21"/>
+          <w:szCs w:val="21"/>
+          <w:lang w:eastAsia="en-ID"/>
+          <w14:ligatures w14:val="none"/>
+        </w:rPr>
+        <w:t xml:space="preserve"> </w:t>
+      </w:r>
+      <w:r>
+        <w:rPr>
+          <w:rFonts w:ascii="Consolas" w:eastAsia="Times New Roman" w:hAnsi="Consolas" w:cs="Times New Roman"/>
+          <w:color w:val="D4D4D4"/>
+          <w:kern w:val="0"/>
+          <w:sz w:val="21"/>
+          <w:szCs w:val="21"/>
+          <w:lang w:eastAsia="en-ID"/>
+          <w14:ligatures w14:val="none"/>
+        </w:rPr>
+        <w:t>&gt;</w:t>
+      </w:r>
+      <w:r>
+        <w:rPr>
+          <w:rFonts w:ascii="Consolas" w:eastAsia="Times New Roman" w:hAnsi="Consolas" w:cs="Times New Roman"/>
+          <w:color w:val="CCCCCC"/>
+          <w:kern w:val="0"/>
+          <w:sz w:val="21"/>
+          <w:szCs w:val="21"/>
+          <w:lang w:eastAsia="en-ID"/>
+          <w14:ligatures w14:val="none"/>
+        </w:rPr>
+        <w:t xml:space="preserve"> </w:t>
+      </w:r>
+      <w:r>
+        <w:rPr>
+          <w:rFonts w:ascii="Consolas" w:eastAsia="Times New Roman" w:hAnsi="Consolas" w:cs="Times New Roman"/>
+          <w:color w:val="B5CEA8"/>
+          <w:kern w:val="0"/>
+          <w:sz w:val="21"/>
+          <w:szCs w:val="21"/>
+          <w:lang w:eastAsia="en-ID"/>
+          <w14:ligatures w14:val="none"/>
+        </w:rPr>
+        <w:t>90</w:t>
+      </w:r>
+      <w:r>
+        <w:rPr>
+          <w:rFonts w:ascii="Consolas" w:eastAsia="Times New Roman" w:hAnsi="Consolas" w:cs="Times New Roman"/>
+          <w:color w:val="CCCCCC"/>
+          <w:kern w:val="0"/>
+          <w:sz w:val="21"/>
+          <w:szCs w:val="21"/>
+          <w:lang w:eastAsia="en-ID"/>
+          <w14:ligatures w14:val="none"/>
+        </w:rPr>
+        <w:t>) {</w:t>
+      </w:r>
+    </w:p>
+    <w:p>
+      <w:pPr>
+        <w:shd w:val="clear" w:color="auto" w:fill="1F1F1F"/>
+        <w:spacing w:after="0" w:line="285" w:lineRule="atLeast"/>
+        <w:rPr>
+          <w:rFonts w:ascii="Consolas" w:eastAsia="Times New Roman" w:hAnsi="Consolas" w:cs="Times New Roman"/>
+          <w:color w:val="CCCCCC"/>
+          <w:kern w:val="0"/>
+          <w:sz w:val="21"/>
+          <w:szCs w:val="21"/>
+          <w:lang w:eastAsia="en-ID"/>
+          <w14:ligatures w14:val="none"/>
+        </w:rPr>
+      </w:pPr>
+      <w:r>
+        <w:rPr>
+          <w:rFonts w:ascii="Consolas" w:eastAsia="Times New Roman" w:hAnsi="Consolas" w:cs="Times New Roman"/>
+          <w:color w:val="CCCCCC"/>
+          <w:kern w:val="0"/>
+          <w:sz w:val="21"/>
+          <w:szCs w:val="21"/>
+          <w:lang w:eastAsia="en-ID"/>
+          <w14:ligatures w14:val="none"/>
+        </w:rPr>
+        <w:t xml:space="preserve">  </w:t>
+      </w:r>
+      <w:proofErr w:type="gramStart"/>
+      <w:r>
+        <w:rPr>
+          <w:rFonts w:ascii="Consolas" w:eastAsia="Times New Roman" w:hAnsi="Consolas" w:cs="Times New Roman"/>
+          <w:color w:val="9CDCFE"/>
+          <w:kern w:val="0"/>
+          <w:sz w:val="21"/>
+          <w:szCs w:val="21"/>
+          <w:lang w:eastAsia="en-ID"/>
+          <w14:ligatures w14:val="none"/>
+        </w:rPr>
+        <w:t>console</w:t>
+      </w:r>
+      <w:r>
+        <w:rPr>
+          <w:rFonts w:ascii="Consolas" w:eastAsia="Times New Roman" w:hAnsi="Consolas" w:cs="Times New Roman"/>
+          <w:color w:val="CCCCCC"/>
+          <w:kern w:val="0"/>
+          <w:sz w:val="21"/>
+          <w:szCs w:val="21"/>
+          <w:lang w:eastAsia="en-ID"/>
+          <w14:ligatures w14:val="none"/>
+        </w:rPr>
+        <w:t>.</w:t>
+      </w:r>
+      <w:r>
+        <w:rPr>
+          <w:rFonts w:ascii="Consolas" w:eastAsia="Times New Roman" w:hAnsi="Consolas" w:cs="Times New Roman"/>
+          <w:color w:val="DCDCAA"/>
+          <w:kern w:val="0"/>
+          <w:sz w:val="21"/>
+          <w:szCs w:val="21"/>
+          <w:lang w:eastAsia="en-ID"/>
+          <w14:ligatures w14:val="none"/>
+        </w:rPr>
+        <w:t>log</w:t>
+      </w:r>
+      <w:r>
+        <w:rPr>
+          <w:rFonts w:ascii="Consolas" w:eastAsia="Times New Roman" w:hAnsi="Consolas" w:cs="Times New Roman"/>
+          <w:color w:val="CCCCCC"/>
+          <w:kern w:val="0"/>
+          <w:sz w:val="21"/>
+          <w:szCs w:val="21"/>
+          <w:lang w:eastAsia="en-ID"/>
+          <w14:ligatures w14:val="none"/>
+        </w:rPr>
+        <w:t>(</w:t>
+      </w:r>
+      <w:proofErr w:type="gramEnd"/>
+      <w:r>
+        <w:rPr>
+          <w:rFonts w:ascii="Consolas" w:eastAsia="Times New Roman" w:hAnsi="Consolas" w:cs="Times New Roman"/>
+          <w:color w:val="CE9178"/>
+          <w:kern w:val="0"/>
+          <w:sz w:val="21"/>
+          <w:szCs w:val="21"/>
+          <w:lang w:eastAsia="en-ID"/>
+          <w14:ligatures w14:val="none"/>
+        </w:rPr>
+        <w:t>"Kamu mendapatkan nilai A"</w:t>
+      </w:r>
+      <w:r>
+        <w:rPr>
+          <w:rFonts w:ascii="Consolas" w:eastAsia="Times New Roman" w:hAnsi="Consolas" w:cs="Times New Roman"/>
+          <w:color w:val="CCCCCC"/>
+          <w:kern w:val="0"/>
+          <w:sz w:val="21"/>
+          <w:szCs w:val="21"/>
+          <w:lang w:eastAsia="en-ID"/>
+          <w14:ligatures w14:val="none"/>
+        </w:rPr>
+        <w:t>);</w:t>
+      </w:r>
+    </w:p>
+    <w:p>
+      <w:pPr>
+        <w:shd w:val="clear" w:color="auto" w:fill="1F1F1F"/>
+        <w:spacing w:after="0" w:line="285" w:lineRule="atLeast"/>
+        <w:rPr>
+          <w:rFonts w:ascii="Consolas" w:eastAsia="Times New Roman" w:hAnsi="Consolas" w:cs="Times New Roman"/>
+          <w:color w:val="CCCCCC"/>
+          <w:kern w:val="0"/>
+          <w:sz w:val="21"/>
+          <w:szCs w:val="21"/>
+          <w:lang w:eastAsia="en-ID"/>
+          <w14:ligatures w14:val="none"/>
+        </w:rPr>
+      </w:pPr>
+      <w:r>
+        <w:rPr>
+          <w:rFonts w:ascii="Consolas" w:eastAsia="Times New Roman" w:hAnsi="Consolas" w:cs="Times New Roman"/>
+          <w:color w:val="CCCCCC"/>
+          <w:kern w:val="0"/>
+          <w:sz w:val="21"/>
+          <w:szCs w:val="21"/>
+          <w:lang w:eastAsia="en-ID"/>
+          <w14:ligatures w14:val="none"/>
+        </w:rPr>
+        <w:t xml:space="preserve">} </w:t>
+      </w:r>
+      <w:r>
+        <w:rPr>
+          <w:rFonts w:ascii="Consolas" w:eastAsia="Times New Roman" w:hAnsi="Consolas" w:cs="Times New Roman"/>
+          <w:color w:val="C586C0"/>
+          <w:kern w:val="0"/>
+          <w:sz w:val="21"/>
+          <w:szCs w:val="21"/>
+          <w:lang w:eastAsia="en-ID"/>
+          <w14:ligatures w14:val="none"/>
+        </w:rPr>
+        <w:t>else</w:t>
+      </w:r>
+      <w:r>
+        <w:rPr>
+          <w:rFonts w:ascii="Consolas" w:eastAsia="Times New Roman" w:hAnsi="Consolas" w:cs="Times New Roman"/>
+          <w:color w:val="CCCCCC"/>
+          <w:kern w:val="0"/>
+          <w:sz w:val="21"/>
+          <w:szCs w:val="21"/>
+          <w:lang w:eastAsia="en-ID"/>
+          <w14:ligatures w14:val="none"/>
+        </w:rPr>
+        <w:t xml:space="preserve"> </w:t>
+      </w:r>
+      <w:r>
+        <w:rPr>
+          <w:rFonts w:ascii="Consolas" w:eastAsia="Times New Roman" w:hAnsi="Consolas" w:cs="Times New Roman"/>
+          <w:color w:val="C586C0"/>
+          <w:kern w:val="0"/>
+          <w:sz w:val="21"/>
+          <w:szCs w:val="21"/>
+          <w:lang w:eastAsia="en-ID"/>
+          <w14:ligatures w14:val="none"/>
+        </w:rPr>
+        <w:t>if</w:t>
+      </w:r>
+      <w:r>
+        <w:rPr>
+          <w:rFonts w:ascii="Consolas" w:eastAsia="Times New Roman" w:hAnsi="Consolas" w:cs="Times New Roman"/>
+          <w:color w:val="CCCCCC"/>
+          <w:kern w:val="0"/>
+          <w:sz w:val="21"/>
+          <w:szCs w:val="21"/>
+          <w:lang w:eastAsia="en-ID"/>
+          <w14:ligatures w14:val="none"/>
+        </w:rPr>
+        <w:t xml:space="preserve"> (</w:t>
+      </w:r>
+      <w:r>
+        <w:rPr>
+          <w:rFonts w:ascii="Consolas" w:eastAsia="Times New Roman" w:hAnsi="Consolas" w:cs="Times New Roman"/>
+          <w:color w:val="4FC1FF"/>
+          <w:kern w:val="0"/>
+          <w:sz w:val="21"/>
+          <w:szCs w:val="21"/>
+          <w:lang w:eastAsia="en-ID"/>
+          <w14:ligatures w14:val="none"/>
+        </w:rPr>
+        <w:t>score</w:t>
+      </w:r>
+      <w:r>
+        <w:rPr>
+          <w:rFonts w:ascii="Consolas" w:eastAsia="Times New Roman" w:hAnsi="Consolas" w:cs="Times New Roman"/>
+          <w:color w:val="CCCCCC"/>
+          <w:kern w:val="0"/>
+          <w:sz w:val="21"/>
+          <w:szCs w:val="21"/>
+          <w:lang w:eastAsia="en-ID"/>
+          <w14:ligatures w14:val="none"/>
+        </w:rPr>
+        <w:t xml:space="preserve"> </w:t>
+      </w:r>
+      <w:r>
+        <w:rPr>
+          <w:rFonts w:ascii="Consolas" w:eastAsia="Times New Roman" w:hAnsi="Consolas" w:cs="Times New Roman"/>
+          <w:color w:val="D4D4D4"/>
+          <w:kern w:val="0"/>
+          <w:sz w:val="21"/>
+          <w:szCs w:val="21"/>
+          <w:lang w:eastAsia="en-ID"/>
+          <w14:ligatures w14:val="none"/>
+        </w:rPr>
+        <w:t>&gt;=</w:t>
+      </w:r>
+      <w:r>
+        <w:rPr>
+          <w:rFonts w:ascii="Consolas" w:eastAsia="Times New Roman" w:hAnsi="Consolas" w:cs="Times New Roman"/>
+          <w:color w:val="CCCCCC"/>
+          <w:kern w:val="0"/>
+          <w:sz w:val="21"/>
+          <w:szCs w:val="21"/>
+          <w:lang w:eastAsia="en-ID"/>
+          <w14:ligatures w14:val="none"/>
+        </w:rPr>
+        <w:t xml:space="preserve"> </w:t>
+      </w:r>
+      <w:r>
+        <w:rPr>
+          <w:rFonts w:ascii="Consolas" w:eastAsia="Times New Roman" w:hAnsi="Consolas" w:cs="Times New Roman"/>
+          <w:color w:val="B5CEA8"/>
+          <w:kern w:val="0"/>
+          <w:sz w:val="21"/>
+          <w:szCs w:val="21"/>
+          <w:lang w:eastAsia="en-ID"/>
+          <w14:ligatures w14:val="none"/>
+        </w:rPr>
+        <w:t>80</w:t>
+      </w:r>
+      <w:r>
+        <w:rPr>
+          <w:rFonts w:ascii="Consolas" w:eastAsia="Times New Roman" w:hAnsi="Consolas" w:cs="Times New Roman"/>
+          <w:color w:val="CCCCCC"/>
+          <w:kern w:val="0"/>
+          <w:sz w:val="21"/>
+          <w:szCs w:val="21"/>
+          <w:lang w:eastAsia="en-ID"/>
+          <w14:ligatures w14:val="none"/>
+        </w:rPr>
+        <w:t>) {</w:t>
+      </w:r>
+    </w:p>
+    <w:p>
+      <w:pPr>
+        <w:shd w:val="clear" w:color="auto" w:fill="1F1F1F"/>
+        <w:spacing w:after="0" w:line="285" w:lineRule="atLeast"/>
+        <w:rPr>
+          <w:rFonts w:ascii="Consolas" w:eastAsia="Times New Roman" w:hAnsi="Consolas" w:cs="Times New Roman"/>
+          <w:color w:val="CCCCCC"/>
+          <w:kern w:val="0"/>
+          <w:sz w:val="21"/>
+          <w:szCs w:val="21"/>
+          <w:lang w:eastAsia="en-ID"/>
+          <w14:ligatures w14:val="none"/>
+        </w:rPr>
+      </w:pPr>
+      <w:r>
+        <w:rPr>
+          <w:rFonts w:ascii="Consolas" w:eastAsia="Times New Roman" w:hAnsi="Consolas" w:cs="Times New Roman"/>
+          <w:color w:val="CCCCCC"/>
+          <w:kern w:val="0"/>
+          <w:sz w:val="21"/>
+          <w:szCs w:val="21"/>
+          <w:lang w:eastAsia="en-ID"/>
+          <w14:ligatures w14:val="none"/>
+        </w:rPr>
+        <w:t xml:space="preserve">  </w:t>
+      </w:r>
+      <w:proofErr w:type="gramStart"/>
+      <w:r>
+        <w:rPr>
+          <w:rFonts w:ascii="Consolas" w:eastAsia="Times New Roman" w:hAnsi="Consolas" w:cs="Times New Roman"/>
+          <w:color w:val="9CDCFE"/>
+          <w:kern w:val="0"/>
+          <w:sz w:val="21"/>
+          <w:szCs w:val="21"/>
+          <w:lang w:eastAsia="en-ID"/>
+          <w14:ligatures w14:val="none"/>
+        </w:rPr>
+        <w:t>console</w:t>
+      </w:r>
+      <w:r>
+        <w:rPr>
+          <w:rFonts w:ascii="Consolas" w:eastAsia="Times New Roman" w:hAnsi="Consolas" w:cs="Times New Roman"/>
+          <w:color w:val="CCCCCC"/>
+          <w:kern w:val="0"/>
+          <w:sz w:val="21"/>
+          <w:szCs w:val="21"/>
+          <w:lang w:eastAsia="en-ID"/>
+          <w14:ligatures w14:val="none"/>
+        </w:rPr>
+        <w:t>.</w:t>
+      </w:r>
+      <w:r>
+        <w:rPr>
+          <w:rFonts w:ascii="Consolas" w:eastAsia="Times New Roman" w:hAnsi="Consolas" w:cs="Times New Roman"/>
+          <w:color w:val="DCDCAA"/>
+          <w:kern w:val="0"/>
+          <w:sz w:val="21"/>
+          <w:szCs w:val="21"/>
+          <w:lang w:eastAsia="en-ID"/>
+          <w14:ligatures w14:val="none"/>
+        </w:rPr>
+        <w:t>log</w:t>
+      </w:r>
+      <w:r>
+        <w:rPr>
+          <w:rFonts w:ascii="Consolas" w:eastAsia="Times New Roman" w:hAnsi="Consolas" w:cs="Times New Roman"/>
+          <w:color w:val="CCCCCC"/>
+          <w:kern w:val="0"/>
+          <w:sz w:val="21"/>
+          <w:szCs w:val="21"/>
+          <w:lang w:eastAsia="en-ID"/>
+          <w14:ligatures w14:val="none"/>
+        </w:rPr>
+        <w:t>(</w:t>
+      </w:r>
+      <w:proofErr w:type="gramEnd"/>
+      <w:r>
+        <w:rPr>
+          <w:rFonts w:ascii="Consolas" w:eastAsia="Times New Roman" w:hAnsi="Consolas" w:cs="Times New Roman"/>
+          <w:color w:val="CE9178"/>
+          <w:kern w:val="0"/>
+          <w:sz w:val="21"/>
+          <w:szCs w:val="21"/>
+          <w:lang w:eastAsia="en-ID"/>
+          <w14:ligatures w14:val="none"/>
+        </w:rPr>
+        <w:t>"Selemat anda lulus ujian"</w:t>
+      </w:r>
+      <w:r>
+        <w:rPr>
+          <w:rFonts w:ascii="Consolas" w:eastAsia="Times New Roman" w:hAnsi="Consolas" w:cs="Times New Roman"/>
+          <w:color w:val="CCCCCC"/>
+          <w:kern w:val="0"/>
+          <w:sz w:val="21"/>
+          <w:szCs w:val="21"/>
+          <w:lang w:eastAsia="en-ID"/>
+          <w14:ligatures w14:val="none"/>
+        </w:rPr>
+        <w:t>);</w:t>
+      </w:r>
+    </w:p>
+    <w:p>
+      <w:pPr>
+        <w:shd w:val="clear" w:color="auto" w:fill="1F1F1F"/>
+        <w:spacing w:after="0" w:line="285" w:lineRule="atLeast"/>
+        <w:rPr>
+          <w:rFonts w:ascii="Consolas" w:eastAsia="Times New Roman" w:hAnsi="Consolas" w:cs="Times New Roman"/>
+          <w:color w:val="CCCCCC"/>
+          <w:kern w:val="0"/>
+          <w:sz w:val="21"/>
+          <w:szCs w:val="21"/>
+          <w:lang w:eastAsia="en-ID"/>
+          <w14:ligatures w14:val="none"/>
+        </w:rPr>
+      </w:pPr>
+      <w:r>
+        <w:rPr>
+          <w:rFonts w:ascii="Consolas" w:eastAsia="Times New Roman" w:hAnsi="Consolas" w:cs="Times New Roman"/>
+          <w:color w:val="CCCCCC"/>
+          <w:kern w:val="0"/>
+          <w:sz w:val="21"/>
+          <w:szCs w:val="21"/>
+          <w:lang w:eastAsia="en-ID"/>
+          <w14:ligatures w14:val="none"/>
+        </w:rPr>
+        <w:t xml:space="preserve">} </w:t>
+      </w:r>
+      <w:r>
+        <w:rPr>
+          <w:rFonts w:ascii="Consolas" w:eastAsia="Times New Roman" w:hAnsi="Consolas" w:cs="Times New Roman"/>
+          <w:color w:val="C586C0"/>
+          <w:kern w:val="0"/>
+          <w:sz w:val="21"/>
+          <w:szCs w:val="21"/>
+          <w:lang w:eastAsia="en-ID"/>
+          <w14:ligatures w14:val="none"/>
+        </w:rPr>
+        <w:t>else</w:t>
+      </w:r>
+      <w:r>
+        <w:rPr>
+          <w:rFonts w:ascii="Consolas" w:eastAsia="Times New Roman" w:hAnsi="Consolas" w:cs="Times New Roman"/>
+          <w:color w:val="CCCCCC"/>
+          <w:kern w:val="0"/>
+          <w:sz w:val="21"/>
+          <w:szCs w:val="21"/>
+          <w:lang w:eastAsia="en-ID"/>
+          <w14:ligatures w14:val="none"/>
+        </w:rPr>
+        <w:t xml:space="preserve"> {</w:t>
+      </w:r>
+    </w:p>
+    <w:p>
+      <w:pPr>
+        <w:shd w:val="clear" w:color="auto" w:fill="1F1F1F"/>
+        <w:spacing w:after="0" w:line="285" w:lineRule="atLeast"/>
+        <w:rPr>
+          <w:rFonts w:ascii="Consolas" w:eastAsia="Times New Roman" w:hAnsi="Consolas" w:cs="Times New Roman"/>
+          <w:color w:val="CCCCCC"/>
+          <w:kern w:val="0"/>
+          <w:sz w:val="21"/>
+          <w:szCs w:val="21"/>
+          <w:lang w:eastAsia="en-ID"/>
+          <w14:ligatures w14:val="none"/>
+        </w:rPr>
+      </w:pPr>
+      <w:r>
+        <w:rPr>
+          <w:rFonts w:ascii="Consolas" w:eastAsia="Times New Roman" w:hAnsi="Consolas" w:cs="Times New Roman"/>
+          <w:color w:val="CCCCCC"/>
+          <w:kern w:val="0"/>
+          <w:sz w:val="21"/>
+          <w:szCs w:val="21"/>
+          <w:lang w:eastAsia="en-ID"/>
+          <w14:ligatures w14:val="none"/>
+        </w:rPr>
+        <w:t xml:space="preserve">  </w:t>
+      </w:r>
+      <w:proofErr w:type="gramStart"/>
+      <w:r>
+        <w:rPr>
+          <w:rFonts w:ascii="Consolas" w:eastAsia="Times New Roman" w:hAnsi="Consolas" w:cs="Times New Roman"/>
+          <w:color w:val="9CDCFE"/>
+          <w:kern w:val="0"/>
+          <w:sz w:val="21"/>
+          <w:szCs w:val="21"/>
+          <w:lang w:eastAsia="en-ID"/>
+          <w14:ligatures w14:val="none"/>
+        </w:rPr>
+        <w:t>console</w:t>
+      </w:r>
+      <w:r>
+        <w:rPr>
+          <w:rFonts w:ascii="Consolas" w:eastAsia="Times New Roman" w:hAnsi="Consolas" w:cs="Times New Roman"/>
+          <w:color w:val="CCCCCC"/>
+          <w:kern w:val="0"/>
+          <w:sz w:val="21"/>
+          <w:szCs w:val="21"/>
+          <w:lang w:eastAsia="en-ID"/>
+          <w14:ligatures w14:val="none"/>
+        </w:rPr>
+        <w:t>.</w:t>
+      </w:r>
+      <w:r>
+        <w:rPr>
+          <w:rFonts w:ascii="Consolas" w:eastAsia="Times New Roman" w:hAnsi="Consolas" w:cs="Times New Roman"/>
+          <w:color w:val="DCDCAA"/>
+          <w:kern w:val="0"/>
+          <w:sz w:val="21"/>
+          <w:szCs w:val="21"/>
+          <w:lang w:eastAsia="en-ID"/>
+          <w14:ligatures w14:val="none"/>
+        </w:rPr>
+        <w:t>log</w:t>
+      </w:r>
+      <w:r>
+        <w:rPr>
+          <w:rFonts w:ascii="Consolas" w:eastAsia="Times New Roman" w:hAnsi="Consolas" w:cs="Times New Roman"/>
+          <w:color w:val="CCCCCC"/>
+          <w:kern w:val="0"/>
+          <w:sz w:val="21"/>
+          <w:szCs w:val="21"/>
+          <w:lang w:eastAsia="en-ID"/>
+          <w14:ligatures w14:val="none"/>
+        </w:rPr>
+        <w:t>(</w:t>
+      </w:r>
+      <w:proofErr w:type="gramEnd"/>
+      <w:r>
+        <w:rPr>
+          <w:rFonts w:ascii="Consolas" w:eastAsia="Times New Roman" w:hAnsi="Consolas" w:cs="Times New Roman"/>
+          <w:color w:val="CE9178"/>
+          <w:kern w:val="0"/>
+          <w:sz w:val="21"/>
+          <w:szCs w:val="21"/>
+          <w:lang w:eastAsia="en-ID"/>
+          <w14:ligatures w14:val="none"/>
+        </w:rPr>
+        <w:t>"Maaf anda belum lulus ujian"</w:t>
+      </w:r>
+      <w:r>
+        <w:rPr>
+          <w:rFonts w:ascii="Consolas" w:eastAsia="Times New Roman" w:hAnsi="Consolas" w:cs="Times New Roman"/>
+          <w:color w:val="CCCCCC"/>
+          <w:kern w:val="0"/>
+          <w:sz w:val="21"/>
+          <w:szCs w:val="21"/>
+          <w:lang w:eastAsia="en-ID"/>
+          <w14:ligatures w14:val="none"/>
+        </w:rPr>
+        <w:t>);</w:t>
+      </w:r>
+    </w:p>
+    <w:p>
+      <w:pPr>
+        <w:shd w:val="clear" w:color="auto" w:fill="1F1F1F"/>
+        <w:spacing w:after="0" w:line="285" w:lineRule="atLeast"/>
+        <w:rPr>
+          <w:rFonts w:ascii="Consolas" w:eastAsia="Times New Roman" w:hAnsi="Consolas" w:cs="Times New Roman"/>
+          <w:color w:val="CCCCCC"/>
+          <w:kern w:val="0"/>
+          <w:sz w:val="21"/>
+          <w:szCs w:val="21"/>
+          <w:lang w:eastAsia="en-ID"/>
+          <w14:ligatures w14:val="none"/>
+        </w:rPr>
+      </w:pPr>
+      <w:r>
+        <w:rPr>
+          <w:rFonts w:ascii="Consolas" w:eastAsia="Times New Roman" w:hAnsi="Consolas" w:cs="Times New Roman"/>
+          <w:color w:val="CCCCCC"/>
+          <w:kern w:val="0"/>
+          <w:sz w:val="21"/>
+          <w:szCs w:val="21"/>
+          <w:lang w:eastAsia="en-ID"/>
+          <w14:ligatures w14:val="none"/>
+        </w:rPr>
+        <w:t>}</w:t>
+      </w:r>
+    </w:p>
+    <w:p>
+      <w:pPr>
+        <w:spacing w:after="0"/>
+        <w:jc w:val="both"/>
+        <w:rPr>
+          <w:rFonts w:ascii="Calibri" w:hAnsi="Calibri" w:cs="Calibri"/>
+        </w:rPr>
+      </w:pPr>
+      <w:r>
+        <w:rPr>
+          <w:rFonts w:ascii="Calibri" w:hAnsi="Calibri" w:cs="Calibri"/>
+        </w:rPr>
+        <w:t>If di isikan dengan suatu parameter operator perbandingan, Jika lebih dari dua percabangan bisa menggunakan else if. Jika ingin mengambahkan kondisi selain if sebelumnya gunakan else.</w:t>
+      </w:r>
+    </w:p>
+    <w:p>
+      <w:pPr>
+        <w:spacing w:after="0"/>
+        <w:jc w:val="both"/>
+        <w:rPr>
+          <w:rFonts w:ascii="Calibri" w:hAnsi="Calibri" w:cs="Calibri"/>
+        </w:rPr>
+      </w:pPr>
+    </w:p>
+    <w:p>
+      <w:pPr>
+        <w:spacing w:after="0"/>
+        <w:jc w:val="both"/>
+        <w:rPr>
+          <w:rFonts w:ascii="Calibri" w:hAnsi="Calibri" w:cs="Calibri"/>
+        </w:rPr>
+      </w:pPr>
+    </w:p>
+    <w:p>
+      <w:pPr>
+        <w:spacing w:after="0"/>
+        <w:jc w:val="both"/>
+        <w:rPr>
+          <w:rFonts w:ascii="Calibri" w:hAnsi="Calibri" w:cs="Calibri"/>
+        </w:rPr>
+      </w:pPr>
+    </w:p>
+    <w:p>
+      <w:pPr>
+        <w:spacing w:after="0"/>
+        <w:jc w:val="both"/>
+        <w:rPr>
+          <w:rFonts w:ascii="Calibri" w:hAnsi="Calibri" w:cs="Calibri"/>
+        </w:rPr>
+      </w:pPr>
+    </w:p>
+    <w:p>
+      <w:pPr>
+        <w:spacing w:after="0"/>
+        <w:jc w:val="both"/>
+        <w:rPr>
+          <w:rFonts w:ascii="Calibri" w:hAnsi="Calibri" w:cs="Calibri"/>
+        </w:rPr>
+      </w:pPr>
+    </w:p>
+    <w:p>
+      <w:pPr>
+        <w:spacing w:after="0"/>
+        <w:jc w:val="both"/>
+        <w:rPr>
+          <w:rFonts w:ascii="Calibri" w:hAnsi="Calibri" w:cs="Calibri"/>
+          <w:b/>
+          <w:bCs/>
+        </w:rPr>
+      </w:pPr>
+      <w:r>
+        <w:rPr>
+          <w:rFonts w:ascii="Calibri" w:hAnsi="Calibri" w:cs="Calibri"/>
+          <w:b/>
+          <w:bCs/>
+        </w:rPr>
+        <w:lastRenderedPageBreak/>
+        <w:t xml:space="preserve">TENNERY </w:t>
+      </w:r>
+    </w:p>
+    <w:p>
+      <w:pPr>
+        <w:shd w:val="clear" w:color="auto" w:fill="1F1F1F"/>
+        <w:spacing w:after="0" w:line="285" w:lineRule="atLeast"/>
+        <w:rPr>
+          <w:rFonts w:ascii="Consolas" w:eastAsia="Times New Roman" w:hAnsi="Consolas" w:cs="Times New Roman"/>
+          <w:color w:val="CCCCCC"/>
+          <w:kern w:val="0"/>
+          <w:sz w:val="21"/>
+          <w:szCs w:val="21"/>
+          <w:lang w:eastAsia="en-ID"/>
+          <w14:ligatures w14:val="none"/>
+        </w:rPr>
+      </w:pPr>
+      <w:r>
+        <w:rPr>
+          <w:rFonts w:ascii="Consolas" w:eastAsia="Times New Roman" w:hAnsi="Consolas" w:cs="Times New Roman"/>
+          <w:color w:val="569CD6"/>
+          <w:kern w:val="0"/>
+          <w:sz w:val="21"/>
+          <w:szCs w:val="21"/>
+          <w:lang w:eastAsia="en-ID"/>
+          <w14:ligatures w14:val="none"/>
+        </w:rPr>
+        <w:t>const</w:t>
+      </w:r>
+      <w:r>
+        <w:rPr>
+          <w:rFonts w:ascii="Consolas" w:eastAsia="Times New Roman" w:hAnsi="Consolas" w:cs="Times New Roman"/>
+          <w:color w:val="CCCCCC"/>
+          <w:kern w:val="0"/>
+          <w:sz w:val="21"/>
+          <w:szCs w:val="21"/>
+          <w:lang w:eastAsia="en-ID"/>
+          <w14:ligatures w14:val="none"/>
+        </w:rPr>
+        <w:t xml:space="preserve"> </w:t>
+      </w:r>
+      <w:r>
+        <w:rPr>
+          <w:rFonts w:ascii="Consolas" w:eastAsia="Times New Roman" w:hAnsi="Consolas" w:cs="Times New Roman"/>
+          <w:color w:val="4FC1FF"/>
+          <w:kern w:val="0"/>
+          <w:sz w:val="21"/>
+          <w:szCs w:val="21"/>
+          <w:lang w:eastAsia="en-ID"/>
+          <w14:ligatures w14:val="none"/>
+        </w:rPr>
+        <w:t>harga</w:t>
+      </w:r>
+      <w:r>
+        <w:rPr>
+          <w:rFonts w:ascii="Consolas" w:eastAsia="Times New Roman" w:hAnsi="Consolas" w:cs="Times New Roman"/>
+          <w:color w:val="CCCCCC"/>
+          <w:kern w:val="0"/>
+          <w:sz w:val="21"/>
+          <w:szCs w:val="21"/>
+          <w:lang w:eastAsia="en-ID"/>
+          <w14:ligatures w14:val="none"/>
+        </w:rPr>
+        <w:t xml:space="preserve"> </w:t>
+      </w:r>
+      <w:r>
+        <w:rPr>
+          <w:rFonts w:ascii="Consolas" w:eastAsia="Times New Roman" w:hAnsi="Consolas" w:cs="Times New Roman"/>
+          <w:color w:val="D4D4D4"/>
+          <w:kern w:val="0"/>
+          <w:sz w:val="21"/>
+          <w:szCs w:val="21"/>
+          <w:lang w:eastAsia="en-ID"/>
+          <w14:ligatures w14:val="none"/>
+        </w:rPr>
+        <w:t>=</w:t>
+      </w:r>
+      <w:r>
+        <w:rPr>
+          <w:rFonts w:ascii="Consolas" w:eastAsia="Times New Roman" w:hAnsi="Consolas" w:cs="Times New Roman"/>
+          <w:color w:val="CCCCCC"/>
+          <w:kern w:val="0"/>
+          <w:sz w:val="21"/>
+          <w:szCs w:val="21"/>
+          <w:lang w:eastAsia="en-ID"/>
+          <w14:ligatures w14:val="none"/>
+        </w:rPr>
+        <w:t xml:space="preserve"> </w:t>
+      </w:r>
+      <w:r>
+        <w:rPr>
+          <w:rFonts w:ascii="Consolas" w:eastAsia="Times New Roman" w:hAnsi="Consolas" w:cs="Times New Roman"/>
+          <w:color w:val="B5CEA8"/>
+          <w:kern w:val="0"/>
+          <w:sz w:val="21"/>
+          <w:szCs w:val="21"/>
+          <w:lang w:eastAsia="en-ID"/>
+          <w14:ligatures w14:val="none"/>
+        </w:rPr>
+        <w:t>100000</w:t>
+      </w:r>
+      <w:r>
+        <w:rPr>
+          <w:rFonts w:ascii="Consolas" w:eastAsia="Times New Roman" w:hAnsi="Consolas" w:cs="Times New Roman"/>
+          <w:color w:val="CCCCCC"/>
+          <w:kern w:val="0"/>
+          <w:sz w:val="21"/>
+          <w:szCs w:val="21"/>
+          <w:lang w:eastAsia="en-ID"/>
+          <w14:ligatures w14:val="none"/>
+        </w:rPr>
+        <w:t>;</w:t>
+      </w:r>
+    </w:p>
+    <w:p>
+      <w:pPr>
+        <w:shd w:val="clear" w:color="auto" w:fill="1F1F1F"/>
+        <w:spacing w:after="0" w:line="285" w:lineRule="atLeast"/>
+        <w:rPr>
+          <w:rFonts w:ascii="Consolas" w:eastAsia="Times New Roman" w:hAnsi="Consolas" w:cs="Times New Roman"/>
+          <w:color w:val="CCCCCC"/>
+          <w:kern w:val="0"/>
+          <w:sz w:val="21"/>
+          <w:szCs w:val="21"/>
+          <w:lang w:eastAsia="en-ID"/>
+          <w14:ligatures w14:val="none"/>
+        </w:rPr>
+      </w:pPr>
+      <w:r>
+        <w:rPr>
+          <w:rFonts w:ascii="Consolas" w:eastAsia="Times New Roman" w:hAnsi="Consolas" w:cs="Times New Roman"/>
+          <w:color w:val="569CD6"/>
+          <w:kern w:val="0"/>
+          <w:sz w:val="21"/>
+          <w:szCs w:val="21"/>
+          <w:lang w:eastAsia="en-ID"/>
+          <w14:ligatures w14:val="none"/>
+        </w:rPr>
+        <w:t>const</w:t>
+      </w:r>
+      <w:r>
+        <w:rPr>
+          <w:rFonts w:ascii="Consolas" w:eastAsia="Times New Roman" w:hAnsi="Consolas" w:cs="Times New Roman"/>
+          <w:color w:val="CCCCCC"/>
+          <w:kern w:val="0"/>
+          <w:sz w:val="21"/>
+          <w:szCs w:val="21"/>
+          <w:lang w:eastAsia="en-ID"/>
+          <w14:ligatures w14:val="none"/>
+        </w:rPr>
+        <w:t xml:space="preserve"> </w:t>
+      </w:r>
+      <w:r>
+        <w:rPr>
+          <w:rFonts w:ascii="Consolas" w:eastAsia="Times New Roman" w:hAnsi="Consolas" w:cs="Times New Roman"/>
+          <w:color w:val="4FC1FF"/>
+          <w:kern w:val="0"/>
+          <w:sz w:val="21"/>
+          <w:szCs w:val="21"/>
+          <w:lang w:eastAsia="en-ID"/>
+          <w14:ligatures w14:val="none"/>
+        </w:rPr>
+        <w:t>member</w:t>
+      </w:r>
+      <w:r>
+        <w:rPr>
+          <w:rFonts w:ascii="Consolas" w:eastAsia="Times New Roman" w:hAnsi="Consolas" w:cs="Times New Roman"/>
+          <w:color w:val="CCCCCC"/>
+          <w:kern w:val="0"/>
+          <w:sz w:val="21"/>
+          <w:szCs w:val="21"/>
+          <w:lang w:eastAsia="en-ID"/>
+          <w14:ligatures w14:val="none"/>
+        </w:rPr>
+        <w:t xml:space="preserve"> </w:t>
+      </w:r>
+      <w:r>
+        <w:rPr>
+          <w:rFonts w:ascii="Consolas" w:eastAsia="Times New Roman" w:hAnsi="Consolas" w:cs="Times New Roman"/>
+          <w:color w:val="D4D4D4"/>
+          <w:kern w:val="0"/>
+          <w:sz w:val="21"/>
+          <w:szCs w:val="21"/>
+          <w:lang w:eastAsia="en-ID"/>
+          <w14:ligatures w14:val="none"/>
+        </w:rPr>
+        <w:t>=</w:t>
+      </w:r>
+      <w:r>
+        <w:rPr>
+          <w:rFonts w:ascii="Consolas" w:eastAsia="Times New Roman" w:hAnsi="Consolas" w:cs="Times New Roman"/>
+          <w:color w:val="CCCCCC"/>
+          <w:kern w:val="0"/>
+          <w:sz w:val="21"/>
+          <w:szCs w:val="21"/>
+          <w:lang w:eastAsia="en-ID"/>
+          <w14:ligatures w14:val="none"/>
+        </w:rPr>
+        <w:t xml:space="preserve"> </w:t>
+      </w:r>
+      <w:r>
+        <w:rPr>
+          <w:rFonts w:ascii="Consolas" w:eastAsia="Times New Roman" w:hAnsi="Consolas" w:cs="Times New Roman"/>
+          <w:color w:val="569CD6"/>
+          <w:kern w:val="0"/>
+          <w:sz w:val="21"/>
+          <w:szCs w:val="21"/>
+          <w:lang w:eastAsia="en-ID"/>
+          <w14:ligatures w14:val="none"/>
+        </w:rPr>
+        <w:t>true</w:t>
+      </w:r>
+      <w:r>
+        <w:rPr>
+          <w:rFonts w:ascii="Consolas" w:eastAsia="Times New Roman" w:hAnsi="Consolas" w:cs="Times New Roman"/>
+          <w:color w:val="CCCCCC"/>
+          <w:kern w:val="0"/>
+          <w:sz w:val="21"/>
+          <w:szCs w:val="21"/>
+          <w:lang w:eastAsia="en-ID"/>
+          <w14:ligatures w14:val="none"/>
+        </w:rPr>
+        <w:t>;</w:t>
+      </w:r>
+    </w:p>
+    <w:p>
+      <w:pPr>
+        <w:shd w:val="clear" w:color="auto" w:fill="1F1F1F"/>
+        <w:spacing w:after="0" w:line="285" w:lineRule="atLeast"/>
+        <w:rPr>
+          <w:rFonts w:ascii="Consolas" w:eastAsia="Times New Roman" w:hAnsi="Consolas" w:cs="Times New Roman"/>
+          <w:color w:val="CCCCCC"/>
+          <w:kern w:val="0"/>
+          <w:sz w:val="21"/>
+          <w:szCs w:val="21"/>
+          <w:lang w:eastAsia="en-ID"/>
+          <w14:ligatures w14:val="none"/>
+        </w:rPr>
+      </w:pPr>
+      <w:r>
+        <w:rPr>
+          <w:rFonts w:ascii="Consolas" w:eastAsia="Times New Roman" w:hAnsi="Consolas" w:cs="Times New Roman"/>
+          <w:color w:val="569CD6"/>
+          <w:kern w:val="0"/>
+          <w:sz w:val="21"/>
+          <w:szCs w:val="21"/>
+          <w:lang w:eastAsia="en-ID"/>
+          <w14:ligatures w14:val="none"/>
+        </w:rPr>
+        <w:t>const</w:t>
+      </w:r>
+      <w:r>
+        <w:rPr>
+          <w:rFonts w:ascii="Consolas" w:eastAsia="Times New Roman" w:hAnsi="Consolas" w:cs="Times New Roman"/>
+          <w:color w:val="CCCCCC"/>
+          <w:kern w:val="0"/>
+          <w:sz w:val="21"/>
+          <w:szCs w:val="21"/>
+          <w:lang w:eastAsia="en-ID"/>
+          <w14:ligatures w14:val="none"/>
+        </w:rPr>
+        <w:t xml:space="preserve"> </w:t>
+      </w:r>
+      <w:r>
+        <w:rPr>
+          <w:rFonts w:ascii="Consolas" w:eastAsia="Times New Roman" w:hAnsi="Consolas" w:cs="Times New Roman"/>
+          <w:color w:val="4FC1FF"/>
+          <w:kern w:val="0"/>
+          <w:sz w:val="21"/>
+          <w:szCs w:val="21"/>
+          <w:lang w:eastAsia="en-ID"/>
+          <w14:ligatures w14:val="none"/>
+        </w:rPr>
+        <w:t>diskon</w:t>
+      </w:r>
+      <w:r>
+        <w:rPr>
+          <w:rFonts w:ascii="Consolas" w:eastAsia="Times New Roman" w:hAnsi="Consolas" w:cs="Times New Roman"/>
+          <w:color w:val="CCCCCC"/>
+          <w:kern w:val="0"/>
+          <w:sz w:val="21"/>
+          <w:szCs w:val="21"/>
+          <w:lang w:eastAsia="en-ID"/>
+          <w14:ligatures w14:val="none"/>
+        </w:rPr>
+        <w:t xml:space="preserve"> </w:t>
+      </w:r>
+      <w:r>
+        <w:rPr>
+          <w:rFonts w:ascii="Consolas" w:eastAsia="Times New Roman" w:hAnsi="Consolas" w:cs="Times New Roman"/>
+          <w:color w:val="D4D4D4"/>
+          <w:kern w:val="0"/>
+          <w:sz w:val="21"/>
+          <w:szCs w:val="21"/>
+          <w:lang w:eastAsia="en-ID"/>
+          <w14:ligatures w14:val="none"/>
+        </w:rPr>
+        <w:t>=</w:t>
+      </w:r>
+      <w:r>
+        <w:rPr>
+          <w:rFonts w:ascii="Consolas" w:eastAsia="Times New Roman" w:hAnsi="Consolas" w:cs="Times New Roman"/>
+          <w:color w:val="CCCCCC"/>
+          <w:kern w:val="0"/>
+          <w:sz w:val="21"/>
+          <w:szCs w:val="21"/>
+          <w:lang w:eastAsia="en-ID"/>
+          <w14:ligatures w14:val="none"/>
+        </w:rPr>
+        <w:t xml:space="preserve"> </w:t>
+      </w:r>
+      <w:proofErr w:type="gramStart"/>
+      <w:r>
+        <w:rPr>
+          <w:rFonts w:ascii="Consolas" w:eastAsia="Times New Roman" w:hAnsi="Consolas" w:cs="Times New Roman"/>
+          <w:color w:val="4FC1FF"/>
+          <w:kern w:val="0"/>
+          <w:sz w:val="21"/>
+          <w:szCs w:val="21"/>
+          <w:lang w:eastAsia="en-ID"/>
+          <w14:ligatures w14:val="none"/>
+        </w:rPr>
+        <w:t>member</w:t>
+      </w:r>
+      <w:r>
+        <w:rPr>
+          <w:rFonts w:ascii="Consolas" w:eastAsia="Times New Roman" w:hAnsi="Consolas" w:cs="Times New Roman"/>
+          <w:color w:val="CCCCCC"/>
+          <w:kern w:val="0"/>
+          <w:sz w:val="21"/>
+          <w:szCs w:val="21"/>
+          <w:lang w:eastAsia="en-ID"/>
+          <w14:ligatures w14:val="none"/>
+        </w:rPr>
+        <w:t xml:space="preserve"> </w:t>
+      </w:r>
+      <w:r>
+        <w:rPr>
+          <w:rFonts w:ascii="Consolas" w:eastAsia="Times New Roman" w:hAnsi="Consolas" w:cs="Times New Roman"/>
+          <w:color w:val="D4D4D4"/>
+          <w:kern w:val="0"/>
+          <w:sz w:val="21"/>
+          <w:szCs w:val="21"/>
+          <w:lang w:eastAsia="en-ID"/>
+          <w14:ligatures w14:val="none"/>
+        </w:rPr>
+        <w:t>?</w:t>
+      </w:r>
+      <w:proofErr w:type="gramEnd"/>
+      <w:r>
+        <w:rPr>
+          <w:rFonts w:ascii="Consolas" w:eastAsia="Times New Roman" w:hAnsi="Consolas" w:cs="Times New Roman"/>
+          <w:color w:val="CCCCCC"/>
+          <w:kern w:val="0"/>
+          <w:sz w:val="21"/>
+          <w:szCs w:val="21"/>
+          <w:lang w:eastAsia="en-ID"/>
+          <w14:ligatures w14:val="none"/>
+        </w:rPr>
+        <w:t xml:space="preserve"> </w:t>
+      </w:r>
+      <w:proofErr w:type="gramStart"/>
+      <w:r>
+        <w:rPr>
+          <w:rFonts w:ascii="Consolas" w:eastAsia="Times New Roman" w:hAnsi="Consolas" w:cs="Times New Roman"/>
+          <w:color w:val="B5CEA8"/>
+          <w:kern w:val="0"/>
+          <w:sz w:val="21"/>
+          <w:szCs w:val="21"/>
+          <w:lang w:eastAsia="en-ID"/>
+          <w14:ligatures w14:val="none"/>
+        </w:rPr>
+        <w:t>0.1</w:t>
+      </w:r>
+      <w:r>
+        <w:rPr>
+          <w:rFonts w:ascii="Consolas" w:eastAsia="Times New Roman" w:hAnsi="Consolas" w:cs="Times New Roman"/>
+          <w:color w:val="CCCCCC"/>
+          <w:kern w:val="0"/>
+          <w:sz w:val="21"/>
+          <w:szCs w:val="21"/>
+          <w:lang w:eastAsia="en-ID"/>
+          <w14:ligatures w14:val="none"/>
+        </w:rPr>
+        <w:t xml:space="preserve"> </w:t>
+      </w:r>
+      <w:r>
+        <w:rPr>
+          <w:rFonts w:ascii="Consolas" w:eastAsia="Times New Roman" w:hAnsi="Consolas" w:cs="Times New Roman"/>
+          <w:color w:val="D4D4D4"/>
+          <w:kern w:val="0"/>
+          <w:sz w:val="21"/>
+          <w:szCs w:val="21"/>
+          <w:lang w:eastAsia="en-ID"/>
+          <w14:ligatures w14:val="none"/>
+        </w:rPr>
+        <w:t>:</w:t>
+      </w:r>
+      <w:proofErr w:type="gramEnd"/>
+      <w:r>
+        <w:rPr>
+          <w:rFonts w:ascii="Consolas" w:eastAsia="Times New Roman" w:hAnsi="Consolas" w:cs="Times New Roman"/>
+          <w:color w:val="CCCCCC"/>
+          <w:kern w:val="0"/>
+          <w:sz w:val="21"/>
+          <w:szCs w:val="21"/>
+          <w:lang w:eastAsia="en-ID"/>
+          <w14:ligatures w14:val="none"/>
+        </w:rPr>
+        <w:t xml:space="preserve"> </w:t>
+      </w:r>
+      <w:r>
+        <w:rPr>
+          <w:rFonts w:ascii="Consolas" w:eastAsia="Times New Roman" w:hAnsi="Consolas" w:cs="Times New Roman"/>
+          <w:color w:val="B5CEA8"/>
+          <w:kern w:val="0"/>
+          <w:sz w:val="21"/>
+          <w:szCs w:val="21"/>
+          <w:lang w:eastAsia="en-ID"/>
+          <w14:ligatures w14:val="none"/>
+        </w:rPr>
+        <w:t>0</w:t>
+      </w:r>
+      <w:r>
+        <w:rPr>
+          <w:rFonts w:ascii="Consolas" w:eastAsia="Times New Roman" w:hAnsi="Consolas" w:cs="Times New Roman"/>
+          <w:color w:val="CCCCCC"/>
+          <w:kern w:val="0"/>
+          <w:sz w:val="21"/>
+          <w:szCs w:val="21"/>
+          <w:lang w:eastAsia="en-ID"/>
+          <w14:ligatures w14:val="none"/>
+        </w:rPr>
+        <w:t>;</w:t>
+      </w:r>
+    </w:p>
+    <w:p>
+      <w:pPr>
+        <w:shd w:val="clear" w:color="auto" w:fill="1F1F1F"/>
+        <w:spacing w:after="0" w:line="285" w:lineRule="atLeast"/>
+        <w:rPr>
+          <w:rFonts w:ascii="Consolas" w:eastAsia="Times New Roman" w:hAnsi="Consolas" w:cs="Times New Roman"/>
+          <w:color w:val="CCCCCC"/>
+          <w:kern w:val="0"/>
+          <w:sz w:val="21"/>
+          <w:szCs w:val="21"/>
+          <w:lang w:eastAsia="en-ID"/>
+          <w14:ligatures w14:val="none"/>
+        </w:rPr>
+      </w:pPr>
+      <w:proofErr w:type="gramStart"/>
+      <w:r>
+        <w:rPr>
+          <w:rFonts w:ascii="Consolas" w:eastAsia="Times New Roman" w:hAnsi="Consolas" w:cs="Times New Roman"/>
+          <w:color w:val="9CDCFE"/>
+          <w:kern w:val="0"/>
+          <w:sz w:val="21"/>
+          <w:szCs w:val="21"/>
+          <w:lang w:eastAsia="en-ID"/>
+          <w14:ligatures w14:val="none"/>
+        </w:rPr>
+        <w:t>console</w:t>
+      </w:r>
+      <w:r>
+        <w:rPr>
+          <w:rFonts w:ascii="Consolas" w:eastAsia="Times New Roman" w:hAnsi="Consolas" w:cs="Times New Roman"/>
+          <w:color w:val="CCCCCC"/>
+          <w:kern w:val="0"/>
+          <w:sz w:val="21"/>
+          <w:szCs w:val="21"/>
+          <w:lang w:eastAsia="en-ID"/>
+          <w14:ligatures w14:val="none"/>
+        </w:rPr>
+        <w:t>.</w:t>
+      </w:r>
+      <w:r>
+        <w:rPr>
+          <w:rFonts w:ascii="Consolas" w:eastAsia="Times New Roman" w:hAnsi="Consolas" w:cs="Times New Roman"/>
+          <w:color w:val="DCDCAA"/>
+          <w:kern w:val="0"/>
+          <w:sz w:val="21"/>
+          <w:szCs w:val="21"/>
+          <w:lang w:eastAsia="en-ID"/>
+          <w14:ligatures w14:val="none"/>
+        </w:rPr>
+        <w:t>log</w:t>
+      </w:r>
+      <w:r>
+        <w:rPr>
+          <w:rFonts w:ascii="Consolas" w:eastAsia="Times New Roman" w:hAnsi="Consolas" w:cs="Times New Roman"/>
+          <w:color w:val="CCCCCC"/>
+          <w:kern w:val="0"/>
+          <w:sz w:val="21"/>
+          <w:szCs w:val="21"/>
+          <w:lang w:eastAsia="en-ID"/>
+          <w14:ligatures w14:val="none"/>
+        </w:rPr>
+        <w:t>(</w:t>
+      </w:r>
+      <w:proofErr w:type="gramEnd"/>
+      <w:r>
+        <w:rPr>
+          <w:rFonts w:ascii="Consolas" w:eastAsia="Times New Roman" w:hAnsi="Consolas" w:cs="Times New Roman"/>
+          <w:color w:val="CE9178"/>
+          <w:kern w:val="0"/>
+          <w:sz w:val="21"/>
+          <w:szCs w:val="21"/>
+          <w:lang w:eastAsia="en-ID"/>
+          <w14:ligatures w14:val="none"/>
+        </w:rPr>
+        <w:t>`anda mendapatkan diskon sebesar</w:t>
+      </w:r>
+      <w:r>
+        <w:rPr>
+          <w:rFonts w:ascii="Consolas" w:eastAsia="Times New Roman" w:hAnsi="Consolas" w:cs="Times New Roman"/>
+          <w:color w:val="569CD6"/>
+          <w:kern w:val="0"/>
+          <w:sz w:val="21"/>
+          <w:szCs w:val="21"/>
+          <w:lang w:eastAsia="en-ID"/>
+          <w14:ligatures w14:val="none"/>
+        </w:rPr>
+        <w:t>${</w:t>
+      </w:r>
+      <w:r>
+        <w:rPr>
+          <w:rFonts w:ascii="Consolas" w:eastAsia="Times New Roman" w:hAnsi="Consolas" w:cs="Times New Roman"/>
+          <w:color w:val="4FC1FF"/>
+          <w:kern w:val="0"/>
+          <w:sz w:val="21"/>
+          <w:szCs w:val="21"/>
+          <w:lang w:eastAsia="en-ID"/>
+          <w14:ligatures w14:val="none"/>
+        </w:rPr>
+        <w:t>diskon</w:t>
+      </w:r>
+      <w:r>
+        <w:rPr>
+          <w:rFonts w:ascii="Consolas" w:eastAsia="Times New Roman" w:hAnsi="Consolas" w:cs="Times New Roman"/>
+          <w:color w:val="D4D4D4"/>
+          <w:kern w:val="0"/>
+          <w:sz w:val="21"/>
+          <w:szCs w:val="21"/>
+          <w:lang w:eastAsia="en-ID"/>
+          <w14:ligatures w14:val="none"/>
+        </w:rPr>
+        <w:t xml:space="preserve"> * </w:t>
+      </w:r>
+      <w:r>
+        <w:rPr>
+          <w:rFonts w:ascii="Consolas" w:eastAsia="Times New Roman" w:hAnsi="Consolas" w:cs="Times New Roman"/>
+          <w:color w:val="4FC1FF"/>
+          <w:kern w:val="0"/>
+          <w:sz w:val="21"/>
+          <w:szCs w:val="21"/>
+          <w:lang w:eastAsia="en-ID"/>
+          <w14:ligatures w14:val="none"/>
+        </w:rPr>
+        <w:t>harga</w:t>
+      </w:r>
+      <w:r>
+        <w:rPr>
+          <w:rFonts w:ascii="Consolas" w:eastAsia="Times New Roman" w:hAnsi="Consolas" w:cs="Times New Roman"/>
+          <w:color w:val="569CD6"/>
+          <w:kern w:val="0"/>
+          <w:sz w:val="21"/>
+          <w:szCs w:val="21"/>
+          <w:lang w:eastAsia="en-ID"/>
+          <w14:ligatures w14:val="none"/>
+        </w:rPr>
+        <w:t>}</w:t>
+      </w:r>
+      <w:r>
+        <w:rPr>
+          <w:rFonts w:ascii="Consolas" w:eastAsia="Times New Roman" w:hAnsi="Consolas" w:cs="Times New Roman"/>
+          <w:color w:val="CE9178"/>
+          <w:kern w:val="0"/>
+          <w:sz w:val="21"/>
+          <w:szCs w:val="21"/>
+          <w:lang w:eastAsia="en-ID"/>
+          <w14:ligatures w14:val="none"/>
+        </w:rPr>
+        <w:t>`</w:t>
+      </w:r>
+      <w:r>
+        <w:rPr>
+          <w:rFonts w:ascii="Consolas" w:eastAsia="Times New Roman" w:hAnsi="Consolas" w:cs="Times New Roman"/>
+          <w:color w:val="CCCCCC"/>
+          <w:kern w:val="0"/>
+          <w:sz w:val="21"/>
+          <w:szCs w:val="21"/>
+          <w:lang w:eastAsia="en-ID"/>
+          <w14:ligatures w14:val="none"/>
+        </w:rPr>
+        <w:t>);</w:t>
+      </w:r>
+    </w:p>
+    <w:p>
+      <w:pPr>
+        <w:spacing w:after="0"/>
+        <w:jc w:val="both"/>
+        <w:rPr>
+          <w:rFonts w:ascii="Calibri" w:hAnsi="Calibri" w:cs="Calibri"/>
+        </w:rPr>
+      </w:pPr>
+      <w:r>
+        <w:rPr>
+          <w:rFonts w:ascii="Calibri" w:hAnsi="Calibri" w:cs="Calibri"/>
+        </w:rPr>
+        <w:t xml:space="preserve">Tennery di gunakan hanya 2 kondisi, yakni jika benar dan jika salah/selain itu. Tanda “?” berarti jika kondisi benar. Tanda “:” berarti jika kondisi salah. Tennery juga ada parameternya. Pada contoh di atas adalah member. </w:t>
+      </w:r>
+      <w:r>
+        <w:rPr>
+          <w:rFonts w:ascii="Calibri" w:hAnsi="Calibri" w:cs="Calibri"/>
+        </w:rPr>
+        <w:t>Parameter ini juga bisa di isi dengna kondisi tertentu layaknya if. Tetapi Hanya 1 kondisi saja yakni benar atau salah.</w:t>
+      </w:r>
+    </w:p>
+    <w:p>
+      <w:pPr>
+        <w:spacing w:after="0"/>
+        <w:jc w:val="both"/>
+        <w:rPr>
+          <w:rFonts w:ascii="Calibri" w:hAnsi="Calibri" w:cs="Calibri"/>
+        </w:rPr>
+      </w:pPr>
+    </w:p>
+    <w:p>
+      <w:pPr>
+        <w:spacing w:after="0"/>
+        <w:jc w:val="both"/>
+        <w:rPr>
+          <w:rFonts w:ascii="Calibri" w:hAnsi="Calibri" w:cs="Calibri"/>
+          <w:b/>
+          <w:bCs/>
+        </w:rPr>
+      </w:pPr>
+      <w:r>
+        <w:rPr>
+          <w:rFonts w:ascii="Calibri" w:hAnsi="Calibri" w:cs="Calibri"/>
+          <w:b/>
+          <w:bCs/>
+        </w:rPr>
+        <w:t>Switch case</w:t>
+      </w:r>
+    </w:p>
+    <w:p>
+      <w:pPr>
+        <w:shd w:val="clear" w:color="auto" w:fill="1F1F1F"/>
+        <w:spacing w:after="0" w:line="285" w:lineRule="atLeast"/>
+        <w:rPr>
+          <w:rFonts w:ascii="Consolas" w:eastAsia="Times New Roman" w:hAnsi="Consolas" w:cs="Times New Roman"/>
+          <w:color w:val="CCCCCC"/>
+          <w:kern w:val="0"/>
+          <w:sz w:val="21"/>
+          <w:szCs w:val="21"/>
+          <w:lang w:eastAsia="en-ID"/>
+          <w14:ligatures w14:val="none"/>
+        </w:rPr>
+      </w:pPr>
+      <w:r>
+        <w:rPr>
+          <w:rFonts w:ascii="Consolas" w:eastAsia="Times New Roman" w:hAnsi="Consolas" w:cs="Times New Roman"/>
+          <w:color w:val="569CD6"/>
+          <w:kern w:val="0"/>
+          <w:sz w:val="21"/>
+          <w:szCs w:val="21"/>
+          <w:lang w:eastAsia="en-ID"/>
+          <w14:ligatures w14:val="none"/>
+        </w:rPr>
+        <w:t>const</w:t>
+      </w:r>
+      <w:r>
+        <w:rPr>
+          <w:rFonts w:ascii="Consolas" w:eastAsia="Times New Roman" w:hAnsi="Consolas" w:cs="Times New Roman"/>
+          <w:color w:val="CCCCCC"/>
+          <w:kern w:val="0"/>
+          <w:sz w:val="21"/>
+          <w:szCs w:val="21"/>
+          <w:lang w:eastAsia="en-ID"/>
+          <w14:ligatures w14:val="none"/>
+        </w:rPr>
+        <w:t xml:space="preserve"> </w:t>
+      </w:r>
+      <w:r>
+        <w:rPr>
+          <w:rFonts w:ascii="Consolas" w:eastAsia="Times New Roman" w:hAnsi="Consolas" w:cs="Times New Roman"/>
+          <w:color w:val="4FC1FF"/>
+          <w:kern w:val="0"/>
+          <w:sz w:val="21"/>
+          <w:szCs w:val="21"/>
+          <w:lang w:eastAsia="en-ID"/>
+          <w14:ligatures w14:val="none"/>
+        </w:rPr>
+        <w:t>buah</w:t>
+      </w:r>
+      <w:r>
+        <w:rPr>
+          <w:rFonts w:ascii="Consolas" w:eastAsia="Times New Roman" w:hAnsi="Consolas" w:cs="Times New Roman"/>
+          <w:color w:val="CCCCCC"/>
+          <w:kern w:val="0"/>
+          <w:sz w:val="21"/>
+          <w:szCs w:val="21"/>
+          <w:lang w:eastAsia="en-ID"/>
+          <w14:ligatures w14:val="none"/>
+        </w:rPr>
+        <w:t xml:space="preserve"> </w:t>
+      </w:r>
+      <w:r>
+        <w:rPr>
+          <w:rFonts w:ascii="Consolas" w:eastAsia="Times New Roman" w:hAnsi="Consolas" w:cs="Times New Roman"/>
+          <w:color w:val="D4D4D4"/>
+          <w:kern w:val="0"/>
+          <w:sz w:val="21"/>
+          <w:szCs w:val="21"/>
+          <w:lang w:eastAsia="en-ID"/>
+          <w14:ligatures w14:val="none"/>
+        </w:rPr>
+        <w:t>=</w:t>
+      </w:r>
+      <w:r>
+        <w:rPr>
+          <w:rFonts w:ascii="Consolas" w:eastAsia="Times New Roman" w:hAnsi="Consolas" w:cs="Times New Roman"/>
+          <w:color w:val="CCCCCC"/>
+          <w:kern w:val="0"/>
+          <w:sz w:val="21"/>
+          <w:szCs w:val="21"/>
+          <w:lang w:eastAsia="en-ID"/>
+          <w14:ligatures w14:val="none"/>
+        </w:rPr>
+        <w:t xml:space="preserve"> </w:t>
+      </w:r>
+      <w:r>
+        <w:rPr>
+          <w:rFonts w:ascii="Consolas" w:eastAsia="Times New Roman" w:hAnsi="Consolas" w:cs="Times New Roman"/>
+          <w:color w:val="CE9178"/>
+          <w:kern w:val="0"/>
+          <w:sz w:val="21"/>
+          <w:szCs w:val="21"/>
+          <w:lang w:eastAsia="en-ID"/>
+          <w14:ligatures w14:val="none"/>
+        </w:rPr>
+        <w:t>"apel"</w:t>
+      </w:r>
+      <w:r>
+        <w:rPr>
+          <w:rFonts w:ascii="Consolas" w:eastAsia="Times New Roman" w:hAnsi="Consolas" w:cs="Times New Roman"/>
+          <w:color w:val="CCCCCC"/>
+          <w:kern w:val="0"/>
+          <w:sz w:val="21"/>
+          <w:szCs w:val="21"/>
+          <w:lang w:eastAsia="en-ID"/>
+          <w14:ligatures w14:val="none"/>
+        </w:rPr>
+        <w:t>;</w:t>
+      </w:r>
+    </w:p>
+    <w:p>
+      <w:pPr>
+        <w:shd w:val="clear" w:color="auto" w:fill="1F1F1F"/>
+        <w:spacing w:after="0" w:line="285" w:lineRule="atLeast"/>
+        <w:rPr>
+          <w:rFonts w:ascii="Consolas" w:eastAsia="Times New Roman" w:hAnsi="Consolas" w:cs="Times New Roman"/>
+          <w:color w:val="CCCCCC"/>
+          <w:kern w:val="0"/>
+          <w:sz w:val="21"/>
+          <w:szCs w:val="21"/>
+          <w:lang w:eastAsia="en-ID"/>
+          <w14:ligatures w14:val="none"/>
+        </w:rPr>
+      </w:pPr>
+      <w:r>
+        <w:rPr>
+          <w:rFonts w:ascii="Consolas" w:eastAsia="Times New Roman" w:hAnsi="Consolas" w:cs="Times New Roman"/>
+          <w:color w:val="C586C0"/>
+          <w:kern w:val="0"/>
+          <w:sz w:val="21"/>
+          <w:szCs w:val="21"/>
+          <w:lang w:eastAsia="en-ID"/>
+          <w14:ligatures w14:val="none"/>
+        </w:rPr>
+        <w:t>switch</w:t>
+      </w:r>
+      <w:r>
+        <w:rPr>
+          <w:rFonts w:ascii="Consolas" w:eastAsia="Times New Roman" w:hAnsi="Consolas" w:cs="Times New Roman"/>
+          <w:color w:val="CCCCCC"/>
+          <w:kern w:val="0"/>
+          <w:sz w:val="21"/>
+          <w:szCs w:val="21"/>
+          <w:lang w:eastAsia="en-ID"/>
+          <w14:ligatures w14:val="none"/>
+        </w:rPr>
+        <w:t xml:space="preserve"> (</w:t>
+      </w:r>
+      <w:r>
+        <w:rPr>
+          <w:rFonts w:ascii="Consolas" w:eastAsia="Times New Roman" w:hAnsi="Consolas" w:cs="Times New Roman"/>
+          <w:color w:val="4FC1FF"/>
+          <w:kern w:val="0"/>
+          <w:sz w:val="21"/>
+          <w:szCs w:val="21"/>
+          <w:lang w:eastAsia="en-ID"/>
+          <w14:ligatures w14:val="none"/>
+        </w:rPr>
+        <w:t>buah</w:t>
+      </w:r>
+      <w:r>
+        <w:rPr>
+          <w:rFonts w:ascii="Consolas" w:eastAsia="Times New Roman" w:hAnsi="Consolas" w:cs="Times New Roman"/>
+          <w:color w:val="CCCCCC"/>
+          <w:kern w:val="0"/>
+          <w:sz w:val="21"/>
+          <w:szCs w:val="21"/>
+          <w:lang w:eastAsia="en-ID"/>
+          <w14:ligatures w14:val="none"/>
+        </w:rPr>
+        <w:t>) {</w:t>
+      </w:r>
+    </w:p>
+    <w:p>
+      <w:pPr>
+        <w:shd w:val="clear" w:color="auto" w:fill="1F1F1F"/>
+        <w:spacing w:after="0" w:line="285" w:lineRule="atLeast"/>
+        <w:rPr>
+          <w:rFonts w:ascii="Consolas" w:eastAsia="Times New Roman" w:hAnsi="Consolas" w:cs="Times New Roman"/>
+          <w:color w:val="CCCCCC"/>
+          <w:kern w:val="0"/>
+          <w:sz w:val="21"/>
+          <w:szCs w:val="21"/>
+          <w:lang w:eastAsia="en-ID"/>
+          <w14:ligatures w14:val="none"/>
+        </w:rPr>
+      </w:pPr>
+      <w:r>
+        <w:rPr>
+          <w:rFonts w:ascii="Consolas" w:eastAsia="Times New Roman" w:hAnsi="Consolas" w:cs="Times New Roman"/>
+          <w:color w:val="CCCCCC"/>
+          <w:kern w:val="0"/>
+          <w:sz w:val="21"/>
+          <w:szCs w:val="21"/>
+          <w:lang w:eastAsia="en-ID"/>
+          <w14:ligatures w14:val="none"/>
+        </w:rPr>
+        <w:t xml:space="preserve">  </w:t>
+      </w:r>
+      <w:r>
+        <w:rPr>
+          <w:rFonts w:ascii="Consolas" w:eastAsia="Times New Roman" w:hAnsi="Consolas" w:cs="Times New Roman"/>
+          <w:color w:val="C586C0"/>
+          <w:kern w:val="0"/>
+          <w:sz w:val="21"/>
+          <w:szCs w:val="21"/>
+          <w:lang w:eastAsia="en-ID"/>
+          <w14:ligatures w14:val="none"/>
+        </w:rPr>
+        <w:t>case</w:t>
+      </w:r>
+      <w:r>
+        <w:rPr>
+          <w:rFonts w:ascii="Consolas" w:eastAsia="Times New Roman" w:hAnsi="Consolas" w:cs="Times New Roman"/>
+          <w:color w:val="CCCCCC"/>
+          <w:kern w:val="0"/>
+          <w:sz w:val="21"/>
+          <w:szCs w:val="21"/>
+          <w:lang w:eastAsia="en-ID"/>
+          <w14:ligatures w14:val="none"/>
+        </w:rPr>
+        <w:t xml:space="preserve"> </w:t>
+      </w:r>
+      <w:r>
+        <w:rPr>
+          <w:rFonts w:ascii="Consolas" w:eastAsia="Times New Roman" w:hAnsi="Consolas" w:cs="Times New Roman"/>
+          <w:color w:val="CE9178"/>
+          <w:kern w:val="0"/>
+          <w:sz w:val="21"/>
+          <w:szCs w:val="21"/>
+          <w:lang w:eastAsia="en-ID"/>
+          <w14:ligatures w14:val="none"/>
+        </w:rPr>
+        <w:t>"apel"</w:t>
+      </w:r>
+      <w:r>
+        <w:rPr>
+          <w:rFonts w:ascii="Consolas" w:eastAsia="Times New Roman" w:hAnsi="Consolas" w:cs="Times New Roman"/>
+          <w:color w:val="CCCCCC"/>
+          <w:kern w:val="0"/>
+          <w:sz w:val="21"/>
+          <w:szCs w:val="21"/>
+          <w:lang w:eastAsia="en-ID"/>
+          <w14:ligatures w14:val="none"/>
+        </w:rPr>
+        <w:t>:</w:t>
+      </w:r>
+    </w:p>
+    <w:p>
+      <w:pPr>
+        <w:shd w:val="clear" w:color="auto" w:fill="1F1F1F"/>
+        <w:spacing w:after="0" w:line="285" w:lineRule="atLeast"/>
+        <w:rPr>
+          <w:rFonts w:ascii="Consolas" w:eastAsia="Times New Roman" w:hAnsi="Consolas" w:cs="Times New Roman"/>
+          <w:color w:val="CCCCCC"/>
+          <w:kern w:val="0"/>
+          <w:sz w:val="21"/>
+          <w:szCs w:val="21"/>
+          <w:lang w:eastAsia="en-ID"/>
+          <w14:ligatures w14:val="none"/>
+        </w:rPr>
+      </w:pPr>
+      <w:r>
+        <w:rPr>
+          <w:rFonts w:ascii="Consolas" w:eastAsia="Times New Roman" w:hAnsi="Consolas" w:cs="Times New Roman"/>
+          <w:color w:val="CCCCCC"/>
+          <w:kern w:val="0"/>
+          <w:sz w:val="21"/>
+          <w:szCs w:val="21"/>
+          <w:lang w:eastAsia="en-ID"/>
+          <w14:ligatures w14:val="none"/>
+        </w:rPr>
+        <w:t xml:space="preserve">    </w:t>
+      </w:r>
+      <w:proofErr w:type="gramStart"/>
+      <w:r>
+        <w:rPr>
+          <w:rFonts w:ascii="Consolas" w:eastAsia="Times New Roman" w:hAnsi="Consolas" w:cs="Times New Roman"/>
+          <w:color w:val="9CDCFE"/>
+          <w:kern w:val="0"/>
+          <w:sz w:val="21"/>
+          <w:szCs w:val="21"/>
+          <w:lang w:eastAsia="en-ID"/>
+          <w14:ligatures w14:val="none"/>
+        </w:rPr>
+        <w:t>console</w:t>
+      </w:r>
+      <w:r>
+        <w:rPr>
+          <w:rFonts w:ascii="Consolas" w:eastAsia="Times New Roman" w:hAnsi="Consolas" w:cs="Times New Roman"/>
+          <w:color w:val="CCCCCC"/>
+          <w:kern w:val="0"/>
+          <w:sz w:val="21"/>
+          <w:szCs w:val="21"/>
+          <w:lang w:eastAsia="en-ID"/>
+          <w14:ligatures w14:val="none"/>
+        </w:rPr>
+        <w:t>.</w:t>
+      </w:r>
+      <w:r>
+        <w:rPr>
+          <w:rFonts w:ascii="Consolas" w:eastAsia="Times New Roman" w:hAnsi="Consolas" w:cs="Times New Roman"/>
+          <w:color w:val="DCDCAA"/>
+          <w:kern w:val="0"/>
+          <w:sz w:val="21"/>
+          <w:szCs w:val="21"/>
+          <w:lang w:eastAsia="en-ID"/>
+          <w14:ligatures w14:val="none"/>
+        </w:rPr>
+        <w:t>log</w:t>
+      </w:r>
+      <w:r>
+        <w:rPr>
+          <w:rFonts w:ascii="Consolas" w:eastAsia="Times New Roman" w:hAnsi="Consolas" w:cs="Times New Roman"/>
+          <w:color w:val="CCCCCC"/>
+          <w:kern w:val="0"/>
+          <w:sz w:val="21"/>
+          <w:szCs w:val="21"/>
+          <w:lang w:eastAsia="en-ID"/>
+          <w14:ligatures w14:val="none"/>
+        </w:rPr>
+        <w:t>(</w:t>
+      </w:r>
+      <w:proofErr w:type="gramEnd"/>
+      <w:r>
+        <w:rPr>
+          <w:rFonts w:ascii="Consolas" w:eastAsia="Times New Roman" w:hAnsi="Consolas" w:cs="Times New Roman"/>
+          <w:color w:val="CE9178"/>
+          <w:kern w:val="0"/>
+          <w:sz w:val="21"/>
+          <w:szCs w:val="21"/>
+          <w:lang w:eastAsia="en-ID"/>
+          <w14:ligatures w14:val="none"/>
+        </w:rPr>
+        <w:t>"Buah apel"</w:t>
+      </w:r>
+      <w:r>
+        <w:rPr>
+          <w:rFonts w:ascii="Consolas" w:eastAsia="Times New Roman" w:hAnsi="Consolas" w:cs="Times New Roman"/>
+          <w:color w:val="CCCCCC"/>
+          <w:kern w:val="0"/>
+          <w:sz w:val="21"/>
+          <w:szCs w:val="21"/>
+          <w:lang w:eastAsia="en-ID"/>
+          <w14:ligatures w14:val="none"/>
+        </w:rPr>
+        <w:t>);</w:t>
+      </w:r>
+    </w:p>
+    <w:p>
+      <w:pPr>
+        <w:shd w:val="clear" w:color="auto" w:fill="1F1F1F"/>
+        <w:spacing w:after="0" w:line="285" w:lineRule="atLeast"/>
+        <w:rPr>
+          <w:rFonts w:ascii="Consolas" w:eastAsia="Times New Roman" w:hAnsi="Consolas" w:cs="Times New Roman"/>
+          <w:color w:val="CCCCCC"/>
+          <w:kern w:val="0"/>
+          <w:sz w:val="21"/>
+          <w:szCs w:val="21"/>
+          <w:lang w:eastAsia="en-ID"/>
+          <w14:ligatures w14:val="none"/>
+        </w:rPr>
+      </w:pPr>
+      <w:r>
+        <w:rPr>
+          <w:rFonts w:ascii="Consolas" w:eastAsia="Times New Roman" w:hAnsi="Consolas" w:cs="Times New Roman"/>
+          <w:color w:val="CCCCCC"/>
+          <w:kern w:val="0"/>
+          <w:sz w:val="21"/>
+          <w:szCs w:val="21"/>
+          <w:lang w:eastAsia="en-ID"/>
+          <w14:ligatures w14:val="none"/>
+        </w:rPr>
+        <w:t xml:space="preserve">    </w:t>
+      </w:r>
+      <w:r>
+        <w:rPr>
+          <w:rFonts w:ascii="Consolas" w:eastAsia="Times New Roman" w:hAnsi="Consolas" w:cs="Times New Roman"/>
+          <w:color w:val="C586C0"/>
+          <w:kern w:val="0"/>
+          <w:sz w:val="21"/>
+          <w:szCs w:val="21"/>
+          <w:lang w:eastAsia="en-ID"/>
+          <w14:ligatures w14:val="none"/>
+        </w:rPr>
+        <w:t>break</w:t>
+      </w:r>
+      <w:r>
+        <w:rPr>
+          <w:rFonts w:ascii="Consolas" w:eastAsia="Times New Roman" w:hAnsi="Consolas" w:cs="Times New Roman"/>
+          <w:color w:val="CCCCCC"/>
+          <w:kern w:val="0"/>
+          <w:sz w:val="21"/>
+          <w:szCs w:val="21"/>
+          <w:lang w:eastAsia="en-ID"/>
+          <w14:ligatures w14:val="none"/>
+        </w:rPr>
+        <w:t>;</w:t>
+      </w:r>
+    </w:p>
+    <w:p>
+      <w:pPr>
+        <w:shd w:val="clear" w:color="auto" w:fill="1F1F1F"/>
+        <w:spacing w:after="0" w:line="285" w:lineRule="atLeast"/>
+        <w:rPr>
+          <w:rFonts w:ascii="Consolas" w:eastAsia="Times New Roman" w:hAnsi="Consolas" w:cs="Times New Roman"/>
+          <w:color w:val="CCCCCC"/>
+          <w:kern w:val="0"/>
+          <w:sz w:val="21"/>
+          <w:szCs w:val="21"/>
+          <w:lang w:eastAsia="en-ID"/>
+          <w14:ligatures w14:val="none"/>
+        </w:rPr>
+      </w:pPr>
+      <w:r>
+        <w:rPr>
+          <w:rFonts w:ascii="Consolas" w:eastAsia="Times New Roman" w:hAnsi="Consolas" w:cs="Times New Roman"/>
+          <w:color w:val="CCCCCC"/>
+          <w:kern w:val="0"/>
+          <w:sz w:val="21"/>
+          <w:szCs w:val="21"/>
+          <w:lang w:eastAsia="en-ID"/>
+          <w14:ligatures w14:val="none"/>
+        </w:rPr>
+        <w:t xml:space="preserve">  </w:t>
+      </w:r>
+      <w:r>
+        <w:rPr>
+          <w:rFonts w:ascii="Consolas" w:eastAsia="Times New Roman" w:hAnsi="Consolas" w:cs="Times New Roman"/>
+          <w:color w:val="C586C0"/>
+          <w:kern w:val="0"/>
+          <w:sz w:val="21"/>
+          <w:szCs w:val="21"/>
+          <w:lang w:eastAsia="en-ID"/>
+          <w14:ligatures w14:val="none"/>
+        </w:rPr>
+        <w:t>case</w:t>
+      </w:r>
+      <w:r>
+        <w:rPr>
+          <w:rFonts w:ascii="Consolas" w:eastAsia="Times New Roman" w:hAnsi="Consolas" w:cs="Times New Roman"/>
+          <w:color w:val="CCCCCC"/>
+          <w:kern w:val="0"/>
+          <w:sz w:val="21"/>
+          <w:szCs w:val="21"/>
+          <w:lang w:eastAsia="en-ID"/>
+          <w14:ligatures w14:val="none"/>
+        </w:rPr>
+        <w:t xml:space="preserve"> </w:t>
+      </w:r>
+      <w:r>
+        <w:rPr>
+          <w:rFonts w:ascii="Consolas" w:eastAsia="Times New Roman" w:hAnsi="Consolas" w:cs="Times New Roman"/>
+          <w:color w:val="CE9178"/>
+          <w:kern w:val="0"/>
+          <w:sz w:val="21"/>
+          <w:szCs w:val="21"/>
+          <w:lang w:eastAsia="en-ID"/>
+          <w14:ligatures w14:val="none"/>
+        </w:rPr>
+        <w:t>"pisang"</w:t>
+      </w:r>
+      <w:r>
+        <w:rPr>
+          <w:rFonts w:ascii="Consolas" w:eastAsia="Times New Roman" w:hAnsi="Consolas" w:cs="Times New Roman"/>
+          <w:color w:val="CCCCCC"/>
+          <w:kern w:val="0"/>
+          <w:sz w:val="21"/>
+          <w:szCs w:val="21"/>
+          <w:lang w:eastAsia="en-ID"/>
+          <w14:ligatures w14:val="none"/>
+        </w:rPr>
+        <w:t>:</w:t>
+      </w:r>
+    </w:p>
+    <w:p>
+      <w:pPr>
+        <w:shd w:val="clear" w:color="auto" w:fill="1F1F1F"/>
+        <w:spacing w:after="0" w:line="285" w:lineRule="atLeast"/>
+        <w:rPr>
+          <w:rFonts w:ascii="Consolas" w:eastAsia="Times New Roman" w:hAnsi="Consolas" w:cs="Times New Roman"/>
+          <w:color w:val="CCCCCC"/>
+          <w:kern w:val="0"/>
+          <w:sz w:val="21"/>
+          <w:szCs w:val="21"/>
+          <w:lang w:eastAsia="en-ID"/>
+          <w14:ligatures w14:val="none"/>
+        </w:rPr>
+      </w:pPr>
+      <w:r>
+        <w:rPr>
+          <w:rFonts w:ascii="Consolas" w:eastAsia="Times New Roman" w:hAnsi="Consolas" w:cs="Times New Roman"/>
+          <w:color w:val="CCCCCC"/>
+          <w:kern w:val="0"/>
+          <w:sz w:val="21"/>
+          <w:szCs w:val="21"/>
+          <w:lang w:eastAsia="en-ID"/>
+          <w14:ligatures w14:val="none"/>
+        </w:rPr>
+        <w:t xml:space="preserve">    </w:t>
+      </w:r>
+      <w:proofErr w:type="gramStart"/>
+      <w:r>
+        <w:rPr>
+          <w:rFonts w:ascii="Consolas" w:eastAsia="Times New Roman" w:hAnsi="Consolas" w:cs="Times New Roman"/>
+          <w:color w:val="9CDCFE"/>
+          <w:kern w:val="0"/>
+          <w:sz w:val="21"/>
+          <w:szCs w:val="21"/>
+          <w:lang w:eastAsia="en-ID"/>
+          <w14:ligatures w14:val="none"/>
+        </w:rPr>
+        <w:t>console</w:t>
+      </w:r>
+      <w:r>
+        <w:rPr>
+          <w:rFonts w:ascii="Consolas" w:eastAsia="Times New Roman" w:hAnsi="Consolas" w:cs="Times New Roman"/>
+          <w:color w:val="CCCCCC"/>
+          <w:kern w:val="0"/>
+          <w:sz w:val="21"/>
+          <w:szCs w:val="21"/>
+          <w:lang w:eastAsia="en-ID"/>
+          <w14:ligatures w14:val="none"/>
+        </w:rPr>
+        <w:t>.</w:t>
+      </w:r>
+      <w:r>
+        <w:rPr>
+          <w:rFonts w:ascii="Consolas" w:eastAsia="Times New Roman" w:hAnsi="Consolas" w:cs="Times New Roman"/>
+          <w:color w:val="DCDCAA"/>
+          <w:kern w:val="0"/>
+          <w:sz w:val="21"/>
+          <w:szCs w:val="21"/>
+          <w:lang w:eastAsia="en-ID"/>
+          <w14:ligatures w14:val="none"/>
+        </w:rPr>
+        <w:t>logc</w:t>
+      </w:r>
+      <w:proofErr w:type="gramEnd"/>
+      <w:r>
+        <w:rPr>
+          <w:rFonts w:ascii="Consolas" w:eastAsia="Times New Roman" w:hAnsi="Consolas" w:cs="Times New Roman"/>
+          <w:color w:val="CCCCCC"/>
+          <w:kern w:val="0"/>
+          <w:sz w:val="21"/>
+          <w:szCs w:val="21"/>
+          <w:lang w:eastAsia="en-ID"/>
+          <w14:ligatures w14:val="none"/>
+        </w:rPr>
+        <w:t>(</w:t>
+      </w:r>
+      <w:r>
+        <w:rPr>
+          <w:rFonts w:ascii="Consolas" w:eastAsia="Times New Roman" w:hAnsi="Consolas" w:cs="Times New Roman"/>
+          <w:color w:val="CE9178"/>
+          <w:kern w:val="0"/>
+          <w:sz w:val="21"/>
+          <w:szCs w:val="21"/>
+          <w:lang w:eastAsia="en-ID"/>
+          <w14:ligatures w14:val="none"/>
+        </w:rPr>
+        <w:t>"Buah Pisang"</w:t>
+      </w:r>
+      <w:r>
+        <w:rPr>
+          <w:rFonts w:ascii="Consolas" w:eastAsia="Times New Roman" w:hAnsi="Consolas" w:cs="Times New Roman"/>
+          <w:color w:val="CCCCCC"/>
+          <w:kern w:val="0"/>
+          <w:sz w:val="21"/>
+          <w:szCs w:val="21"/>
+          <w:lang w:eastAsia="en-ID"/>
+          <w14:ligatures w14:val="none"/>
+        </w:rPr>
+        <w:t>);</w:t>
+      </w:r>
+    </w:p>
+    <w:p>
+      <w:pPr>
+        <w:shd w:val="clear" w:color="auto" w:fill="1F1F1F"/>
+        <w:spacing w:after="0" w:line="285" w:lineRule="atLeast"/>
+        <w:rPr>
+          <w:rFonts w:ascii="Consolas" w:eastAsia="Times New Roman" w:hAnsi="Consolas" w:cs="Times New Roman"/>
+          <w:color w:val="CCCCCC"/>
+          <w:kern w:val="0"/>
+          <w:sz w:val="21"/>
+          <w:szCs w:val="21"/>
+          <w:lang w:eastAsia="en-ID"/>
+          <w14:ligatures w14:val="none"/>
+        </w:rPr>
+      </w:pPr>
+      <w:r>
+        <w:rPr>
+          <w:rFonts w:ascii="Consolas" w:eastAsia="Times New Roman" w:hAnsi="Consolas" w:cs="Times New Roman"/>
+          <w:color w:val="CCCCCC"/>
+          <w:kern w:val="0"/>
+          <w:sz w:val="21"/>
+          <w:szCs w:val="21"/>
+          <w:lang w:eastAsia="en-ID"/>
+          <w14:ligatures w14:val="none"/>
+        </w:rPr>
+        <w:t xml:space="preserve">    </w:t>
+      </w:r>
+      <w:r>
+        <w:rPr>
+          <w:rFonts w:ascii="Consolas" w:eastAsia="Times New Roman" w:hAnsi="Consolas" w:cs="Times New Roman"/>
+          <w:color w:val="C586C0"/>
+          <w:kern w:val="0"/>
+          <w:sz w:val="21"/>
+          <w:szCs w:val="21"/>
+          <w:lang w:eastAsia="en-ID"/>
+          <w14:ligatures w14:val="none"/>
+        </w:rPr>
+        <w:t>break</w:t>
+      </w:r>
+      <w:r>
+        <w:rPr>
+          <w:rFonts w:ascii="Consolas" w:eastAsia="Times New Roman" w:hAnsi="Consolas" w:cs="Times New Roman"/>
+          <w:color w:val="CCCCCC"/>
+          <w:kern w:val="0"/>
+          <w:sz w:val="21"/>
+          <w:szCs w:val="21"/>
+          <w:lang w:eastAsia="en-ID"/>
+          <w14:ligatures w14:val="none"/>
+        </w:rPr>
+        <w:t>;</w:t>
+      </w:r>
+    </w:p>
+    <w:p>
+      <w:pPr>
+        <w:shd w:val="clear" w:color="auto" w:fill="1F1F1F"/>
+        <w:spacing w:after="0" w:line="285" w:lineRule="atLeast"/>
+        <w:rPr>
+          <w:rFonts w:ascii="Consolas" w:eastAsia="Times New Roman" w:hAnsi="Consolas" w:cs="Times New Roman"/>
+          <w:color w:val="CCCCCC"/>
+          <w:kern w:val="0"/>
+          <w:sz w:val="21"/>
+          <w:szCs w:val="21"/>
+          <w:lang w:eastAsia="en-ID"/>
+          <w14:ligatures w14:val="none"/>
+        </w:rPr>
+      </w:pPr>
+      <w:r>
+        <w:rPr>
+          <w:rFonts w:ascii="Consolas" w:eastAsia="Times New Roman" w:hAnsi="Consolas" w:cs="Times New Roman"/>
+          <w:color w:val="CCCCCC"/>
+          <w:kern w:val="0"/>
+          <w:sz w:val="21"/>
+          <w:szCs w:val="21"/>
+          <w:lang w:eastAsia="en-ID"/>
+          <w14:ligatures w14:val="none"/>
+        </w:rPr>
+        <w:t xml:space="preserve">  </w:t>
+      </w:r>
+      <w:r>
+        <w:rPr>
+          <w:rFonts w:ascii="Consolas" w:eastAsia="Times New Roman" w:hAnsi="Consolas" w:cs="Times New Roman"/>
+          <w:color w:val="C586C0"/>
+          <w:kern w:val="0"/>
+          <w:sz w:val="21"/>
+          <w:szCs w:val="21"/>
+          <w:lang w:eastAsia="en-ID"/>
+          <w14:ligatures w14:val="none"/>
+        </w:rPr>
+        <w:t>case</w:t>
+      </w:r>
+      <w:r>
+        <w:rPr>
+          <w:rFonts w:ascii="Consolas" w:eastAsia="Times New Roman" w:hAnsi="Consolas" w:cs="Times New Roman"/>
+          <w:color w:val="CCCCCC"/>
+          <w:kern w:val="0"/>
+          <w:sz w:val="21"/>
+          <w:szCs w:val="21"/>
+          <w:lang w:eastAsia="en-ID"/>
+          <w14:ligatures w14:val="none"/>
+        </w:rPr>
+        <w:t xml:space="preserve"> </w:t>
+      </w:r>
+      <w:r>
+        <w:rPr>
+          <w:rFonts w:ascii="Consolas" w:eastAsia="Times New Roman" w:hAnsi="Consolas" w:cs="Times New Roman"/>
+          <w:color w:val="CE9178"/>
+          <w:kern w:val="0"/>
+          <w:sz w:val="21"/>
+          <w:szCs w:val="21"/>
+          <w:lang w:eastAsia="en-ID"/>
+          <w14:ligatures w14:val="none"/>
+        </w:rPr>
+        <w:t>"jeruk"</w:t>
+      </w:r>
+      <w:r>
+        <w:rPr>
+          <w:rFonts w:ascii="Consolas" w:eastAsia="Times New Roman" w:hAnsi="Consolas" w:cs="Times New Roman"/>
+          <w:color w:val="CCCCCC"/>
+          <w:kern w:val="0"/>
+          <w:sz w:val="21"/>
+          <w:szCs w:val="21"/>
+          <w:lang w:eastAsia="en-ID"/>
+          <w14:ligatures w14:val="none"/>
+        </w:rPr>
+        <w:t>:</w:t>
+      </w:r>
+    </w:p>
+    <w:p>
+      <w:pPr>
+        <w:shd w:val="clear" w:color="auto" w:fill="1F1F1F"/>
+        <w:spacing w:after="0" w:line="285" w:lineRule="atLeast"/>
+        <w:rPr>
+          <w:rFonts w:ascii="Consolas" w:eastAsia="Times New Roman" w:hAnsi="Consolas" w:cs="Times New Roman"/>
+          <w:color w:val="CCCCCC"/>
+          <w:kern w:val="0"/>
+          <w:sz w:val="21"/>
+          <w:szCs w:val="21"/>
+          <w:lang w:eastAsia="en-ID"/>
+          <w14:ligatures w14:val="none"/>
+        </w:rPr>
+      </w:pPr>
+      <w:r>
+        <w:rPr>
+          <w:rFonts w:ascii="Consolas" w:eastAsia="Times New Roman" w:hAnsi="Consolas" w:cs="Times New Roman"/>
+          <w:color w:val="CCCCCC"/>
+          <w:kern w:val="0"/>
+          <w:sz w:val="21"/>
+          <w:szCs w:val="21"/>
+          <w:lang w:eastAsia="en-ID"/>
+          <w14:ligatures w14:val="none"/>
+        </w:rPr>
+        <w:t xml:space="preserve">    </w:t>
+      </w:r>
+      <w:proofErr w:type="gramStart"/>
+      <w:r>
+        <w:rPr>
+          <w:rFonts w:ascii="Consolas" w:eastAsia="Times New Roman" w:hAnsi="Consolas" w:cs="Times New Roman"/>
+          <w:color w:val="9CDCFE"/>
+          <w:kern w:val="0"/>
+          <w:sz w:val="21"/>
+          <w:szCs w:val="21"/>
+          <w:lang w:eastAsia="en-ID"/>
+          <w14:ligatures w14:val="none"/>
+        </w:rPr>
+        <w:t>console</w:t>
+      </w:r>
+      <w:r>
+        <w:rPr>
+          <w:rFonts w:ascii="Consolas" w:eastAsia="Times New Roman" w:hAnsi="Consolas" w:cs="Times New Roman"/>
+          <w:color w:val="CCCCCC"/>
+          <w:kern w:val="0"/>
+          <w:sz w:val="21"/>
+          <w:szCs w:val="21"/>
+          <w:lang w:eastAsia="en-ID"/>
+          <w14:ligatures w14:val="none"/>
+        </w:rPr>
+        <w:t>.</w:t>
+      </w:r>
+      <w:r>
+        <w:rPr>
+          <w:rFonts w:ascii="Consolas" w:eastAsia="Times New Roman" w:hAnsi="Consolas" w:cs="Times New Roman"/>
+          <w:color w:val="DCDCAA"/>
+          <w:kern w:val="0"/>
+          <w:sz w:val="21"/>
+          <w:szCs w:val="21"/>
+          <w:lang w:eastAsia="en-ID"/>
+          <w14:ligatures w14:val="none"/>
+        </w:rPr>
+        <w:t>log</w:t>
+      </w:r>
+      <w:r>
+        <w:rPr>
+          <w:rFonts w:ascii="Consolas" w:eastAsia="Times New Roman" w:hAnsi="Consolas" w:cs="Times New Roman"/>
+          <w:color w:val="CCCCCC"/>
+          <w:kern w:val="0"/>
+          <w:sz w:val="21"/>
+          <w:szCs w:val="21"/>
+          <w:lang w:eastAsia="en-ID"/>
+          <w14:ligatures w14:val="none"/>
+        </w:rPr>
+        <w:t>(</w:t>
+      </w:r>
+      <w:proofErr w:type="gramEnd"/>
+      <w:r>
+        <w:rPr>
+          <w:rFonts w:ascii="Consolas" w:eastAsia="Times New Roman" w:hAnsi="Consolas" w:cs="Times New Roman"/>
+          <w:color w:val="CE9178"/>
+          <w:kern w:val="0"/>
+          <w:sz w:val="21"/>
+          <w:szCs w:val="21"/>
+          <w:lang w:eastAsia="en-ID"/>
+          <w14:ligatures w14:val="none"/>
+        </w:rPr>
+        <w:t>"ini buah jeruk"</w:t>
+      </w:r>
+      <w:r>
+        <w:rPr>
+          <w:rFonts w:ascii="Consolas" w:eastAsia="Times New Roman" w:hAnsi="Consolas" w:cs="Times New Roman"/>
+          <w:color w:val="CCCCCC"/>
+          <w:kern w:val="0"/>
+          <w:sz w:val="21"/>
+          <w:szCs w:val="21"/>
+          <w:lang w:eastAsia="en-ID"/>
+          <w14:ligatures w14:val="none"/>
+        </w:rPr>
+        <w:t>);</w:t>
+      </w:r>
+    </w:p>
+    <w:p>
+      <w:pPr>
+        <w:shd w:val="clear" w:color="auto" w:fill="1F1F1F"/>
+        <w:spacing w:after="0" w:line="285" w:lineRule="atLeast"/>
+        <w:rPr>
+          <w:rFonts w:ascii="Consolas" w:eastAsia="Times New Roman" w:hAnsi="Consolas" w:cs="Times New Roman"/>
+          <w:color w:val="CCCCCC"/>
+          <w:kern w:val="0"/>
+          <w:sz w:val="21"/>
+          <w:szCs w:val="21"/>
+          <w:lang w:eastAsia="en-ID"/>
+          <w14:ligatures w14:val="none"/>
+        </w:rPr>
+      </w:pPr>
+      <w:r>
+        <w:rPr>
+          <w:rFonts w:ascii="Consolas" w:eastAsia="Times New Roman" w:hAnsi="Consolas" w:cs="Times New Roman"/>
+          <w:color w:val="CCCCCC"/>
+          <w:kern w:val="0"/>
+          <w:sz w:val="21"/>
+          <w:szCs w:val="21"/>
+          <w:lang w:eastAsia="en-ID"/>
+          <w14:ligatures w14:val="none"/>
+        </w:rPr>
+        <w:t xml:space="preserve">    </w:t>
+      </w:r>
+      <w:r>
+        <w:rPr>
+          <w:rFonts w:ascii="Consolas" w:eastAsia="Times New Roman" w:hAnsi="Consolas" w:cs="Times New Roman"/>
+          <w:color w:val="C586C0"/>
+          <w:kern w:val="0"/>
+          <w:sz w:val="21"/>
+          <w:szCs w:val="21"/>
+          <w:lang w:eastAsia="en-ID"/>
+          <w14:ligatures w14:val="none"/>
+        </w:rPr>
+        <w:t>break</w:t>
+      </w:r>
+      <w:r>
+        <w:rPr>
+          <w:rFonts w:ascii="Consolas" w:eastAsia="Times New Roman" w:hAnsi="Consolas" w:cs="Times New Roman"/>
+          <w:color w:val="CCCCCC"/>
+          <w:kern w:val="0"/>
+          <w:sz w:val="21"/>
+          <w:szCs w:val="21"/>
+          <w:lang w:eastAsia="en-ID"/>
+          <w14:ligatures w14:val="none"/>
+        </w:rPr>
+        <w:t>;</w:t>
+      </w:r>
+    </w:p>
+    <w:p>
+      <w:pPr>
+        <w:shd w:val="clear" w:color="auto" w:fill="1F1F1F"/>
+        <w:spacing w:after="0" w:line="285" w:lineRule="atLeast"/>
+        <w:rPr>
+          <w:rFonts w:ascii="Consolas" w:eastAsia="Times New Roman" w:hAnsi="Consolas" w:cs="Times New Roman"/>
+          <w:color w:val="CCCCCC"/>
+          <w:kern w:val="0"/>
+          <w:sz w:val="21"/>
+          <w:szCs w:val="21"/>
+          <w:lang w:eastAsia="en-ID"/>
+          <w14:ligatures w14:val="none"/>
+        </w:rPr>
+      </w:pPr>
+      <w:r>
+        <w:rPr>
+          <w:rFonts w:ascii="Consolas" w:eastAsia="Times New Roman" w:hAnsi="Consolas" w:cs="Times New Roman"/>
+          <w:color w:val="CCCCCC"/>
+          <w:kern w:val="0"/>
+          <w:sz w:val="21"/>
+          <w:szCs w:val="21"/>
+          <w:lang w:eastAsia="en-ID"/>
+          <w14:ligatures w14:val="none"/>
+        </w:rPr>
+        <w:t xml:space="preserve">  </w:t>
+      </w:r>
+      <w:r>
+        <w:rPr>
+          <w:rFonts w:ascii="Consolas" w:eastAsia="Times New Roman" w:hAnsi="Consolas" w:cs="Times New Roman"/>
+          <w:color w:val="C586C0"/>
+          <w:kern w:val="0"/>
+          <w:sz w:val="21"/>
+          <w:szCs w:val="21"/>
+          <w:lang w:eastAsia="en-ID"/>
+          <w14:ligatures w14:val="none"/>
+        </w:rPr>
+        <w:t>default</w:t>
+      </w:r>
+      <w:r>
+        <w:rPr>
+          <w:rFonts w:ascii="Consolas" w:eastAsia="Times New Roman" w:hAnsi="Consolas" w:cs="Times New Roman"/>
+          <w:color w:val="CCCCCC"/>
+          <w:kern w:val="0"/>
+          <w:sz w:val="21"/>
+          <w:szCs w:val="21"/>
+          <w:lang w:eastAsia="en-ID"/>
+          <w14:ligatures w14:val="none"/>
+        </w:rPr>
+        <w:t>:</w:t>
+      </w:r>
+    </w:p>
+    <w:p>
+      <w:pPr>
+        <w:shd w:val="clear" w:color="auto" w:fill="1F1F1F"/>
+        <w:spacing w:after="0" w:line="285" w:lineRule="atLeast"/>
+        <w:rPr>
+          <w:rFonts w:ascii="Consolas" w:eastAsia="Times New Roman" w:hAnsi="Consolas" w:cs="Times New Roman"/>
+          <w:color w:val="CCCCCC"/>
+          <w:kern w:val="0"/>
+          <w:sz w:val="21"/>
+          <w:szCs w:val="21"/>
+          <w:lang w:eastAsia="en-ID"/>
+          <w14:ligatures w14:val="none"/>
+        </w:rPr>
+      </w:pPr>
+      <w:r>
+        <w:rPr>
+          <w:rFonts w:ascii="Consolas" w:eastAsia="Times New Roman" w:hAnsi="Consolas" w:cs="Times New Roman"/>
+          <w:color w:val="CCCCCC"/>
+          <w:kern w:val="0"/>
+          <w:sz w:val="21"/>
+          <w:szCs w:val="21"/>
+          <w:lang w:eastAsia="en-ID"/>
+          <w14:ligatures w14:val="none"/>
+        </w:rPr>
+        <w:t xml:space="preserve">    </w:t>
+      </w:r>
+      <w:proofErr w:type="gramStart"/>
+      <w:r>
+        <w:rPr>
+          <w:rFonts w:ascii="Consolas" w:eastAsia="Times New Roman" w:hAnsi="Consolas" w:cs="Times New Roman"/>
+          <w:color w:val="9CDCFE"/>
+          <w:kern w:val="0"/>
+          <w:sz w:val="21"/>
+          <w:szCs w:val="21"/>
+          <w:lang w:eastAsia="en-ID"/>
+          <w14:ligatures w14:val="none"/>
+        </w:rPr>
+        <w:t>console</w:t>
+      </w:r>
+      <w:r>
+        <w:rPr>
+          <w:rFonts w:ascii="Consolas" w:eastAsia="Times New Roman" w:hAnsi="Consolas" w:cs="Times New Roman"/>
+          <w:color w:val="CCCCCC"/>
+          <w:kern w:val="0"/>
+          <w:sz w:val="21"/>
+          <w:szCs w:val="21"/>
+          <w:lang w:eastAsia="en-ID"/>
+          <w14:ligatures w14:val="none"/>
+        </w:rPr>
+        <w:t>.</w:t>
+      </w:r>
+      <w:r>
+        <w:rPr>
+          <w:rFonts w:ascii="Consolas" w:eastAsia="Times New Roman" w:hAnsi="Consolas" w:cs="Times New Roman"/>
+          <w:color w:val="DCDCAA"/>
+          <w:kern w:val="0"/>
+          <w:sz w:val="21"/>
+          <w:szCs w:val="21"/>
+          <w:lang w:eastAsia="en-ID"/>
+          <w14:ligatures w14:val="none"/>
+        </w:rPr>
+        <w:t>log</w:t>
+      </w:r>
+      <w:r>
+        <w:rPr>
+          <w:rFonts w:ascii="Consolas" w:eastAsia="Times New Roman" w:hAnsi="Consolas" w:cs="Times New Roman"/>
+          <w:color w:val="CCCCCC"/>
+          <w:kern w:val="0"/>
+          <w:sz w:val="21"/>
+          <w:szCs w:val="21"/>
+          <w:lang w:eastAsia="en-ID"/>
+          <w14:ligatures w14:val="none"/>
+        </w:rPr>
+        <w:t>(</w:t>
+      </w:r>
+      <w:proofErr w:type="gramEnd"/>
+      <w:r>
+        <w:rPr>
+          <w:rFonts w:ascii="Consolas" w:eastAsia="Times New Roman" w:hAnsi="Consolas" w:cs="Times New Roman"/>
+          <w:color w:val="CE9178"/>
+          <w:kern w:val="0"/>
+          <w:sz w:val="21"/>
+          <w:szCs w:val="21"/>
+          <w:lang w:eastAsia="en-ID"/>
+          <w14:ligatures w14:val="none"/>
+        </w:rPr>
+        <w:t>"Nilai belum di isi"</w:t>
+      </w:r>
+      <w:r>
+        <w:rPr>
+          <w:rFonts w:ascii="Consolas" w:eastAsia="Times New Roman" w:hAnsi="Consolas" w:cs="Times New Roman"/>
+          <w:color w:val="CCCCCC"/>
+          <w:kern w:val="0"/>
+          <w:sz w:val="21"/>
+          <w:szCs w:val="21"/>
+          <w:lang w:eastAsia="en-ID"/>
+          <w14:ligatures w14:val="none"/>
+        </w:rPr>
+        <w:t>);</w:t>
+      </w:r>
+    </w:p>
+    <w:p>
+      <w:pPr>
+        <w:shd w:val="clear" w:color="auto" w:fill="1F1F1F"/>
+        <w:spacing w:after="0" w:line="285" w:lineRule="atLeast"/>
+        <w:rPr>
+          <w:rFonts w:ascii="Consolas" w:eastAsia="Times New Roman" w:hAnsi="Consolas" w:cs="Times New Roman"/>
+          <w:color w:val="CCCCCC"/>
+          <w:kern w:val="0"/>
+          <w:sz w:val="21"/>
+          <w:szCs w:val="21"/>
+          <w:lang w:eastAsia="en-ID"/>
+          <w14:ligatures w14:val="none"/>
+        </w:rPr>
+      </w:pPr>
+      <w:r>
+        <w:rPr>
+          <w:rFonts w:ascii="Consolas" w:eastAsia="Times New Roman" w:hAnsi="Consolas" w:cs="Times New Roman"/>
+          <w:color w:val="CCCCCC"/>
+          <w:kern w:val="0"/>
+          <w:sz w:val="21"/>
+          <w:szCs w:val="21"/>
+          <w:lang w:eastAsia="en-ID"/>
+          <w14:ligatures w14:val="none"/>
+        </w:rPr>
+        <w:t>}</w:t>
+      </w:r>
+    </w:p>
+    <w:p>
+      <w:pPr>
+        <w:spacing w:after="0"/>
+        <w:jc w:val="both"/>
+        <w:rPr>
+          <w:rFonts w:ascii="Calibri" w:hAnsi="Calibri" w:cs="Calibri"/>
+        </w:rPr>
+      </w:pPr>
+      <w:r>
+        <w:rPr>
+          <w:rFonts w:ascii="Calibri" w:hAnsi="Calibri" w:cs="Calibri"/>
+        </w:rPr>
+        <w:t>Switch case sama halnya dengan if else. Bedanya, kita bisa membuat logika pada parameter tertentu untuk semua. Pada contoh di atas adalah buah. Kita tidak perlu lagi menulis buah == “apel”, buah == “pisang” secara terus menerus lagi.</w:t>
+      </w:r>
+    </w:p>
+    <w:p>
+      <w:pPr>
+        <w:spacing w:after="0"/>
+        <w:jc w:val="both"/>
+        <w:rPr>
+          <w:rFonts w:ascii="Calibri" w:hAnsi="Calibri" w:cs="Calibri"/>
+        </w:rPr>
+      </w:pPr>
+    </w:p>
+    <w:p>
+      <w:pPr>
+        <w:spacing w:after="0"/>
+        <w:jc w:val="both"/>
+        <w:rPr>
+          <w:rFonts w:ascii="Calibri" w:hAnsi="Calibri" w:cs="Calibri"/>
+          <w:b/>
+          <w:bCs/>
+        </w:rPr>
+      </w:pPr>
+      <w:r>
+        <w:rPr>
+          <w:rFonts w:ascii="Calibri" w:hAnsi="Calibri" w:cs="Calibri"/>
+          <w:b/>
+          <w:bCs/>
+        </w:rPr>
+        <w:t>LOOPING/PERULANGAN</w:t>
+      </w:r>
+    </w:p>
+    <w:p>
+      <w:pPr>
+        <w:spacing w:after="0"/>
+        <w:jc w:val="both"/>
+        <w:rPr>
+          <w:rFonts w:ascii="Calibri" w:hAnsi="Calibri" w:cs="Calibri"/>
+          <w:b/>
+          <w:bCs/>
+        </w:rPr>
+      </w:pPr>
+      <w:r>
+        <w:rPr>
+          <w:rFonts w:ascii="Calibri" w:hAnsi="Calibri" w:cs="Calibri"/>
+          <w:b/>
+          <w:bCs/>
+        </w:rPr>
+        <w:t xml:space="preserve">FOR </w:t>
+      </w:r>
+    </w:p>
+    <w:p>
+      <w:pPr>
+        <w:shd w:val="clear" w:color="auto" w:fill="1F1F1F"/>
+        <w:spacing w:after="0" w:line="285" w:lineRule="atLeast"/>
+        <w:rPr>
+          <w:rFonts w:ascii="Consolas" w:eastAsia="Times New Roman" w:hAnsi="Consolas" w:cs="Times New Roman"/>
+          <w:color w:val="CCCCCC"/>
+          <w:kern w:val="0"/>
+          <w:sz w:val="21"/>
+          <w:szCs w:val="21"/>
+          <w:lang w:eastAsia="en-ID"/>
+          <w14:ligatures w14:val="none"/>
+        </w:rPr>
+      </w:pPr>
+      <w:r>
+        <w:rPr>
+          <w:rFonts w:ascii="Consolas" w:eastAsia="Times New Roman" w:hAnsi="Consolas" w:cs="Times New Roman"/>
+          <w:color w:val="C586C0"/>
+          <w:kern w:val="0"/>
+          <w:sz w:val="21"/>
+          <w:szCs w:val="21"/>
+          <w:lang w:eastAsia="en-ID"/>
+          <w14:ligatures w14:val="none"/>
+        </w:rPr>
+        <w:t>for</w:t>
+      </w:r>
+      <w:r>
+        <w:rPr>
+          <w:rFonts w:ascii="Consolas" w:eastAsia="Times New Roman" w:hAnsi="Consolas" w:cs="Times New Roman"/>
+          <w:color w:val="CCCCCC"/>
+          <w:kern w:val="0"/>
+          <w:sz w:val="21"/>
+          <w:szCs w:val="21"/>
+          <w:lang w:eastAsia="en-ID"/>
+          <w14:ligatures w14:val="none"/>
+        </w:rPr>
+        <w:t xml:space="preserve"> (</w:t>
+      </w:r>
+      <w:r>
+        <w:rPr>
+          <w:rFonts w:ascii="Consolas" w:eastAsia="Times New Roman" w:hAnsi="Consolas" w:cs="Times New Roman"/>
+          <w:color w:val="569CD6"/>
+          <w:kern w:val="0"/>
+          <w:sz w:val="21"/>
+          <w:szCs w:val="21"/>
+          <w:lang w:eastAsia="en-ID"/>
+          <w14:ligatures w14:val="none"/>
+        </w:rPr>
+        <w:t>let</w:t>
+      </w:r>
+      <w:r>
+        <w:rPr>
+          <w:rFonts w:ascii="Consolas" w:eastAsia="Times New Roman" w:hAnsi="Consolas" w:cs="Times New Roman"/>
+          <w:color w:val="CCCCCC"/>
+          <w:kern w:val="0"/>
+          <w:sz w:val="21"/>
+          <w:szCs w:val="21"/>
+          <w:lang w:eastAsia="en-ID"/>
+          <w14:ligatures w14:val="none"/>
+        </w:rPr>
+        <w:t xml:space="preserve"> </w:t>
+      </w:r>
+      <w:r>
+        <w:rPr>
+          <w:rFonts w:ascii="Consolas" w:eastAsia="Times New Roman" w:hAnsi="Consolas" w:cs="Times New Roman"/>
+          <w:color w:val="9CDCFE"/>
+          <w:kern w:val="0"/>
+          <w:sz w:val="21"/>
+          <w:szCs w:val="21"/>
+          <w:lang w:eastAsia="en-ID"/>
+          <w14:ligatures w14:val="none"/>
+        </w:rPr>
+        <w:t>i</w:t>
+      </w:r>
+      <w:r>
+        <w:rPr>
+          <w:rFonts w:ascii="Consolas" w:eastAsia="Times New Roman" w:hAnsi="Consolas" w:cs="Times New Roman"/>
+          <w:color w:val="CCCCCC"/>
+          <w:kern w:val="0"/>
+          <w:sz w:val="21"/>
+          <w:szCs w:val="21"/>
+          <w:lang w:eastAsia="en-ID"/>
+          <w14:ligatures w14:val="none"/>
+        </w:rPr>
+        <w:t xml:space="preserve"> </w:t>
+      </w:r>
+      <w:r>
+        <w:rPr>
+          <w:rFonts w:ascii="Consolas" w:eastAsia="Times New Roman" w:hAnsi="Consolas" w:cs="Times New Roman"/>
+          <w:color w:val="D4D4D4"/>
+          <w:kern w:val="0"/>
+          <w:sz w:val="21"/>
+          <w:szCs w:val="21"/>
+          <w:lang w:eastAsia="en-ID"/>
+          <w14:ligatures w14:val="none"/>
+        </w:rPr>
+        <w:t>=</w:t>
+      </w:r>
+      <w:r>
+        <w:rPr>
+          <w:rFonts w:ascii="Consolas" w:eastAsia="Times New Roman" w:hAnsi="Consolas" w:cs="Times New Roman"/>
+          <w:color w:val="CCCCCC"/>
+          <w:kern w:val="0"/>
+          <w:sz w:val="21"/>
+          <w:szCs w:val="21"/>
+          <w:lang w:eastAsia="en-ID"/>
+          <w14:ligatures w14:val="none"/>
+        </w:rPr>
+        <w:t xml:space="preserve"> </w:t>
+      </w:r>
+      <w:r>
+        <w:rPr>
+          <w:rFonts w:ascii="Consolas" w:eastAsia="Times New Roman" w:hAnsi="Consolas" w:cs="Times New Roman"/>
+          <w:color w:val="B5CEA8"/>
+          <w:kern w:val="0"/>
+          <w:sz w:val="21"/>
+          <w:szCs w:val="21"/>
+          <w:lang w:eastAsia="en-ID"/>
+          <w14:ligatures w14:val="none"/>
+        </w:rPr>
+        <w:t>0</w:t>
+      </w:r>
+      <w:r>
+        <w:rPr>
+          <w:rFonts w:ascii="Consolas" w:eastAsia="Times New Roman" w:hAnsi="Consolas" w:cs="Times New Roman"/>
+          <w:color w:val="CCCCCC"/>
+          <w:kern w:val="0"/>
+          <w:sz w:val="21"/>
+          <w:szCs w:val="21"/>
+          <w:lang w:eastAsia="en-ID"/>
+          <w14:ligatures w14:val="none"/>
+        </w:rPr>
+        <w:t xml:space="preserve">; </w:t>
+      </w:r>
+      <w:r>
+        <w:rPr>
+          <w:rFonts w:ascii="Consolas" w:eastAsia="Times New Roman" w:hAnsi="Consolas" w:cs="Times New Roman"/>
+          <w:color w:val="9CDCFE"/>
+          <w:kern w:val="0"/>
+          <w:sz w:val="21"/>
+          <w:szCs w:val="21"/>
+          <w:lang w:eastAsia="en-ID"/>
+          <w14:ligatures w14:val="none"/>
+        </w:rPr>
+        <w:t>i</w:t>
+      </w:r>
+      <w:r>
+        <w:rPr>
+          <w:rFonts w:ascii="Consolas" w:eastAsia="Times New Roman" w:hAnsi="Consolas" w:cs="Times New Roman"/>
+          <w:color w:val="CCCCCC"/>
+          <w:kern w:val="0"/>
+          <w:sz w:val="21"/>
+          <w:szCs w:val="21"/>
+          <w:lang w:eastAsia="en-ID"/>
+          <w14:ligatures w14:val="none"/>
+        </w:rPr>
+        <w:t xml:space="preserve"> </w:t>
+      </w:r>
+      <w:r>
+        <w:rPr>
+          <w:rFonts w:ascii="Consolas" w:eastAsia="Times New Roman" w:hAnsi="Consolas" w:cs="Times New Roman"/>
+          <w:color w:val="D4D4D4"/>
+          <w:kern w:val="0"/>
+          <w:sz w:val="21"/>
+          <w:szCs w:val="21"/>
+          <w:lang w:eastAsia="en-ID"/>
+          <w14:ligatures w14:val="none"/>
+        </w:rPr>
+        <w:t>&lt;</w:t>
+      </w:r>
+      <w:r>
+        <w:rPr>
+          <w:rFonts w:ascii="Consolas" w:eastAsia="Times New Roman" w:hAnsi="Consolas" w:cs="Times New Roman"/>
+          <w:color w:val="CCCCCC"/>
+          <w:kern w:val="0"/>
+          <w:sz w:val="21"/>
+          <w:szCs w:val="21"/>
+          <w:lang w:eastAsia="en-ID"/>
+          <w14:ligatures w14:val="none"/>
+        </w:rPr>
+        <w:t xml:space="preserve"> </w:t>
+      </w:r>
+      <w:r>
+        <w:rPr>
+          <w:rFonts w:ascii="Consolas" w:eastAsia="Times New Roman" w:hAnsi="Consolas" w:cs="Times New Roman"/>
+          <w:color w:val="B5CEA8"/>
+          <w:kern w:val="0"/>
+          <w:sz w:val="21"/>
+          <w:szCs w:val="21"/>
+          <w:lang w:eastAsia="en-ID"/>
+          <w14:ligatures w14:val="none"/>
+        </w:rPr>
+        <w:t>10</w:t>
+      </w:r>
+      <w:r>
+        <w:rPr>
+          <w:rFonts w:ascii="Consolas" w:eastAsia="Times New Roman" w:hAnsi="Consolas" w:cs="Times New Roman"/>
+          <w:color w:val="CCCCCC"/>
+          <w:kern w:val="0"/>
+          <w:sz w:val="21"/>
+          <w:szCs w:val="21"/>
+          <w:lang w:eastAsia="en-ID"/>
+          <w14:ligatures w14:val="none"/>
+        </w:rPr>
+        <w:t xml:space="preserve">; </w:t>
+      </w:r>
+      <w:r>
+        <w:rPr>
+          <w:rFonts w:ascii="Consolas" w:eastAsia="Times New Roman" w:hAnsi="Consolas" w:cs="Times New Roman"/>
+          <w:color w:val="9CDCFE"/>
+          <w:kern w:val="0"/>
+          <w:sz w:val="21"/>
+          <w:szCs w:val="21"/>
+          <w:lang w:eastAsia="en-ID"/>
+          <w14:ligatures w14:val="none"/>
+        </w:rPr>
+        <w:t>i</w:t>
+      </w:r>
+      <w:r>
+        <w:rPr>
+          <w:rFonts w:ascii="Consolas" w:eastAsia="Times New Roman" w:hAnsi="Consolas" w:cs="Times New Roman"/>
+          <w:color w:val="D4D4D4"/>
+          <w:kern w:val="0"/>
+          <w:sz w:val="21"/>
+          <w:szCs w:val="21"/>
+          <w:lang w:eastAsia="en-ID"/>
+          <w14:ligatures w14:val="none"/>
+        </w:rPr>
+        <w:t>++</w:t>
+      </w:r>
+      <w:r>
+        <w:rPr>
+          <w:rFonts w:ascii="Consolas" w:eastAsia="Times New Roman" w:hAnsi="Consolas" w:cs="Times New Roman"/>
+          <w:color w:val="CCCCCC"/>
+          <w:kern w:val="0"/>
+          <w:sz w:val="21"/>
+          <w:szCs w:val="21"/>
+          <w:lang w:eastAsia="en-ID"/>
+          <w14:ligatures w14:val="none"/>
+        </w:rPr>
+        <w:t>) {</w:t>
+      </w:r>
+    </w:p>
+    <w:p>
+      <w:pPr>
+        <w:shd w:val="clear" w:color="auto" w:fill="1F1F1F"/>
+        <w:spacing w:after="0" w:line="285" w:lineRule="atLeast"/>
+        <w:rPr>
+          <w:rFonts w:ascii="Consolas" w:eastAsia="Times New Roman" w:hAnsi="Consolas" w:cs="Times New Roman"/>
+          <w:color w:val="CCCCCC"/>
+          <w:kern w:val="0"/>
+          <w:sz w:val="21"/>
+          <w:szCs w:val="21"/>
+          <w:lang w:eastAsia="en-ID"/>
+          <w14:ligatures w14:val="none"/>
+        </w:rPr>
+      </w:pPr>
+      <w:r>
+        <w:rPr>
+          <w:rFonts w:ascii="Consolas" w:eastAsia="Times New Roman" w:hAnsi="Consolas" w:cs="Times New Roman"/>
+          <w:color w:val="CCCCCC"/>
+          <w:kern w:val="0"/>
+          <w:sz w:val="21"/>
+          <w:szCs w:val="21"/>
+          <w:lang w:eastAsia="en-ID"/>
+          <w14:ligatures w14:val="none"/>
+        </w:rPr>
+        <w:t xml:space="preserve">  </w:t>
+      </w:r>
+      <w:proofErr w:type="gramStart"/>
+      <w:r>
+        <w:rPr>
+          <w:rFonts w:ascii="Consolas" w:eastAsia="Times New Roman" w:hAnsi="Consolas" w:cs="Times New Roman"/>
+          <w:color w:val="9CDCFE"/>
+          <w:kern w:val="0"/>
+          <w:sz w:val="21"/>
+          <w:szCs w:val="21"/>
+          <w:lang w:eastAsia="en-ID"/>
+          <w14:ligatures w14:val="none"/>
+        </w:rPr>
+        <w:t>console</w:t>
+      </w:r>
+      <w:r>
+        <w:rPr>
+          <w:rFonts w:ascii="Consolas" w:eastAsia="Times New Roman" w:hAnsi="Consolas" w:cs="Times New Roman"/>
+          <w:color w:val="CCCCCC"/>
+          <w:kern w:val="0"/>
+          <w:sz w:val="21"/>
+          <w:szCs w:val="21"/>
+          <w:lang w:eastAsia="en-ID"/>
+          <w14:ligatures w14:val="none"/>
+        </w:rPr>
+        <w:t>.</w:t>
+      </w:r>
+      <w:r>
+        <w:rPr>
+          <w:rFonts w:ascii="Consolas" w:eastAsia="Times New Roman" w:hAnsi="Consolas" w:cs="Times New Roman"/>
+          <w:color w:val="DCDCAA"/>
+          <w:kern w:val="0"/>
+          <w:sz w:val="21"/>
+          <w:szCs w:val="21"/>
+          <w:lang w:eastAsia="en-ID"/>
+          <w14:ligatures w14:val="none"/>
+        </w:rPr>
+        <w:t>log</w:t>
+      </w:r>
+      <w:r>
+        <w:rPr>
+          <w:rFonts w:ascii="Consolas" w:eastAsia="Times New Roman" w:hAnsi="Consolas" w:cs="Times New Roman"/>
+          <w:color w:val="CCCCCC"/>
+          <w:kern w:val="0"/>
+          <w:sz w:val="21"/>
+          <w:szCs w:val="21"/>
+          <w:lang w:eastAsia="en-ID"/>
+          <w14:ligatures w14:val="none"/>
+        </w:rPr>
+        <w:t>(</w:t>
+      </w:r>
+      <w:proofErr w:type="gramEnd"/>
+      <w:r>
+        <w:rPr>
+          <w:rFonts w:ascii="Consolas" w:eastAsia="Times New Roman" w:hAnsi="Consolas" w:cs="Times New Roman"/>
+          <w:color w:val="CE9178"/>
+          <w:kern w:val="0"/>
+          <w:sz w:val="21"/>
+          <w:szCs w:val="21"/>
+          <w:lang w:eastAsia="en-ID"/>
+          <w14:ligatures w14:val="none"/>
+        </w:rPr>
+        <w:t xml:space="preserve">`Ini angka ke </w:t>
+      </w:r>
+      <w:r>
+        <w:rPr>
+          <w:rFonts w:ascii="Consolas" w:eastAsia="Times New Roman" w:hAnsi="Consolas" w:cs="Times New Roman"/>
+          <w:color w:val="569CD6"/>
+          <w:kern w:val="0"/>
+          <w:sz w:val="21"/>
+          <w:szCs w:val="21"/>
+          <w:lang w:eastAsia="en-ID"/>
+          <w14:ligatures w14:val="none"/>
+        </w:rPr>
+        <w:t>${</w:t>
+      </w:r>
+      <w:r>
+        <w:rPr>
+          <w:rFonts w:ascii="Consolas" w:eastAsia="Times New Roman" w:hAnsi="Consolas" w:cs="Times New Roman"/>
+          <w:color w:val="9CDCFE"/>
+          <w:kern w:val="0"/>
+          <w:sz w:val="21"/>
+          <w:szCs w:val="21"/>
+          <w:lang w:eastAsia="en-ID"/>
+          <w14:ligatures w14:val="none"/>
+        </w:rPr>
+        <w:t>i</w:t>
+      </w:r>
+      <w:r>
+        <w:rPr>
+          <w:rFonts w:ascii="Consolas" w:eastAsia="Times New Roman" w:hAnsi="Consolas" w:cs="Times New Roman"/>
+          <w:color w:val="569CD6"/>
+          <w:kern w:val="0"/>
+          <w:sz w:val="21"/>
+          <w:szCs w:val="21"/>
+          <w:lang w:eastAsia="en-ID"/>
+          <w14:ligatures w14:val="none"/>
+        </w:rPr>
+        <w:t>}</w:t>
+      </w:r>
+      <w:r>
+        <w:rPr>
+          <w:rFonts w:ascii="Consolas" w:eastAsia="Times New Roman" w:hAnsi="Consolas" w:cs="Times New Roman"/>
+          <w:color w:val="CE9178"/>
+          <w:kern w:val="0"/>
+          <w:sz w:val="21"/>
+          <w:szCs w:val="21"/>
+          <w:lang w:eastAsia="en-ID"/>
+          <w14:ligatures w14:val="none"/>
+        </w:rPr>
+        <w:t xml:space="preserve"> adalah </w:t>
+      </w:r>
+      <w:r>
+        <w:rPr>
+          <w:rFonts w:ascii="Consolas" w:eastAsia="Times New Roman" w:hAnsi="Consolas" w:cs="Times New Roman"/>
+          <w:color w:val="569CD6"/>
+          <w:kern w:val="0"/>
+          <w:sz w:val="21"/>
+          <w:szCs w:val="21"/>
+          <w:lang w:eastAsia="en-ID"/>
+          <w14:ligatures w14:val="none"/>
+        </w:rPr>
+        <w:t>${</w:t>
+      </w:r>
+      <w:r>
+        <w:rPr>
+          <w:rFonts w:ascii="Consolas" w:eastAsia="Times New Roman" w:hAnsi="Consolas" w:cs="Times New Roman"/>
+          <w:color w:val="9CDCFE"/>
+          <w:kern w:val="0"/>
+          <w:sz w:val="21"/>
+          <w:szCs w:val="21"/>
+          <w:lang w:eastAsia="en-ID"/>
+          <w14:ligatures w14:val="none"/>
+        </w:rPr>
+        <w:t>i</w:t>
+      </w:r>
+      <w:r>
+        <w:rPr>
+          <w:rFonts w:ascii="Consolas" w:eastAsia="Times New Roman" w:hAnsi="Consolas" w:cs="Times New Roman"/>
+          <w:color w:val="569CD6"/>
+          <w:kern w:val="0"/>
+          <w:sz w:val="21"/>
+          <w:szCs w:val="21"/>
+          <w:lang w:eastAsia="en-ID"/>
+          <w14:ligatures w14:val="none"/>
+        </w:rPr>
+        <w:t>}</w:t>
+      </w:r>
+      <w:r>
+        <w:rPr>
+          <w:rFonts w:ascii="Consolas" w:eastAsia="Times New Roman" w:hAnsi="Consolas" w:cs="Times New Roman"/>
+          <w:color w:val="CE9178"/>
+          <w:kern w:val="0"/>
+          <w:sz w:val="21"/>
+          <w:szCs w:val="21"/>
+          <w:lang w:eastAsia="en-ID"/>
+          <w14:ligatures w14:val="none"/>
+        </w:rPr>
+        <w:t>`</w:t>
+      </w:r>
+      <w:r>
+        <w:rPr>
+          <w:rFonts w:ascii="Consolas" w:eastAsia="Times New Roman" w:hAnsi="Consolas" w:cs="Times New Roman"/>
+          <w:color w:val="CCCCCC"/>
+          <w:kern w:val="0"/>
+          <w:sz w:val="21"/>
+          <w:szCs w:val="21"/>
+          <w:lang w:eastAsia="en-ID"/>
+          <w14:ligatures w14:val="none"/>
+        </w:rPr>
+        <w:t>);</w:t>
+      </w:r>
+    </w:p>
+    <w:p>
+      <w:pPr>
+        <w:shd w:val="clear" w:color="auto" w:fill="1F1F1F"/>
+        <w:spacing w:after="0" w:line="285" w:lineRule="atLeast"/>
+        <w:rPr>
+          <w:rFonts w:ascii="Consolas" w:eastAsia="Times New Roman" w:hAnsi="Consolas" w:cs="Times New Roman"/>
+          <w:color w:val="CCCCCC"/>
+          <w:kern w:val="0"/>
+          <w:sz w:val="21"/>
+          <w:szCs w:val="21"/>
+          <w:lang w:eastAsia="en-ID"/>
+          <w14:ligatures w14:val="none"/>
+        </w:rPr>
+      </w:pPr>
+      <w:r>
+        <w:rPr>
+          <w:rFonts w:ascii="Consolas" w:eastAsia="Times New Roman" w:hAnsi="Consolas" w:cs="Times New Roman"/>
+          <w:color w:val="CCCCCC"/>
+          <w:kern w:val="0"/>
+          <w:sz w:val="21"/>
+          <w:szCs w:val="21"/>
+          <w:lang w:eastAsia="en-ID"/>
+          <w14:ligatures w14:val="none"/>
+        </w:rPr>
+        <w:t>}</w:t>
+      </w:r>
+    </w:p>
+    <w:p>
+      <w:pPr>
+        <w:spacing w:after="0"/>
+        <w:jc w:val="both"/>
+        <w:rPr>
+          <w:rFonts w:ascii="Calibri" w:hAnsi="Calibri" w:cs="Calibri"/>
+        </w:rPr>
+      </w:pPr>
+      <w:r>
+        <w:rPr>
+          <w:rFonts w:ascii="Calibri" w:hAnsi="Calibri" w:cs="Calibri"/>
+        </w:rPr>
+        <w:t xml:space="preserve">Perulangan for terdiri dari 3 bagian pada parameternya </w:t>
+      </w:r>
+      <w:proofErr w:type="gramStart"/>
+      <w:r>
+        <w:rPr>
+          <w:rFonts w:ascii="Calibri" w:hAnsi="Calibri" w:cs="Calibri"/>
+        </w:rPr>
+        <w:t>yakni :</w:t>
+      </w:r>
+      <w:proofErr w:type="gramEnd"/>
+      <w:r>
+        <w:rPr>
+          <w:rFonts w:ascii="Calibri" w:hAnsi="Calibri" w:cs="Calibri"/>
+        </w:rPr>
+        <w:t xml:space="preserve"> Deklarasi, kondisi dan iterasi. For loop bekerja akan melaukan perubahan data selama kondisi itu bernilai tidak benar. </w:t>
+      </w:r>
+    </w:p>
+    <w:p>
+      <w:pPr>
+        <w:spacing w:after="0"/>
+        <w:jc w:val="both"/>
+        <w:rPr>
+          <w:rFonts w:ascii="Calibri" w:hAnsi="Calibri" w:cs="Calibri"/>
+          <w:b/>
+          <w:bCs/>
+        </w:rPr>
+      </w:pPr>
+      <w:r>
+        <w:rPr>
+          <w:rFonts w:ascii="Calibri" w:hAnsi="Calibri" w:cs="Calibri"/>
+          <w:b/>
+          <w:bCs/>
+        </w:rPr>
+        <w:t>FOR IN</w:t>
+      </w:r>
+    </w:p>
+    <w:p>
+      <w:pPr>
+        <w:shd w:val="clear" w:color="auto" w:fill="1F1F1F"/>
+        <w:spacing w:after="0" w:line="285" w:lineRule="atLeast"/>
+        <w:rPr>
+          <w:rFonts w:ascii="Consolas" w:eastAsia="Times New Roman" w:hAnsi="Consolas" w:cs="Times New Roman"/>
+          <w:color w:val="CCCCCC"/>
+          <w:kern w:val="0"/>
+          <w:sz w:val="21"/>
+          <w:szCs w:val="21"/>
+          <w:lang w:eastAsia="en-ID"/>
+          <w14:ligatures w14:val="none"/>
+        </w:rPr>
+      </w:pPr>
+      <w:r>
+        <w:rPr>
+          <w:rFonts w:ascii="Consolas" w:eastAsia="Times New Roman" w:hAnsi="Consolas" w:cs="Times New Roman"/>
+          <w:color w:val="6A9955"/>
+          <w:kern w:val="0"/>
+          <w:sz w:val="21"/>
+          <w:szCs w:val="21"/>
+          <w:lang w:eastAsia="en-ID"/>
+          <w14:ligatures w14:val="none"/>
+        </w:rPr>
+        <w:t>// For in (untuk objek)</w:t>
+      </w:r>
+    </w:p>
+    <w:p>
+      <w:pPr>
+        <w:shd w:val="clear" w:color="auto" w:fill="1F1F1F"/>
+        <w:spacing w:after="0" w:line="285" w:lineRule="atLeast"/>
+        <w:rPr>
+          <w:rFonts w:ascii="Consolas" w:eastAsia="Times New Roman" w:hAnsi="Consolas" w:cs="Times New Roman"/>
+          <w:color w:val="CCCCCC"/>
+          <w:kern w:val="0"/>
+          <w:sz w:val="21"/>
+          <w:szCs w:val="21"/>
+          <w:lang w:eastAsia="en-ID"/>
+          <w14:ligatures w14:val="none"/>
+        </w:rPr>
+      </w:pPr>
+      <w:r>
+        <w:rPr>
+          <w:rFonts w:ascii="Consolas" w:eastAsia="Times New Roman" w:hAnsi="Consolas" w:cs="Times New Roman"/>
+          <w:color w:val="569CD6"/>
+          <w:kern w:val="0"/>
+          <w:sz w:val="21"/>
+          <w:szCs w:val="21"/>
+          <w:lang w:eastAsia="en-ID"/>
+          <w14:ligatures w14:val="none"/>
+        </w:rPr>
+        <w:t>const</w:t>
+      </w:r>
+      <w:r>
+        <w:rPr>
+          <w:rFonts w:ascii="Consolas" w:eastAsia="Times New Roman" w:hAnsi="Consolas" w:cs="Times New Roman"/>
+          <w:color w:val="CCCCCC"/>
+          <w:kern w:val="0"/>
+          <w:sz w:val="21"/>
+          <w:szCs w:val="21"/>
+          <w:lang w:eastAsia="en-ID"/>
+          <w14:ligatures w14:val="none"/>
+        </w:rPr>
+        <w:t xml:space="preserve"> </w:t>
+      </w:r>
+      <w:r>
+        <w:rPr>
+          <w:rFonts w:ascii="Consolas" w:eastAsia="Times New Roman" w:hAnsi="Consolas" w:cs="Times New Roman"/>
+          <w:color w:val="4FC1FF"/>
+          <w:kern w:val="0"/>
+          <w:sz w:val="21"/>
+          <w:szCs w:val="21"/>
+          <w:lang w:eastAsia="en-ID"/>
+          <w14:ligatures w14:val="none"/>
+        </w:rPr>
+        <w:t>data</w:t>
+      </w:r>
+      <w:r>
+        <w:rPr>
+          <w:rFonts w:ascii="Consolas" w:eastAsia="Times New Roman" w:hAnsi="Consolas" w:cs="Times New Roman"/>
+          <w:color w:val="CCCCCC"/>
+          <w:kern w:val="0"/>
+          <w:sz w:val="21"/>
+          <w:szCs w:val="21"/>
+          <w:lang w:eastAsia="en-ID"/>
+          <w14:ligatures w14:val="none"/>
+        </w:rPr>
+        <w:t xml:space="preserve"> </w:t>
+      </w:r>
+      <w:r>
+        <w:rPr>
+          <w:rFonts w:ascii="Consolas" w:eastAsia="Times New Roman" w:hAnsi="Consolas" w:cs="Times New Roman"/>
+          <w:color w:val="D4D4D4"/>
+          <w:kern w:val="0"/>
+          <w:sz w:val="21"/>
+          <w:szCs w:val="21"/>
+          <w:lang w:eastAsia="en-ID"/>
+          <w14:ligatures w14:val="none"/>
+        </w:rPr>
+        <w:t>=</w:t>
+      </w:r>
+      <w:r>
+        <w:rPr>
+          <w:rFonts w:ascii="Consolas" w:eastAsia="Times New Roman" w:hAnsi="Consolas" w:cs="Times New Roman"/>
+          <w:color w:val="CCCCCC"/>
+          <w:kern w:val="0"/>
+          <w:sz w:val="21"/>
+          <w:szCs w:val="21"/>
+          <w:lang w:eastAsia="en-ID"/>
+          <w14:ligatures w14:val="none"/>
+        </w:rPr>
+        <w:t xml:space="preserve"> {</w:t>
+      </w:r>
+    </w:p>
+    <w:p>
+      <w:pPr>
+        <w:shd w:val="clear" w:color="auto" w:fill="1F1F1F"/>
+        <w:spacing w:after="0" w:line="285" w:lineRule="atLeast"/>
+        <w:rPr>
+          <w:rFonts w:ascii="Consolas" w:eastAsia="Times New Roman" w:hAnsi="Consolas" w:cs="Times New Roman"/>
+          <w:color w:val="CCCCCC"/>
+          <w:kern w:val="0"/>
+          <w:sz w:val="21"/>
+          <w:szCs w:val="21"/>
+          <w:lang w:eastAsia="en-ID"/>
+          <w14:ligatures w14:val="none"/>
+        </w:rPr>
+      </w:pPr>
+      <w:r>
+        <w:rPr>
+          <w:rFonts w:ascii="Consolas" w:eastAsia="Times New Roman" w:hAnsi="Consolas" w:cs="Times New Roman"/>
+          <w:color w:val="CCCCCC"/>
+          <w:kern w:val="0"/>
+          <w:sz w:val="21"/>
+          <w:szCs w:val="21"/>
+          <w:lang w:eastAsia="en-ID"/>
+          <w14:ligatures w14:val="none"/>
+        </w:rPr>
+        <w:t xml:space="preserve">  </w:t>
+      </w:r>
+      <w:r>
+        <w:rPr>
+          <w:rFonts w:ascii="Consolas" w:eastAsia="Times New Roman" w:hAnsi="Consolas" w:cs="Times New Roman"/>
+          <w:color w:val="9CDCFE"/>
+          <w:kern w:val="0"/>
+          <w:sz w:val="21"/>
+          <w:szCs w:val="21"/>
+          <w:lang w:eastAsia="en-ID"/>
+          <w14:ligatures w14:val="none"/>
+        </w:rPr>
+        <w:t>nama:</w:t>
+      </w:r>
+      <w:r>
+        <w:rPr>
+          <w:rFonts w:ascii="Consolas" w:eastAsia="Times New Roman" w:hAnsi="Consolas" w:cs="Times New Roman"/>
+          <w:color w:val="CCCCCC"/>
+          <w:kern w:val="0"/>
+          <w:sz w:val="21"/>
+          <w:szCs w:val="21"/>
+          <w:lang w:eastAsia="en-ID"/>
+          <w14:ligatures w14:val="none"/>
+        </w:rPr>
+        <w:t xml:space="preserve"> </w:t>
+      </w:r>
+      <w:r>
+        <w:rPr>
+          <w:rFonts w:ascii="Consolas" w:eastAsia="Times New Roman" w:hAnsi="Consolas" w:cs="Times New Roman"/>
+          <w:color w:val="CE9178"/>
+          <w:kern w:val="0"/>
+          <w:sz w:val="21"/>
+          <w:szCs w:val="21"/>
+          <w:lang w:eastAsia="en-ID"/>
+          <w14:ligatures w14:val="none"/>
+        </w:rPr>
+        <w:t>"Cok Vrinda"</w:t>
+      </w:r>
+      <w:r>
+        <w:rPr>
+          <w:rFonts w:ascii="Consolas" w:eastAsia="Times New Roman" w:hAnsi="Consolas" w:cs="Times New Roman"/>
+          <w:color w:val="CCCCCC"/>
+          <w:kern w:val="0"/>
+          <w:sz w:val="21"/>
+          <w:szCs w:val="21"/>
+          <w:lang w:eastAsia="en-ID"/>
+          <w14:ligatures w14:val="none"/>
+        </w:rPr>
+        <w:t>,</w:t>
+      </w:r>
+    </w:p>
+    <w:p>
+      <w:pPr>
+        <w:shd w:val="clear" w:color="auto" w:fill="1F1F1F"/>
+        <w:spacing w:after="0" w:line="285" w:lineRule="atLeast"/>
+        <w:rPr>
+          <w:rFonts w:ascii="Consolas" w:eastAsia="Times New Roman" w:hAnsi="Consolas" w:cs="Times New Roman"/>
+          <w:color w:val="CCCCCC"/>
+          <w:kern w:val="0"/>
+          <w:sz w:val="21"/>
+          <w:szCs w:val="21"/>
+          <w:lang w:eastAsia="en-ID"/>
+          <w14:ligatures w14:val="none"/>
+        </w:rPr>
+      </w:pPr>
+      <w:r>
+        <w:rPr>
+          <w:rFonts w:ascii="Consolas" w:eastAsia="Times New Roman" w:hAnsi="Consolas" w:cs="Times New Roman"/>
+          <w:color w:val="CCCCCC"/>
+          <w:kern w:val="0"/>
+          <w:sz w:val="21"/>
+          <w:szCs w:val="21"/>
+          <w:lang w:eastAsia="en-ID"/>
+          <w14:ligatures w14:val="none"/>
+        </w:rPr>
+        <w:t xml:space="preserve">  </w:t>
+      </w:r>
+      <w:r>
+        <w:rPr>
+          <w:rFonts w:ascii="Consolas" w:eastAsia="Times New Roman" w:hAnsi="Consolas" w:cs="Times New Roman"/>
+          <w:color w:val="9CDCFE"/>
+          <w:kern w:val="0"/>
+          <w:sz w:val="21"/>
+          <w:szCs w:val="21"/>
+          <w:lang w:eastAsia="en-ID"/>
+          <w14:ligatures w14:val="none"/>
+        </w:rPr>
+        <w:t>asal:</w:t>
+      </w:r>
+      <w:r>
+        <w:rPr>
+          <w:rFonts w:ascii="Consolas" w:eastAsia="Times New Roman" w:hAnsi="Consolas" w:cs="Times New Roman"/>
+          <w:color w:val="CCCCCC"/>
+          <w:kern w:val="0"/>
+          <w:sz w:val="21"/>
+          <w:szCs w:val="21"/>
+          <w:lang w:eastAsia="en-ID"/>
+          <w14:ligatures w14:val="none"/>
+        </w:rPr>
+        <w:t xml:space="preserve"> </w:t>
+      </w:r>
+      <w:r>
+        <w:rPr>
+          <w:rFonts w:ascii="Consolas" w:eastAsia="Times New Roman" w:hAnsi="Consolas" w:cs="Times New Roman"/>
+          <w:color w:val="CE9178"/>
+          <w:kern w:val="0"/>
+          <w:sz w:val="21"/>
+          <w:szCs w:val="21"/>
+          <w:lang w:eastAsia="en-ID"/>
+          <w14:ligatures w14:val="none"/>
+        </w:rPr>
+        <w:t>"Bali"</w:t>
+      </w:r>
+      <w:r>
+        <w:rPr>
+          <w:rFonts w:ascii="Consolas" w:eastAsia="Times New Roman" w:hAnsi="Consolas" w:cs="Times New Roman"/>
+          <w:color w:val="CCCCCC"/>
+          <w:kern w:val="0"/>
+          <w:sz w:val="21"/>
+          <w:szCs w:val="21"/>
+          <w:lang w:eastAsia="en-ID"/>
+          <w14:ligatures w14:val="none"/>
+        </w:rPr>
+        <w:t>,</w:t>
+      </w:r>
+    </w:p>
+    <w:p>
+      <w:pPr>
+        <w:shd w:val="clear" w:color="auto" w:fill="1F1F1F"/>
+        <w:spacing w:after="0" w:line="285" w:lineRule="atLeast"/>
+        <w:rPr>
+          <w:rFonts w:ascii="Consolas" w:eastAsia="Times New Roman" w:hAnsi="Consolas" w:cs="Times New Roman"/>
+          <w:color w:val="CCCCCC"/>
+          <w:kern w:val="0"/>
+          <w:sz w:val="21"/>
+          <w:szCs w:val="21"/>
+          <w:lang w:eastAsia="en-ID"/>
+          <w14:ligatures w14:val="none"/>
+        </w:rPr>
+      </w:pPr>
+      <w:r>
+        <w:rPr>
+          <w:rFonts w:ascii="Consolas" w:eastAsia="Times New Roman" w:hAnsi="Consolas" w:cs="Times New Roman"/>
+          <w:color w:val="CCCCCC"/>
+          <w:kern w:val="0"/>
+          <w:sz w:val="21"/>
+          <w:szCs w:val="21"/>
+          <w:lang w:eastAsia="en-ID"/>
+          <w14:ligatures w14:val="none"/>
+        </w:rPr>
+        <w:t xml:space="preserve">  </w:t>
+      </w:r>
+      <w:r>
+        <w:rPr>
+          <w:rFonts w:ascii="Consolas" w:eastAsia="Times New Roman" w:hAnsi="Consolas" w:cs="Times New Roman"/>
+          <w:color w:val="9CDCFE"/>
+          <w:kern w:val="0"/>
+          <w:sz w:val="21"/>
+          <w:szCs w:val="21"/>
+          <w:lang w:eastAsia="en-ID"/>
+          <w14:ligatures w14:val="none"/>
+        </w:rPr>
+        <w:t>kelahiran:</w:t>
+      </w:r>
+      <w:r>
+        <w:rPr>
+          <w:rFonts w:ascii="Consolas" w:eastAsia="Times New Roman" w:hAnsi="Consolas" w:cs="Times New Roman"/>
+          <w:color w:val="CCCCCC"/>
+          <w:kern w:val="0"/>
+          <w:sz w:val="21"/>
+          <w:szCs w:val="21"/>
+          <w:lang w:eastAsia="en-ID"/>
+          <w14:ligatures w14:val="none"/>
+        </w:rPr>
+        <w:t xml:space="preserve"> </w:t>
+      </w:r>
+      <w:r>
+        <w:rPr>
+          <w:rFonts w:ascii="Consolas" w:eastAsia="Times New Roman" w:hAnsi="Consolas" w:cs="Times New Roman"/>
+          <w:color w:val="B5CEA8"/>
+          <w:kern w:val="0"/>
+          <w:sz w:val="21"/>
+          <w:szCs w:val="21"/>
+          <w:lang w:eastAsia="en-ID"/>
+          <w14:ligatures w14:val="none"/>
+        </w:rPr>
+        <w:t>2010</w:t>
+      </w:r>
+      <w:r>
+        <w:rPr>
+          <w:rFonts w:ascii="Consolas" w:eastAsia="Times New Roman" w:hAnsi="Consolas" w:cs="Times New Roman"/>
+          <w:color w:val="CCCCCC"/>
+          <w:kern w:val="0"/>
+          <w:sz w:val="21"/>
+          <w:szCs w:val="21"/>
+          <w:lang w:eastAsia="en-ID"/>
+          <w14:ligatures w14:val="none"/>
+        </w:rPr>
+        <w:t>,</w:t>
+      </w:r>
+    </w:p>
+    <w:p>
+      <w:pPr>
+        <w:shd w:val="clear" w:color="auto" w:fill="1F1F1F"/>
+        <w:spacing w:after="0" w:line="285" w:lineRule="atLeast"/>
+        <w:rPr>
+          <w:rFonts w:ascii="Consolas" w:eastAsia="Times New Roman" w:hAnsi="Consolas" w:cs="Times New Roman"/>
+          <w:color w:val="CCCCCC"/>
+          <w:kern w:val="0"/>
+          <w:sz w:val="21"/>
+          <w:szCs w:val="21"/>
+          <w:lang w:eastAsia="en-ID"/>
+          <w14:ligatures w14:val="none"/>
+        </w:rPr>
+      </w:pPr>
+      <w:r>
+        <w:rPr>
+          <w:rFonts w:ascii="Consolas" w:eastAsia="Times New Roman" w:hAnsi="Consolas" w:cs="Times New Roman"/>
+          <w:color w:val="CCCCCC"/>
+          <w:kern w:val="0"/>
+          <w:sz w:val="21"/>
+          <w:szCs w:val="21"/>
+          <w:lang w:eastAsia="en-ID"/>
+          <w14:ligatures w14:val="none"/>
+        </w:rPr>
+        <w:t>};</w:t>
+      </w:r>
+    </w:p>
+    <w:p>
+      <w:pPr>
+        <w:shd w:val="clear" w:color="auto" w:fill="1F1F1F"/>
+        <w:spacing w:after="0" w:line="285" w:lineRule="atLeast"/>
+        <w:rPr>
+          <w:rFonts w:ascii="Consolas" w:eastAsia="Times New Roman" w:hAnsi="Consolas" w:cs="Times New Roman"/>
+          <w:color w:val="CCCCCC"/>
+          <w:kern w:val="0"/>
+          <w:sz w:val="21"/>
+          <w:szCs w:val="21"/>
+          <w:lang w:eastAsia="en-ID"/>
+          <w14:ligatures w14:val="none"/>
+        </w:rPr>
+      </w:pPr>
+      <w:r>
+        <w:rPr>
+          <w:rFonts w:ascii="Consolas" w:eastAsia="Times New Roman" w:hAnsi="Consolas" w:cs="Times New Roman"/>
+          <w:color w:val="C586C0"/>
+          <w:kern w:val="0"/>
+          <w:sz w:val="21"/>
+          <w:szCs w:val="21"/>
+          <w:lang w:eastAsia="en-ID"/>
+          <w14:ligatures w14:val="none"/>
+        </w:rPr>
+        <w:t>for</w:t>
+      </w:r>
+      <w:r>
+        <w:rPr>
+          <w:rFonts w:ascii="Consolas" w:eastAsia="Times New Roman" w:hAnsi="Consolas" w:cs="Times New Roman"/>
+          <w:color w:val="CCCCCC"/>
+          <w:kern w:val="0"/>
+          <w:sz w:val="21"/>
+          <w:szCs w:val="21"/>
+          <w:lang w:eastAsia="en-ID"/>
+          <w14:ligatures w14:val="none"/>
+        </w:rPr>
+        <w:t xml:space="preserve"> (</w:t>
+      </w:r>
+      <w:r>
+        <w:rPr>
+          <w:rFonts w:ascii="Consolas" w:eastAsia="Times New Roman" w:hAnsi="Consolas" w:cs="Times New Roman"/>
+          <w:color w:val="569CD6"/>
+          <w:kern w:val="0"/>
+          <w:sz w:val="21"/>
+          <w:szCs w:val="21"/>
+          <w:lang w:eastAsia="en-ID"/>
+          <w14:ligatures w14:val="none"/>
+        </w:rPr>
+        <w:t>const</w:t>
+      </w:r>
+      <w:r>
+        <w:rPr>
+          <w:rFonts w:ascii="Consolas" w:eastAsia="Times New Roman" w:hAnsi="Consolas" w:cs="Times New Roman"/>
+          <w:color w:val="CCCCCC"/>
+          <w:kern w:val="0"/>
+          <w:sz w:val="21"/>
+          <w:szCs w:val="21"/>
+          <w:lang w:eastAsia="en-ID"/>
+          <w14:ligatures w14:val="none"/>
+        </w:rPr>
+        <w:t xml:space="preserve"> </w:t>
+      </w:r>
+      <w:r>
+        <w:rPr>
+          <w:rFonts w:ascii="Consolas" w:eastAsia="Times New Roman" w:hAnsi="Consolas" w:cs="Times New Roman"/>
+          <w:color w:val="4FC1FF"/>
+          <w:kern w:val="0"/>
+          <w:sz w:val="21"/>
+          <w:szCs w:val="21"/>
+          <w:lang w:eastAsia="en-ID"/>
+          <w14:ligatures w14:val="none"/>
+        </w:rPr>
+        <w:t>properti</w:t>
+      </w:r>
+      <w:r>
+        <w:rPr>
+          <w:rFonts w:ascii="Consolas" w:eastAsia="Times New Roman" w:hAnsi="Consolas" w:cs="Times New Roman"/>
+          <w:color w:val="CCCCCC"/>
+          <w:kern w:val="0"/>
+          <w:sz w:val="21"/>
+          <w:szCs w:val="21"/>
+          <w:lang w:eastAsia="en-ID"/>
+          <w14:ligatures w14:val="none"/>
+        </w:rPr>
+        <w:t xml:space="preserve"> </w:t>
+      </w:r>
+      <w:r>
+        <w:rPr>
+          <w:rFonts w:ascii="Consolas" w:eastAsia="Times New Roman" w:hAnsi="Consolas" w:cs="Times New Roman"/>
+          <w:color w:val="569CD6"/>
+          <w:kern w:val="0"/>
+          <w:sz w:val="21"/>
+          <w:szCs w:val="21"/>
+          <w:lang w:eastAsia="en-ID"/>
+          <w14:ligatures w14:val="none"/>
+        </w:rPr>
+        <w:t>in</w:t>
+      </w:r>
+      <w:r>
+        <w:rPr>
+          <w:rFonts w:ascii="Consolas" w:eastAsia="Times New Roman" w:hAnsi="Consolas" w:cs="Times New Roman"/>
+          <w:color w:val="CCCCCC"/>
+          <w:kern w:val="0"/>
+          <w:sz w:val="21"/>
+          <w:szCs w:val="21"/>
+          <w:lang w:eastAsia="en-ID"/>
+          <w14:ligatures w14:val="none"/>
+        </w:rPr>
+        <w:t xml:space="preserve"> </w:t>
+      </w:r>
+      <w:r>
+        <w:rPr>
+          <w:rFonts w:ascii="Consolas" w:eastAsia="Times New Roman" w:hAnsi="Consolas" w:cs="Times New Roman"/>
+          <w:color w:val="4FC1FF"/>
+          <w:kern w:val="0"/>
+          <w:sz w:val="21"/>
+          <w:szCs w:val="21"/>
+          <w:lang w:eastAsia="en-ID"/>
+          <w14:ligatures w14:val="none"/>
+        </w:rPr>
+        <w:t>data</w:t>
+      </w:r>
+      <w:r>
+        <w:rPr>
+          <w:rFonts w:ascii="Consolas" w:eastAsia="Times New Roman" w:hAnsi="Consolas" w:cs="Times New Roman"/>
+          <w:color w:val="CCCCCC"/>
+          <w:kern w:val="0"/>
+          <w:sz w:val="21"/>
+          <w:szCs w:val="21"/>
+          <w:lang w:eastAsia="en-ID"/>
+          <w14:ligatures w14:val="none"/>
+        </w:rPr>
+        <w:t>) {</w:t>
+      </w:r>
+    </w:p>
+    <w:p>
+      <w:pPr>
+        <w:shd w:val="clear" w:color="auto" w:fill="1F1F1F"/>
+        <w:spacing w:after="0" w:line="285" w:lineRule="atLeast"/>
+        <w:rPr>
+          <w:rFonts w:ascii="Consolas" w:eastAsia="Times New Roman" w:hAnsi="Consolas" w:cs="Times New Roman"/>
+          <w:color w:val="CCCCCC"/>
+          <w:kern w:val="0"/>
+          <w:sz w:val="21"/>
+          <w:szCs w:val="21"/>
+          <w:lang w:eastAsia="en-ID"/>
+          <w14:ligatures w14:val="none"/>
+        </w:rPr>
+      </w:pPr>
+      <w:r>
+        <w:rPr>
+          <w:rFonts w:ascii="Consolas" w:eastAsia="Times New Roman" w:hAnsi="Consolas" w:cs="Times New Roman"/>
+          <w:color w:val="CCCCCC"/>
+          <w:kern w:val="0"/>
+          <w:sz w:val="21"/>
+          <w:szCs w:val="21"/>
+          <w:lang w:eastAsia="en-ID"/>
+          <w14:ligatures w14:val="none"/>
+        </w:rPr>
+        <w:t xml:space="preserve">  </w:t>
+      </w:r>
+      <w:r>
+        <w:rPr>
+          <w:rFonts w:ascii="Consolas" w:eastAsia="Times New Roman" w:hAnsi="Consolas" w:cs="Times New Roman"/>
+          <w:color w:val="9CDCFE"/>
+          <w:kern w:val="0"/>
+          <w:sz w:val="21"/>
+          <w:szCs w:val="21"/>
+          <w:lang w:eastAsia="en-ID"/>
+          <w14:ligatures w14:val="none"/>
+        </w:rPr>
+        <w:t>console</w:t>
+      </w:r>
+      <w:r>
+        <w:rPr>
+          <w:rFonts w:ascii="Consolas" w:eastAsia="Times New Roman" w:hAnsi="Consolas" w:cs="Times New Roman"/>
+          <w:color w:val="CCCCCC"/>
+          <w:kern w:val="0"/>
+          <w:sz w:val="21"/>
+          <w:szCs w:val="21"/>
+          <w:lang w:eastAsia="en-ID"/>
+          <w14:ligatures w14:val="none"/>
+        </w:rPr>
+        <w:t>.</w:t>
+      </w:r>
+      <w:r>
+        <w:rPr>
+          <w:rFonts w:ascii="Consolas" w:eastAsia="Times New Roman" w:hAnsi="Consolas" w:cs="Times New Roman"/>
+          <w:color w:val="DCDCAA"/>
+          <w:kern w:val="0"/>
+          <w:sz w:val="21"/>
+          <w:szCs w:val="21"/>
+          <w:lang w:eastAsia="en-ID"/>
+          <w14:ligatures w14:val="none"/>
+        </w:rPr>
+        <w:t>log</w:t>
+      </w:r>
+      <w:r>
+        <w:rPr>
+          <w:rFonts w:ascii="Consolas" w:eastAsia="Times New Roman" w:hAnsi="Consolas" w:cs="Times New Roman"/>
+          <w:color w:val="CCCCCC"/>
+          <w:kern w:val="0"/>
+          <w:sz w:val="21"/>
+          <w:szCs w:val="21"/>
+          <w:lang w:eastAsia="en-ID"/>
+          <w14:ligatures w14:val="none"/>
+        </w:rPr>
+        <w:t>(</w:t>
+      </w:r>
+      <w:r>
+        <w:rPr>
+          <w:rFonts w:ascii="Consolas" w:eastAsia="Times New Roman" w:hAnsi="Consolas" w:cs="Times New Roman"/>
+          <w:color w:val="CE9178"/>
+          <w:kern w:val="0"/>
+          <w:sz w:val="21"/>
+          <w:szCs w:val="21"/>
+          <w:lang w:eastAsia="en-ID"/>
+          <w14:ligatures w14:val="none"/>
+        </w:rPr>
+        <w:t>`</w:t>
+      </w:r>
+      <w:r>
+        <w:rPr>
+          <w:rFonts w:ascii="Consolas" w:eastAsia="Times New Roman" w:hAnsi="Consolas" w:cs="Times New Roman"/>
+          <w:color w:val="569CD6"/>
+          <w:kern w:val="0"/>
+          <w:sz w:val="21"/>
+          <w:szCs w:val="21"/>
+          <w:lang w:eastAsia="en-ID"/>
+          <w14:ligatures w14:val="none"/>
+        </w:rPr>
+        <w:t>${</w:t>
+      </w:r>
+      <w:r>
+        <w:rPr>
+          <w:rFonts w:ascii="Consolas" w:eastAsia="Times New Roman" w:hAnsi="Consolas" w:cs="Times New Roman"/>
+          <w:color w:val="4FC1FF"/>
+          <w:kern w:val="0"/>
+          <w:sz w:val="21"/>
+          <w:szCs w:val="21"/>
+          <w:lang w:eastAsia="en-ID"/>
+          <w14:ligatures w14:val="none"/>
+        </w:rPr>
+        <w:t>properti</w:t>
+      </w:r>
+      <w:r>
+        <w:rPr>
+          <w:rFonts w:ascii="Consolas" w:eastAsia="Times New Roman" w:hAnsi="Consolas" w:cs="Times New Roman"/>
+          <w:color w:val="569CD6"/>
+          <w:kern w:val="0"/>
+          <w:sz w:val="21"/>
+          <w:szCs w:val="21"/>
+          <w:lang w:eastAsia="en-ID"/>
+          <w14:ligatures w14:val="none"/>
+        </w:rPr>
+        <w:t>}</w:t>
+      </w:r>
+      <w:r>
+        <w:rPr>
+          <w:rFonts w:ascii="Consolas" w:eastAsia="Times New Roman" w:hAnsi="Consolas" w:cs="Times New Roman"/>
+          <w:color w:val="CE9178"/>
+          <w:kern w:val="0"/>
+          <w:sz w:val="21"/>
+          <w:szCs w:val="21"/>
+          <w:lang w:eastAsia="en-ID"/>
+          <w14:ligatures w14:val="none"/>
+        </w:rPr>
+        <w:t xml:space="preserve"> bernilai </w:t>
+      </w:r>
+      <w:r>
+        <w:rPr>
+          <w:rFonts w:ascii="Consolas" w:eastAsia="Times New Roman" w:hAnsi="Consolas" w:cs="Times New Roman"/>
+          <w:color w:val="569CD6"/>
+          <w:kern w:val="0"/>
+          <w:sz w:val="21"/>
+          <w:szCs w:val="21"/>
+          <w:lang w:eastAsia="en-ID"/>
+          <w14:ligatures w14:val="none"/>
+        </w:rPr>
+        <w:t>${</w:t>
+      </w:r>
+      <w:r>
+        <w:rPr>
+          <w:rFonts w:ascii="Consolas" w:eastAsia="Times New Roman" w:hAnsi="Consolas" w:cs="Times New Roman"/>
+          <w:color w:val="4FC1FF"/>
+          <w:kern w:val="0"/>
+          <w:sz w:val="21"/>
+          <w:szCs w:val="21"/>
+          <w:lang w:eastAsia="en-ID"/>
+          <w14:ligatures w14:val="none"/>
+        </w:rPr>
+        <w:t>data</w:t>
+      </w:r>
+      <w:r>
+        <w:rPr>
+          <w:rFonts w:ascii="Consolas" w:eastAsia="Times New Roman" w:hAnsi="Consolas" w:cs="Times New Roman"/>
+          <w:color w:val="D4D4D4"/>
+          <w:kern w:val="0"/>
+          <w:sz w:val="21"/>
+          <w:szCs w:val="21"/>
+          <w:lang w:eastAsia="en-ID"/>
+          <w14:ligatures w14:val="none"/>
+        </w:rPr>
+        <w:t>[</w:t>
+      </w:r>
+      <w:r>
+        <w:rPr>
+          <w:rFonts w:ascii="Consolas" w:eastAsia="Times New Roman" w:hAnsi="Consolas" w:cs="Times New Roman"/>
+          <w:color w:val="4FC1FF"/>
+          <w:kern w:val="0"/>
+          <w:sz w:val="21"/>
+          <w:szCs w:val="21"/>
+          <w:lang w:eastAsia="en-ID"/>
+          <w14:ligatures w14:val="none"/>
+        </w:rPr>
+        <w:t>properti</w:t>
+      </w:r>
+      <w:proofErr w:type="gramStart"/>
+      <w:r>
+        <w:rPr>
+          <w:rFonts w:ascii="Consolas" w:eastAsia="Times New Roman" w:hAnsi="Consolas" w:cs="Times New Roman"/>
+          <w:color w:val="D4D4D4"/>
+          <w:kern w:val="0"/>
+          <w:sz w:val="21"/>
+          <w:szCs w:val="21"/>
+          <w:lang w:eastAsia="en-ID"/>
+          <w14:ligatures w14:val="none"/>
+        </w:rPr>
+        <w:t>]</w:t>
+      </w:r>
+      <w:r>
+        <w:rPr>
+          <w:rFonts w:ascii="Consolas" w:eastAsia="Times New Roman" w:hAnsi="Consolas" w:cs="Times New Roman"/>
+          <w:color w:val="569CD6"/>
+          <w:kern w:val="0"/>
+          <w:sz w:val="21"/>
+          <w:szCs w:val="21"/>
+          <w:lang w:eastAsia="en-ID"/>
+          <w14:ligatures w14:val="none"/>
+        </w:rPr>
+        <w:t>}</w:t>
+      </w:r>
+      <w:r>
+        <w:rPr>
+          <w:rFonts w:ascii="Consolas" w:eastAsia="Times New Roman" w:hAnsi="Consolas" w:cs="Times New Roman"/>
+          <w:color w:val="CE9178"/>
+          <w:kern w:val="0"/>
+          <w:sz w:val="21"/>
+          <w:szCs w:val="21"/>
+          <w:lang w:eastAsia="en-ID"/>
+          <w14:ligatures w14:val="none"/>
+        </w:rPr>
+        <w:t>`</w:t>
+      </w:r>
+      <w:proofErr w:type="gramEnd"/>
+      <w:r>
+        <w:rPr>
+          <w:rFonts w:ascii="Consolas" w:eastAsia="Times New Roman" w:hAnsi="Consolas" w:cs="Times New Roman"/>
+          <w:color w:val="CCCCCC"/>
+          <w:kern w:val="0"/>
+          <w:sz w:val="21"/>
+          <w:szCs w:val="21"/>
+          <w:lang w:eastAsia="en-ID"/>
+          <w14:ligatures w14:val="none"/>
+        </w:rPr>
+        <w:t>);</w:t>
+      </w:r>
+    </w:p>
+    <w:p>
+      <w:pPr>
+        <w:shd w:val="clear" w:color="auto" w:fill="1F1F1F"/>
+        <w:spacing w:after="0" w:line="285" w:lineRule="atLeast"/>
+        <w:rPr>
+          <w:rFonts w:ascii="Consolas" w:eastAsia="Times New Roman" w:hAnsi="Consolas" w:cs="Times New Roman"/>
+          <w:color w:val="CCCCCC"/>
+          <w:kern w:val="0"/>
+          <w:sz w:val="21"/>
+          <w:szCs w:val="21"/>
+          <w:lang w:eastAsia="en-ID"/>
+          <w14:ligatures w14:val="none"/>
+        </w:rPr>
+      </w:pPr>
+      <w:r>
+        <w:rPr>
+          <w:rFonts w:ascii="Consolas" w:eastAsia="Times New Roman" w:hAnsi="Consolas" w:cs="Times New Roman"/>
+          <w:color w:val="CCCCCC"/>
+          <w:kern w:val="0"/>
+          <w:sz w:val="21"/>
+          <w:szCs w:val="21"/>
+          <w:lang w:eastAsia="en-ID"/>
+          <w14:ligatures w14:val="none"/>
+        </w:rPr>
+        <w:lastRenderedPageBreak/>
+        <w:t>}</w:t>
+      </w:r>
+    </w:p>
+    <w:p>
+      <w:pPr>
+        <w:spacing w:after="0"/>
+        <w:jc w:val="both"/>
+        <w:rPr>
+          <w:rFonts w:ascii="Calibri" w:hAnsi="Calibri" w:cs="Calibri"/>
+        </w:rPr>
+      </w:pPr>
+      <w:r>
+        <w:rPr>
+          <w:rFonts w:ascii="Calibri" w:hAnsi="Calibri" w:cs="Calibri"/>
+        </w:rPr>
+        <w:t>For in digunakan untuk mengambil data di suatu objek. Ada versi lebih sederhananya yakni for of sebagai berikut:</w:t>
+      </w:r>
+    </w:p>
+    <w:p>
+      <w:pPr>
+        <w:shd w:val="clear" w:color="auto" w:fill="1F1F1F"/>
+        <w:spacing w:after="0" w:line="285" w:lineRule="atLeast"/>
+        <w:rPr>
+          <w:rFonts w:ascii="Consolas" w:eastAsia="Times New Roman" w:hAnsi="Consolas" w:cs="Times New Roman"/>
+          <w:color w:val="CCCCCC"/>
+          <w:kern w:val="0"/>
+          <w:sz w:val="21"/>
+          <w:szCs w:val="21"/>
+          <w:lang w:eastAsia="en-ID"/>
+          <w14:ligatures w14:val="none"/>
+        </w:rPr>
+      </w:pPr>
+      <w:r>
+        <w:rPr>
+          <w:rFonts w:ascii="Consolas" w:eastAsia="Times New Roman" w:hAnsi="Consolas" w:cs="Times New Roman"/>
+          <w:color w:val="6A9955"/>
+          <w:kern w:val="0"/>
+          <w:sz w:val="21"/>
+          <w:szCs w:val="21"/>
+          <w:lang w:eastAsia="en-ID"/>
+          <w14:ligatures w14:val="none"/>
+        </w:rPr>
+        <w:t>// For of (lebih sederhana karena tidak memikirkan propert.)</w:t>
+      </w:r>
+    </w:p>
+    <w:p>
+      <w:pPr>
+        <w:shd w:val="clear" w:color="auto" w:fill="1F1F1F"/>
+        <w:spacing w:after="0" w:line="285" w:lineRule="atLeast"/>
+        <w:rPr>
+          <w:rFonts w:ascii="Consolas" w:eastAsia="Times New Roman" w:hAnsi="Consolas" w:cs="Times New Roman"/>
+          <w:color w:val="CCCCCC"/>
+          <w:kern w:val="0"/>
+          <w:sz w:val="21"/>
+          <w:szCs w:val="21"/>
+          <w:lang w:eastAsia="en-ID"/>
+          <w14:ligatures w14:val="none"/>
+        </w:rPr>
+      </w:pPr>
+      <w:r>
+        <w:rPr>
+          <w:rFonts w:ascii="Consolas" w:eastAsia="Times New Roman" w:hAnsi="Consolas" w:cs="Times New Roman"/>
+          <w:color w:val="569CD6"/>
+          <w:kern w:val="0"/>
+          <w:sz w:val="21"/>
+          <w:szCs w:val="21"/>
+          <w:lang w:eastAsia="en-ID"/>
+          <w14:ligatures w14:val="none"/>
+        </w:rPr>
+        <w:t>const</w:t>
+      </w:r>
+      <w:r>
+        <w:rPr>
+          <w:rFonts w:ascii="Consolas" w:eastAsia="Times New Roman" w:hAnsi="Consolas" w:cs="Times New Roman"/>
+          <w:color w:val="CCCCCC"/>
+          <w:kern w:val="0"/>
+          <w:sz w:val="21"/>
+          <w:szCs w:val="21"/>
+          <w:lang w:eastAsia="en-ID"/>
+          <w14:ligatures w14:val="none"/>
+        </w:rPr>
+        <w:t xml:space="preserve"> </w:t>
+      </w:r>
+      <w:r>
+        <w:rPr>
+          <w:rFonts w:ascii="Consolas" w:eastAsia="Times New Roman" w:hAnsi="Consolas" w:cs="Times New Roman"/>
+          <w:color w:val="4FC1FF"/>
+          <w:kern w:val="0"/>
+          <w:sz w:val="21"/>
+          <w:szCs w:val="21"/>
+          <w:lang w:eastAsia="en-ID"/>
+          <w14:ligatures w14:val="none"/>
+        </w:rPr>
+        <w:t>nama</w:t>
+      </w:r>
+      <w:r>
+        <w:rPr>
+          <w:rFonts w:ascii="Consolas" w:eastAsia="Times New Roman" w:hAnsi="Consolas" w:cs="Times New Roman"/>
+          <w:color w:val="CCCCCC"/>
+          <w:kern w:val="0"/>
+          <w:sz w:val="21"/>
+          <w:szCs w:val="21"/>
+          <w:lang w:eastAsia="en-ID"/>
+          <w14:ligatures w14:val="none"/>
+        </w:rPr>
+        <w:t xml:space="preserve"> </w:t>
+      </w:r>
+      <w:r>
+        <w:rPr>
+          <w:rFonts w:ascii="Consolas" w:eastAsia="Times New Roman" w:hAnsi="Consolas" w:cs="Times New Roman"/>
+          <w:color w:val="D4D4D4"/>
+          <w:kern w:val="0"/>
+          <w:sz w:val="21"/>
+          <w:szCs w:val="21"/>
+          <w:lang w:eastAsia="en-ID"/>
+          <w14:ligatures w14:val="none"/>
+        </w:rPr>
+        <w:t>=</w:t>
+      </w:r>
+      <w:r>
+        <w:rPr>
+          <w:rFonts w:ascii="Consolas" w:eastAsia="Times New Roman" w:hAnsi="Consolas" w:cs="Times New Roman"/>
+          <w:color w:val="CCCCCC"/>
+          <w:kern w:val="0"/>
+          <w:sz w:val="21"/>
+          <w:szCs w:val="21"/>
+          <w:lang w:eastAsia="en-ID"/>
+          <w14:ligatures w14:val="none"/>
+        </w:rPr>
+        <w:t xml:space="preserve"> [</w:t>
+      </w:r>
+      <w:r>
+        <w:rPr>
+          <w:rFonts w:ascii="Consolas" w:eastAsia="Times New Roman" w:hAnsi="Consolas" w:cs="Times New Roman"/>
+          <w:color w:val="CE9178"/>
+          <w:kern w:val="0"/>
+          <w:sz w:val="21"/>
+          <w:szCs w:val="21"/>
+          <w:lang w:eastAsia="en-ID"/>
+          <w14:ligatures w14:val="none"/>
+        </w:rPr>
+        <w:t>"Ujang"</w:t>
+      </w:r>
+      <w:r>
+        <w:rPr>
+          <w:rFonts w:ascii="Consolas" w:eastAsia="Times New Roman" w:hAnsi="Consolas" w:cs="Times New Roman"/>
+          <w:color w:val="CCCCCC"/>
+          <w:kern w:val="0"/>
+          <w:sz w:val="21"/>
+          <w:szCs w:val="21"/>
+          <w:lang w:eastAsia="en-ID"/>
+          <w14:ligatures w14:val="none"/>
+        </w:rPr>
+        <w:t xml:space="preserve">, </w:t>
+      </w:r>
+      <w:r>
+        <w:rPr>
+          <w:rFonts w:ascii="Consolas" w:eastAsia="Times New Roman" w:hAnsi="Consolas" w:cs="Times New Roman"/>
+          <w:color w:val="CE9178"/>
+          <w:kern w:val="0"/>
+          <w:sz w:val="21"/>
+          <w:szCs w:val="21"/>
+          <w:lang w:eastAsia="en-ID"/>
+          <w14:ligatures w14:val="none"/>
+        </w:rPr>
+        <w:t>"Dujang"</w:t>
+      </w:r>
+      <w:r>
+        <w:rPr>
+          <w:rFonts w:ascii="Consolas" w:eastAsia="Times New Roman" w:hAnsi="Consolas" w:cs="Times New Roman"/>
+          <w:color w:val="CCCCCC"/>
+          <w:kern w:val="0"/>
+          <w:sz w:val="21"/>
+          <w:szCs w:val="21"/>
+          <w:lang w:eastAsia="en-ID"/>
+          <w14:ligatures w14:val="none"/>
+        </w:rPr>
+        <w:t xml:space="preserve">, </w:t>
+      </w:r>
+      <w:r>
+        <w:rPr>
+          <w:rFonts w:ascii="Consolas" w:eastAsia="Times New Roman" w:hAnsi="Consolas" w:cs="Times New Roman"/>
+          <w:color w:val="CE9178"/>
+          <w:kern w:val="0"/>
+          <w:sz w:val="21"/>
+          <w:szCs w:val="21"/>
+          <w:lang w:eastAsia="en-ID"/>
+          <w14:ligatures w14:val="none"/>
+        </w:rPr>
+        <w:t>"Manusia"</w:t>
+      </w:r>
+      <w:r>
+        <w:rPr>
+          <w:rFonts w:ascii="Consolas" w:eastAsia="Times New Roman" w:hAnsi="Consolas" w:cs="Times New Roman"/>
+          <w:color w:val="CCCCCC"/>
+          <w:kern w:val="0"/>
+          <w:sz w:val="21"/>
+          <w:szCs w:val="21"/>
+          <w:lang w:eastAsia="en-ID"/>
+          <w14:ligatures w14:val="none"/>
+        </w:rPr>
+        <w:t>];</w:t>
+      </w:r>
+    </w:p>
+    <w:p>
+      <w:pPr>
+        <w:shd w:val="clear" w:color="auto" w:fill="1F1F1F"/>
+        <w:spacing w:after="0" w:line="285" w:lineRule="atLeast"/>
+        <w:rPr>
+          <w:rFonts w:ascii="Consolas" w:eastAsia="Times New Roman" w:hAnsi="Consolas" w:cs="Times New Roman"/>
+          <w:color w:val="CCCCCC"/>
+          <w:kern w:val="0"/>
+          <w:sz w:val="21"/>
+          <w:szCs w:val="21"/>
+          <w:lang w:eastAsia="en-ID"/>
+          <w14:ligatures w14:val="none"/>
+        </w:rPr>
+      </w:pPr>
+      <w:r>
+        <w:rPr>
+          <w:rFonts w:ascii="Consolas" w:eastAsia="Times New Roman" w:hAnsi="Consolas" w:cs="Times New Roman"/>
+          <w:color w:val="C586C0"/>
+          <w:kern w:val="0"/>
+          <w:sz w:val="21"/>
+          <w:szCs w:val="21"/>
+          <w:lang w:eastAsia="en-ID"/>
+          <w14:ligatures w14:val="none"/>
+        </w:rPr>
+        <w:t>for</w:t>
+      </w:r>
+      <w:r>
+        <w:rPr>
+          <w:rFonts w:ascii="Consolas" w:eastAsia="Times New Roman" w:hAnsi="Consolas" w:cs="Times New Roman"/>
+          <w:color w:val="CCCCCC"/>
+          <w:kern w:val="0"/>
+          <w:sz w:val="21"/>
+          <w:szCs w:val="21"/>
+          <w:lang w:eastAsia="en-ID"/>
+          <w14:ligatures w14:val="none"/>
+        </w:rPr>
+        <w:t xml:space="preserve"> (</w:t>
+      </w:r>
+      <w:r>
+        <w:rPr>
+          <w:rFonts w:ascii="Consolas" w:eastAsia="Times New Roman" w:hAnsi="Consolas" w:cs="Times New Roman"/>
+          <w:color w:val="569CD6"/>
+          <w:kern w:val="0"/>
+          <w:sz w:val="21"/>
+          <w:szCs w:val="21"/>
+          <w:lang w:eastAsia="en-ID"/>
+          <w14:ligatures w14:val="none"/>
+        </w:rPr>
+        <w:t>const</w:t>
+      </w:r>
+      <w:r>
+        <w:rPr>
+          <w:rFonts w:ascii="Consolas" w:eastAsia="Times New Roman" w:hAnsi="Consolas" w:cs="Times New Roman"/>
+          <w:color w:val="CCCCCC"/>
+          <w:kern w:val="0"/>
+          <w:sz w:val="21"/>
+          <w:szCs w:val="21"/>
+          <w:lang w:eastAsia="en-ID"/>
+          <w14:ligatures w14:val="none"/>
+        </w:rPr>
+        <w:t xml:space="preserve"> </w:t>
+      </w:r>
+      <w:r>
+        <w:rPr>
+          <w:rFonts w:ascii="Consolas" w:eastAsia="Times New Roman" w:hAnsi="Consolas" w:cs="Times New Roman"/>
+          <w:color w:val="4FC1FF"/>
+          <w:kern w:val="0"/>
+          <w:sz w:val="21"/>
+          <w:szCs w:val="21"/>
+          <w:lang w:eastAsia="en-ID"/>
+          <w14:ligatures w14:val="none"/>
+        </w:rPr>
+        <w:t>item</w:t>
+      </w:r>
+      <w:r>
+        <w:rPr>
+          <w:rFonts w:ascii="Consolas" w:eastAsia="Times New Roman" w:hAnsi="Consolas" w:cs="Times New Roman"/>
+          <w:color w:val="CCCCCC"/>
+          <w:kern w:val="0"/>
+          <w:sz w:val="21"/>
+          <w:szCs w:val="21"/>
+          <w:lang w:eastAsia="en-ID"/>
+          <w14:ligatures w14:val="none"/>
+        </w:rPr>
+        <w:t xml:space="preserve"> </w:t>
+      </w:r>
+      <w:r>
+        <w:rPr>
+          <w:rFonts w:ascii="Consolas" w:eastAsia="Times New Roman" w:hAnsi="Consolas" w:cs="Times New Roman"/>
+          <w:color w:val="569CD6"/>
+          <w:kern w:val="0"/>
+          <w:sz w:val="21"/>
+          <w:szCs w:val="21"/>
+          <w:lang w:eastAsia="en-ID"/>
+          <w14:ligatures w14:val="none"/>
+        </w:rPr>
+        <w:t>of</w:t>
+      </w:r>
+      <w:r>
+        <w:rPr>
+          <w:rFonts w:ascii="Consolas" w:eastAsia="Times New Roman" w:hAnsi="Consolas" w:cs="Times New Roman"/>
+          <w:color w:val="CCCCCC"/>
+          <w:kern w:val="0"/>
+          <w:sz w:val="21"/>
+          <w:szCs w:val="21"/>
+          <w:lang w:eastAsia="en-ID"/>
+          <w14:ligatures w14:val="none"/>
+        </w:rPr>
+        <w:t xml:space="preserve"> </w:t>
+      </w:r>
+      <w:r>
+        <w:rPr>
+          <w:rFonts w:ascii="Consolas" w:eastAsia="Times New Roman" w:hAnsi="Consolas" w:cs="Times New Roman"/>
+          <w:color w:val="4FC1FF"/>
+          <w:kern w:val="0"/>
+          <w:sz w:val="21"/>
+          <w:szCs w:val="21"/>
+          <w:lang w:eastAsia="en-ID"/>
+          <w14:ligatures w14:val="none"/>
+        </w:rPr>
+        <w:t>nama</w:t>
+      </w:r>
+      <w:r>
+        <w:rPr>
+          <w:rFonts w:ascii="Consolas" w:eastAsia="Times New Roman" w:hAnsi="Consolas" w:cs="Times New Roman"/>
+          <w:color w:val="CCCCCC"/>
+          <w:kern w:val="0"/>
+          <w:sz w:val="21"/>
+          <w:szCs w:val="21"/>
+          <w:lang w:eastAsia="en-ID"/>
+          <w14:ligatures w14:val="none"/>
+        </w:rPr>
+        <w:t>) {</w:t>
+      </w:r>
+    </w:p>
+    <w:p>
+      <w:pPr>
+        <w:shd w:val="clear" w:color="auto" w:fill="1F1F1F"/>
+        <w:spacing w:after="0" w:line="285" w:lineRule="atLeast"/>
+        <w:rPr>
+          <w:rFonts w:ascii="Consolas" w:eastAsia="Times New Roman" w:hAnsi="Consolas" w:cs="Times New Roman"/>
+          <w:color w:val="CCCCCC"/>
+          <w:kern w:val="0"/>
+          <w:sz w:val="21"/>
+          <w:szCs w:val="21"/>
+          <w:lang w:eastAsia="en-ID"/>
+          <w14:ligatures w14:val="none"/>
+        </w:rPr>
+      </w:pPr>
+      <w:r>
+        <w:rPr>
+          <w:rFonts w:ascii="Consolas" w:eastAsia="Times New Roman" w:hAnsi="Consolas" w:cs="Times New Roman"/>
+          <w:color w:val="CCCCCC"/>
+          <w:kern w:val="0"/>
+          <w:sz w:val="21"/>
+          <w:szCs w:val="21"/>
+          <w:lang w:eastAsia="en-ID"/>
+          <w14:ligatures w14:val="none"/>
+        </w:rPr>
+        <w:t xml:space="preserve">  </w:t>
+      </w:r>
+      <w:r>
+        <w:rPr>
+          <w:rFonts w:ascii="Consolas" w:eastAsia="Times New Roman" w:hAnsi="Consolas" w:cs="Times New Roman"/>
+          <w:color w:val="9CDCFE"/>
+          <w:kern w:val="0"/>
+          <w:sz w:val="21"/>
+          <w:szCs w:val="21"/>
+          <w:lang w:eastAsia="en-ID"/>
+          <w14:ligatures w14:val="none"/>
+        </w:rPr>
+        <w:t>console</w:t>
+      </w:r>
+      <w:r>
+        <w:rPr>
+          <w:rFonts w:ascii="Consolas" w:eastAsia="Times New Roman" w:hAnsi="Consolas" w:cs="Times New Roman"/>
+          <w:color w:val="CCCCCC"/>
+          <w:kern w:val="0"/>
+          <w:sz w:val="21"/>
+          <w:szCs w:val="21"/>
+          <w:lang w:eastAsia="en-ID"/>
+          <w14:ligatures w14:val="none"/>
+        </w:rPr>
+        <w:t>.</w:t>
+      </w:r>
+      <w:r>
+        <w:rPr>
+          <w:rFonts w:ascii="Consolas" w:eastAsia="Times New Roman" w:hAnsi="Consolas" w:cs="Times New Roman"/>
+          <w:color w:val="DCDCAA"/>
+          <w:kern w:val="0"/>
+          <w:sz w:val="21"/>
+          <w:szCs w:val="21"/>
+          <w:lang w:eastAsia="en-ID"/>
+          <w14:ligatures w14:val="none"/>
+        </w:rPr>
+        <w:t>log</w:t>
+      </w:r>
+      <w:r>
+        <w:rPr>
+          <w:rFonts w:ascii="Consolas" w:eastAsia="Times New Roman" w:hAnsi="Consolas" w:cs="Times New Roman"/>
+          <w:color w:val="CCCCCC"/>
+          <w:kern w:val="0"/>
+          <w:sz w:val="21"/>
+          <w:szCs w:val="21"/>
+          <w:lang w:eastAsia="en-ID"/>
+          <w14:ligatures w14:val="none"/>
+        </w:rPr>
+        <w:t>(</w:t>
+      </w:r>
+      <w:r>
+        <w:rPr>
+          <w:rFonts w:ascii="Consolas" w:eastAsia="Times New Roman" w:hAnsi="Consolas" w:cs="Times New Roman"/>
+          <w:color w:val="4FC1FF"/>
+          <w:kern w:val="0"/>
+          <w:sz w:val="21"/>
+          <w:szCs w:val="21"/>
+          <w:lang w:eastAsia="en-ID"/>
+          <w14:ligatures w14:val="none"/>
+        </w:rPr>
+        <w:t>item</w:t>
+      </w:r>
+      <w:r>
+        <w:rPr>
+          <w:rFonts w:ascii="Consolas" w:eastAsia="Times New Roman" w:hAnsi="Consolas" w:cs="Times New Roman"/>
+          <w:color w:val="CCCCCC"/>
+          <w:kern w:val="0"/>
+          <w:sz w:val="21"/>
+          <w:szCs w:val="21"/>
+          <w:lang w:eastAsia="en-ID"/>
+          <w14:ligatures w14:val="none"/>
+        </w:rPr>
+        <w:t>);</w:t>
+      </w:r>
+    </w:p>
+    <w:p>
+      <w:pPr>
+        <w:shd w:val="clear" w:color="auto" w:fill="1F1F1F"/>
+        <w:spacing w:after="0" w:line="285" w:lineRule="atLeast"/>
+        <w:rPr>
+          <w:rFonts w:ascii="Consolas" w:eastAsia="Times New Roman" w:hAnsi="Consolas" w:cs="Times New Roman"/>
+          <w:color w:val="CCCCCC"/>
+          <w:kern w:val="0"/>
+          <w:sz w:val="21"/>
+          <w:szCs w:val="21"/>
+          <w:lang w:eastAsia="en-ID"/>
+          <w14:ligatures w14:val="none"/>
+        </w:rPr>
+      </w:pPr>
+      <w:r>
+        <w:rPr>
+          <w:rFonts w:ascii="Consolas" w:eastAsia="Times New Roman" w:hAnsi="Consolas" w:cs="Times New Roman"/>
+          <w:color w:val="CCCCCC"/>
+          <w:kern w:val="0"/>
+          <w:sz w:val="21"/>
+          <w:szCs w:val="21"/>
+          <w:lang w:eastAsia="en-ID"/>
+          <w14:ligatures w14:val="none"/>
+        </w:rPr>
+        <w:t>}</w:t>
+      </w:r>
+    </w:p>
+    <w:p>
+      <w:pPr>
+        <w:shd w:val="clear" w:color="auto" w:fill="1F1F1F"/>
+        <w:spacing w:after="0" w:line="285" w:lineRule="atLeast"/>
+        <w:rPr>
+          <w:rFonts w:ascii="Consolas" w:eastAsia="Times New Roman" w:hAnsi="Consolas" w:cs="Times New Roman"/>
+          <w:color w:val="CCCCCC"/>
+          <w:kern w:val="0"/>
+          <w:sz w:val="21"/>
+          <w:szCs w:val="21"/>
+          <w:lang w:eastAsia="en-ID"/>
+          <w14:ligatures w14:val="none"/>
+        </w:rPr>
+      </w:pPr>
+    </w:p>
+    <w:p>
+      <w:pPr>
+        <w:rPr>
+          <w:rFonts w:ascii="Calibri" w:hAnsi="Calibri" w:cs="Calibri"/>
+          <w:b/>
+          <w:bCs/>
+        </w:rPr>
+      </w:pPr>
+    </w:p>
+    <w:p>
+      <w:pPr>
+        <w:rPr>
+          <w:rFonts w:ascii="Calibri" w:hAnsi="Calibri" w:cs="Calibri"/>
+          <w:b/>
+          <w:bCs/>
+        </w:rPr>
+      </w:pPr>
+    </w:p>
+    <w:p>
+      <w:pPr>
+        <w:shd w:val="clear" w:color="auto" w:fill="1F1F1F"/>
+        <w:spacing w:after="0" w:line="285" w:lineRule="atLeast"/>
+        <w:rPr>
+          <w:rFonts w:ascii="Consolas" w:eastAsia="Times New Roman" w:hAnsi="Consolas" w:cs="Times New Roman"/>
+          <w:color w:val="CCCCCC"/>
+          <w:kern w:val="0"/>
+          <w:sz w:val="21"/>
+          <w:szCs w:val="21"/>
+          <w:lang w:eastAsia="en-ID"/>
+          <w14:ligatures w14:val="none"/>
+        </w:rPr>
+      </w:pPr>
+      <w:r>
+        <w:rPr>
+          <w:rFonts w:ascii="Consolas" w:eastAsia="Times New Roman" w:hAnsi="Consolas" w:cs="Times New Roman"/>
+          <w:color w:val="6A9955"/>
+          <w:kern w:val="0"/>
+          <w:sz w:val="21"/>
+          <w:szCs w:val="21"/>
+          <w:lang w:eastAsia="en-ID"/>
+          <w14:ligatures w14:val="none"/>
+        </w:rPr>
+        <w:t>// While</w:t>
+      </w:r>
+    </w:p>
+    <w:p>
+      <w:pPr>
+        <w:shd w:val="clear" w:color="auto" w:fill="1F1F1F"/>
+        <w:spacing w:after="0" w:line="285" w:lineRule="atLeast"/>
+        <w:rPr>
+          <w:rFonts w:ascii="Consolas" w:eastAsia="Times New Roman" w:hAnsi="Consolas" w:cs="Times New Roman"/>
+          <w:color w:val="CCCCCC"/>
+          <w:kern w:val="0"/>
+          <w:sz w:val="21"/>
+          <w:szCs w:val="21"/>
+          <w:lang w:eastAsia="en-ID"/>
+          <w14:ligatures w14:val="none"/>
+        </w:rPr>
+      </w:pPr>
+      <w:r>
+        <w:rPr>
+          <w:rFonts w:ascii="Consolas" w:eastAsia="Times New Roman" w:hAnsi="Consolas" w:cs="Times New Roman"/>
+          <w:color w:val="569CD6"/>
+          <w:kern w:val="0"/>
+          <w:sz w:val="21"/>
+          <w:szCs w:val="21"/>
+          <w:lang w:eastAsia="en-ID"/>
+          <w14:ligatures w14:val="none"/>
+        </w:rPr>
+        <w:t>let</w:t>
+      </w:r>
+      <w:r>
+        <w:rPr>
+          <w:rFonts w:ascii="Consolas" w:eastAsia="Times New Roman" w:hAnsi="Consolas" w:cs="Times New Roman"/>
+          <w:color w:val="CCCCCC"/>
+          <w:kern w:val="0"/>
+          <w:sz w:val="21"/>
+          <w:szCs w:val="21"/>
+          <w:lang w:eastAsia="en-ID"/>
+          <w14:ligatures w14:val="none"/>
+        </w:rPr>
+        <w:t xml:space="preserve"> </w:t>
+      </w:r>
+      <w:r>
+        <w:rPr>
+          <w:rFonts w:ascii="Consolas" w:eastAsia="Times New Roman" w:hAnsi="Consolas" w:cs="Times New Roman"/>
+          <w:color w:val="9CDCFE"/>
+          <w:kern w:val="0"/>
+          <w:sz w:val="21"/>
+          <w:szCs w:val="21"/>
+          <w:lang w:eastAsia="en-ID"/>
+          <w14:ligatures w14:val="none"/>
+        </w:rPr>
+        <w:t>i</w:t>
+      </w:r>
+      <w:r>
+        <w:rPr>
+          <w:rFonts w:ascii="Consolas" w:eastAsia="Times New Roman" w:hAnsi="Consolas" w:cs="Times New Roman"/>
+          <w:color w:val="CCCCCC"/>
+          <w:kern w:val="0"/>
+          <w:sz w:val="21"/>
+          <w:szCs w:val="21"/>
+          <w:lang w:eastAsia="en-ID"/>
+          <w14:ligatures w14:val="none"/>
+        </w:rPr>
+        <w:t xml:space="preserve"> </w:t>
+      </w:r>
+      <w:r>
+        <w:rPr>
+          <w:rFonts w:ascii="Consolas" w:eastAsia="Times New Roman" w:hAnsi="Consolas" w:cs="Times New Roman"/>
+          <w:color w:val="D4D4D4"/>
+          <w:kern w:val="0"/>
+          <w:sz w:val="21"/>
+          <w:szCs w:val="21"/>
+          <w:lang w:eastAsia="en-ID"/>
+          <w14:ligatures w14:val="none"/>
+        </w:rPr>
+        <w:t>=</w:t>
+      </w:r>
+      <w:r>
+        <w:rPr>
+          <w:rFonts w:ascii="Consolas" w:eastAsia="Times New Roman" w:hAnsi="Consolas" w:cs="Times New Roman"/>
+          <w:color w:val="CCCCCC"/>
+          <w:kern w:val="0"/>
+          <w:sz w:val="21"/>
+          <w:szCs w:val="21"/>
+          <w:lang w:eastAsia="en-ID"/>
+          <w14:ligatures w14:val="none"/>
+        </w:rPr>
+        <w:t xml:space="preserve"> </w:t>
+      </w:r>
+      <w:r>
+        <w:rPr>
+          <w:rFonts w:ascii="Consolas" w:eastAsia="Times New Roman" w:hAnsi="Consolas" w:cs="Times New Roman"/>
+          <w:color w:val="B5CEA8"/>
+          <w:kern w:val="0"/>
+          <w:sz w:val="21"/>
+          <w:szCs w:val="21"/>
+          <w:lang w:eastAsia="en-ID"/>
+          <w14:ligatures w14:val="none"/>
+        </w:rPr>
+        <w:t>0</w:t>
+      </w:r>
+      <w:r>
+        <w:rPr>
+          <w:rFonts w:ascii="Consolas" w:eastAsia="Times New Roman" w:hAnsi="Consolas" w:cs="Times New Roman"/>
+          <w:color w:val="CCCCCC"/>
+          <w:kern w:val="0"/>
+          <w:sz w:val="21"/>
+          <w:szCs w:val="21"/>
+          <w:lang w:eastAsia="en-ID"/>
+          <w14:ligatures w14:val="none"/>
+        </w:rPr>
+        <w:t>;</w:t>
+      </w:r>
+    </w:p>
+    <w:p>
+      <w:pPr>
+        <w:shd w:val="clear" w:color="auto" w:fill="1F1F1F"/>
+        <w:spacing w:after="0" w:line="285" w:lineRule="atLeast"/>
+        <w:rPr>
+          <w:rFonts w:ascii="Consolas" w:eastAsia="Times New Roman" w:hAnsi="Consolas" w:cs="Times New Roman"/>
+          <w:color w:val="CCCCCC"/>
+          <w:kern w:val="0"/>
+          <w:sz w:val="21"/>
+          <w:szCs w:val="21"/>
+          <w:lang w:eastAsia="en-ID"/>
+          <w14:ligatures w14:val="none"/>
+        </w:rPr>
+      </w:pPr>
+      <w:r>
+        <w:rPr>
+          <w:rFonts w:ascii="Consolas" w:eastAsia="Times New Roman" w:hAnsi="Consolas" w:cs="Times New Roman"/>
+          <w:color w:val="C586C0"/>
+          <w:kern w:val="0"/>
+          <w:sz w:val="21"/>
+          <w:szCs w:val="21"/>
+          <w:lang w:eastAsia="en-ID"/>
+          <w14:ligatures w14:val="none"/>
+        </w:rPr>
+        <w:t>while</w:t>
+      </w:r>
+      <w:r>
+        <w:rPr>
+          <w:rFonts w:ascii="Consolas" w:eastAsia="Times New Roman" w:hAnsi="Consolas" w:cs="Times New Roman"/>
+          <w:color w:val="CCCCCC"/>
+          <w:kern w:val="0"/>
+          <w:sz w:val="21"/>
+          <w:szCs w:val="21"/>
+          <w:lang w:eastAsia="en-ID"/>
+          <w14:ligatures w14:val="none"/>
+        </w:rPr>
+        <w:t xml:space="preserve"> (</w:t>
+      </w:r>
+      <w:r>
+        <w:rPr>
+          <w:rFonts w:ascii="Consolas" w:eastAsia="Times New Roman" w:hAnsi="Consolas" w:cs="Times New Roman"/>
+          <w:color w:val="9CDCFE"/>
+          <w:kern w:val="0"/>
+          <w:sz w:val="21"/>
+          <w:szCs w:val="21"/>
+          <w:lang w:eastAsia="en-ID"/>
+          <w14:ligatures w14:val="none"/>
+        </w:rPr>
+        <w:t>i</w:t>
+      </w:r>
+      <w:r>
+        <w:rPr>
+          <w:rFonts w:ascii="Consolas" w:eastAsia="Times New Roman" w:hAnsi="Consolas" w:cs="Times New Roman"/>
+          <w:color w:val="CCCCCC"/>
+          <w:kern w:val="0"/>
+          <w:sz w:val="21"/>
+          <w:szCs w:val="21"/>
+          <w:lang w:eastAsia="en-ID"/>
+          <w14:ligatures w14:val="none"/>
+        </w:rPr>
+        <w:t xml:space="preserve"> </w:t>
+      </w:r>
+      <w:r>
+        <w:rPr>
+          <w:rFonts w:ascii="Consolas" w:eastAsia="Times New Roman" w:hAnsi="Consolas" w:cs="Times New Roman"/>
+          <w:color w:val="D4D4D4"/>
+          <w:kern w:val="0"/>
+          <w:sz w:val="21"/>
+          <w:szCs w:val="21"/>
+          <w:lang w:eastAsia="en-ID"/>
+          <w14:ligatures w14:val="none"/>
+        </w:rPr>
+        <w:t>&lt;</w:t>
+      </w:r>
+      <w:r>
+        <w:rPr>
+          <w:rFonts w:ascii="Consolas" w:eastAsia="Times New Roman" w:hAnsi="Consolas" w:cs="Times New Roman"/>
+          <w:color w:val="CCCCCC"/>
+          <w:kern w:val="0"/>
+          <w:sz w:val="21"/>
+          <w:szCs w:val="21"/>
+          <w:lang w:eastAsia="en-ID"/>
+          <w14:ligatures w14:val="none"/>
+        </w:rPr>
+        <w:t xml:space="preserve"> </w:t>
+      </w:r>
+      <w:r>
+        <w:rPr>
+          <w:rFonts w:ascii="Consolas" w:eastAsia="Times New Roman" w:hAnsi="Consolas" w:cs="Times New Roman"/>
+          <w:color w:val="B5CEA8"/>
+          <w:kern w:val="0"/>
+          <w:sz w:val="21"/>
+          <w:szCs w:val="21"/>
+          <w:lang w:eastAsia="en-ID"/>
+          <w14:ligatures w14:val="none"/>
+        </w:rPr>
+        <w:t>5</w:t>
+      </w:r>
+      <w:r>
+        <w:rPr>
+          <w:rFonts w:ascii="Consolas" w:eastAsia="Times New Roman" w:hAnsi="Consolas" w:cs="Times New Roman"/>
+          <w:color w:val="CCCCCC"/>
+          <w:kern w:val="0"/>
+          <w:sz w:val="21"/>
+          <w:szCs w:val="21"/>
+          <w:lang w:eastAsia="en-ID"/>
+          <w14:ligatures w14:val="none"/>
+        </w:rPr>
+        <w:t>) {</w:t>
+      </w:r>
+    </w:p>
+    <w:p>
+      <w:pPr>
+        <w:shd w:val="clear" w:color="auto" w:fill="1F1F1F"/>
+        <w:spacing w:after="0" w:line="285" w:lineRule="atLeast"/>
+        <w:rPr>
+          <w:rFonts w:ascii="Consolas" w:eastAsia="Times New Roman" w:hAnsi="Consolas" w:cs="Times New Roman"/>
+          <w:color w:val="CCCCCC"/>
+          <w:kern w:val="0"/>
+          <w:sz w:val="21"/>
+          <w:szCs w:val="21"/>
+          <w:lang w:eastAsia="en-ID"/>
+          <w14:ligatures w14:val="none"/>
+        </w:rPr>
+      </w:pPr>
+      <w:r>
+        <w:rPr>
+          <w:rFonts w:ascii="Consolas" w:eastAsia="Times New Roman" w:hAnsi="Consolas" w:cs="Times New Roman"/>
+          <w:color w:val="CCCCCC"/>
+          <w:kern w:val="0"/>
+          <w:sz w:val="21"/>
+          <w:szCs w:val="21"/>
+          <w:lang w:eastAsia="en-ID"/>
+          <w14:ligatures w14:val="none"/>
+        </w:rPr>
+        <w:t xml:space="preserve">  </w:t>
+      </w:r>
+      <w:proofErr w:type="gramStart"/>
+      <w:r>
+        <w:rPr>
+          <w:rFonts w:ascii="Consolas" w:eastAsia="Times New Roman" w:hAnsi="Consolas" w:cs="Times New Roman"/>
+          <w:color w:val="9CDCFE"/>
+          <w:kern w:val="0"/>
+          <w:sz w:val="21"/>
+          <w:szCs w:val="21"/>
+          <w:lang w:eastAsia="en-ID"/>
+          <w14:ligatures w14:val="none"/>
+        </w:rPr>
+        <w:t>console</w:t>
+      </w:r>
+      <w:r>
+        <w:rPr>
+          <w:rFonts w:ascii="Consolas" w:eastAsia="Times New Roman" w:hAnsi="Consolas" w:cs="Times New Roman"/>
+          <w:color w:val="CCCCCC"/>
+          <w:kern w:val="0"/>
+          <w:sz w:val="21"/>
+          <w:szCs w:val="21"/>
+          <w:lang w:eastAsia="en-ID"/>
+          <w14:ligatures w14:val="none"/>
+        </w:rPr>
+        <w:t>.</w:t>
+      </w:r>
+      <w:r>
+        <w:rPr>
+          <w:rFonts w:ascii="Consolas" w:eastAsia="Times New Roman" w:hAnsi="Consolas" w:cs="Times New Roman"/>
+          <w:color w:val="DCDCAA"/>
+          <w:kern w:val="0"/>
+          <w:sz w:val="21"/>
+          <w:szCs w:val="21"/>
+          <w:lang w:eastAsia="en-ID"/>
+          <w14:ligatures w14:val="none"/>
+        </w:rPr>
+        <w:t>log</w:t>
+      </w:r>
+      <w:r>
+        <w:rPr>
+          <w:rFonts w:ascii="Consolas" w:eastAsia="Times New Roman" w:hAnsi="Consolas" w:cs="Times New Roman"/>
+          <w:color w:val="CCCCCC"/>
+          <w:kern w:val="0"/>
+          <w:sz w:val="21"/>
+          <w:szCs w:val="21"/>
+          <w:lang w:eastAsia="en-ID"/>
+          <w14:ligatures w14:val="none"/>
+        </w:rPr>
+        <w:t>(</w:t>
+      </w:r>
+      <w:proofErr w:type="gramEnd"/>
+      <w:r>
+        <w:rPr>
+          <w:rFonts w:ascii="Consolas" w:eastAsia="Times New Roman" w:hAnsi="Consolas" w:cs="Times New Roman"/>
+          <w:color w:val="CE9178"/>
+          <w:kern w:val="0"/>
+          <w:sz w:val="21"/>
+          <w:szCs w:val="21"/>
+          <w:lang w:eastAsia="en-ID"/>
+          <w14:ligatures w14:val="none"/>
+        </w:rPr>
+        <w:t>`Angka ke</w:t>
+      </w:r>
+      <w:r>
+        <w:rPr>
+          <w:rFonts w:ascii="Consolas" w:eastAsia="Times New Roman" w:hAnsi="Consolas" w:cs="Times New Roman"/>
+          <w:color w:val="569CD6"/>
+          <w:kern w:val="0"/>
+          <w:sz w:val="21"/>
+          <w:szCs w:val="21"/>
+          <w:lang w:eastAsia="en-ID"/>
+          <w14:ligatures w14:val="none"/>
+        </w:rPr>
+        <w:t>${</w:t>
+      </w:r>
+      <w:r>
+        <w:rPr>
+          <w:rFonts w:ascii="Consolas" w:eastAsia="Times New Roman" w:hAnsi="Consolas" w:cs="Times New Roman"/>
+          <w:color w:val="9CDCFE"/>
+          <w:kern w:val="0"/>
+          <w:sz w:val="21"/>
+          <w:szCs w:val="21"/>
+          <w:lang w:eastAsia="en-ID"/>
+          <w14:ligatures w14:val="none"/>
+        </w:rPr>
+        <w:t>i</w:t>
+      </w:r>
+      <w:r>
+        <w:rPr>
+          <w:rFonts w:ascii="Consolas" w:eastAsia="Times New Roman" w:hAnsi="Consolas" w:cs="Times New Roman"/>
+          <w:color w:val="569CD6"/>
+          <w:kern w:val="0"/>
+          <w:sz w:val="21"/>
+          <w:szCs w:val="21"/>
+          <w:lang w:eastAsia="en-ID"/>
+          <w14:ligatures w14:val="none"/>
+        </w:rPr>
+        <w:t>}</w:t>
+      </w:r>
+      <w:r>
+        <w:rPr>
+          <w:rFonts w:ascii="Consolas" w:eastAsia="Times New Roman" w:hAnsi="Consolas" w:cs="Times New Roman"/>
+          <w:color w:val="CE9178"/>
+          <w:kern w:val="0"/>
+          <w:sz w:val="21"/>
+          <w:szCs w:val="21"/>
+          <w:lang w:eastAsia="en-ID"/>
+          <w14:ligatures w14:val="none"/>
+        </w:rPr>
+        <w:t xml:space="preserve"> adalah </w:t>
+      </w:r>
+      <w:r>
+        <w:rPr>
+          <w:rFonts w:ascii="Consolas" w:eastAsia="Times New Roman" w:hAnsi="Consolas" w:cs="Times New Roman"/>
+          <w:color w:val="569CD6"/>
+          <w:kern w:val="0"/>
+          <w:sz w:val="21"/>
+          <w:szCs w:val="21"/>
+          <w:lang w:eastAsia="en-ID"/>
+          <w14:ligatures w14:val="none"/>
+        </w:rPr>
+        <w:t>${</w:t>
+      </w:r>
+      <w:r>
+        <w:rPr>
+          <w:rFonts w:ascii="Consolas" w:eastAsia="Times New Roman" w:hAnsi="Consolas" w:cs="Times New Roman"/>
+          <w:color w:val="9CDCFE"/>
+          <w:kern w:val="0"/>
+          <w:sz w:val="21"/>
+          <w:szCs w:val="21"/>
+          <w:lang w:eastAsia="en-ID"/>
+          <w14:ligatures w14:val="none"/>
+        </w:rPr>
+        <w:t>i</w:t>
+      </w:r>
+      <w:r>
+        <w:rPr>
+          <w:rFonts w:ascii="Consolas" w:eastAsia="Times New Roman" w:hAnsi="Consolas" w:cs="Times New Roman"/>
+          <w:color w:val="569CD6"/>
+          <w:kern w:val="0"/>
+          <w:sz w:val="21"/>
+          <w:szCs w:val="21"/>
+          <w:lang w:eastAsia="en-ID"/>
+          <w14:ligatures w14:val="none"/>
+        </w:rPr>
+        <w:t>}</w:t>
+      </w:r>
+      <w:r>
+        <w:rPr>
+          <w:rFonts w:ascii="Consolas" w:eastAsia="Times New Roman" w:hAnsi="Consolas" w:cs="Times New Roman"/>
+          <w:color w:val="CE9178"/>
+          <w:kern w:val="0"/>
+          <w:sz w:val="21"/>
+          <w:szCs w:val="21"/>
+          <w:lang w:eastAsia="en-ID"/>
+          <w14:ligatures w14:val="none"/>
+        </w:rPr>
+        <w:t>.`</w:t>
+      </w:r>
+      <w:r>
+        <w:rPr>
+          <w:rFonts w:ascii="Consolas" w:eastAsia="Times New Roman" w:hAnsi="Consolas" w:cs="Times New Roman"/>
+          <w:color w:val="CCCCCC"/>
+          <w:kern w:val="0"/>
+          <w:sz w:val="21"/>
+          <w:szCs w:val="21"/>
+          <w:lang w:eastAsia="en-ID"/>
+          <w14:ligatures w14:val="none"/>
+        </w:rPr>
+        <w:t>);</w:t>
+      </w:r>
+    </w:p>
+    <w:p>
+      <w:pPr>
+        <w:shd w:val="clear" w:color="auto" w:fill="1F1F1F"/>
+        <w:spacing w:after="0" w:line="285" w:lineRule="atLeast"/>
+        <w:rPr>
+          <w:rFonts w:ascii="Consolas" w:eastAsia="Times New Roman" w:hAnsi="Consolas" w:cs="Times New Roman"/>
+          <w:color w:val="CCCCCC"/>
+          <w:kern w:val="0"/>
+          <w:sz w:val="21"/>
+          <w:szCs w:val="21"/>
+          <w:lang w:eastAsia="en-ID"/>
+          <w14:ligatures w14:val="none"/>
+        </w:rPr>
+      </w:pPr>
+      <w:r>
+        <w:rPr>
+          <w:rFonts w:ascii="Consolas" w:eastAsia="Times New Roman" w:hAnsi="Consolas" w:cs="Times New Roman"/>
+          <w:color w:val="CCCCCC"/>
+          <w:kern w:val="0"/>
+          <w:sz w:val="21"/>
+          <w:szCs w:val="21"/>
+          <w:lang w:eastAsia="en-ID"/>
+          <w14:ligatures w14:val="none"/>
+        </w:rPr>
+        <w:t>}</w:t>
+      </w:r>
+    </w:p>
+    <w:p>
+      <w:pPr>
+        <w:shd w:val="clear" w:color="auto" w:fill="1F1F1F"/>
+        <w:spacing w:after="0" w:line="285" w:lineRule="atLeast"/>
+        <w:rPr>
+          <w:rFonts w:ascii="Consolas" w:eastAsia="Times New Roman" w:hAnsi="Consolas" w:cs="Times New Roman"/>
+          <w:color w:val="CCCCCC"/>
+          <w:kern w:val="0"/>
+          <w:sz w:val="21"/>
+          <w:szCs w:val="21"/>
+          <w:lang w:eastAsia="en-ID"/>
+          <w14:ligatures w14:val="none"/>
+        </w:rPr>
+      </w:pPr>
+    </w:p>
+    <w:p>
+      <w:pPr>
+        <w:shd w:val="clear" w:color="auto" w:fill="1F1F1F"/>
+        <w:spacing w:after="0" w:line="285" w:lineRule="atLeast"/>
+        <w:rPr>
+          <w:rFonts w:ascii="Consolas" w:eastAsia="Times New Roman" w:hAnsi="Consolas" w:cs="Times New Roman"/>
+          <w:color w:val="CCCCCC"/>
+          <w:kern w:val="0"/>
+          <w:sz w:val="21"/>
+          <w:szCs w:val="21"/>
+          <w:lang w:eastAsia="en-ID"/>
+          <w14:ligatures w14:val="none"/>
+        </w:rPr>
+      </w:pPr>
+      <w:r>
+        <w:rPr>
+          <w:rFonts w:ascii="Consolas" w:eastAsia="Times New Roman" w:hAnsi="Consolas" w:cs="Times New Roman"/>
+          <w:color w:val="6A9955"/>
+          <w:kern w:val="0"/>
+          <w:sz w:val="21"/>
+          <w:szCs w:val="21"/>
+          <w:lang w:eastAsia="en-ID"/>
+          <w14:ligatures w14:val="none"/>
+        </w:rPr>
+        <w:t>// Do while (mengecek kondisi di akhir)</w:t>
+      </w:r>
+    </w:p>
+    <w:p>
+      <w:pPr>
+        <w:shd w:val="clear" w:color="auto" w:fill="1F1F1F"/>
+        <w:spacing w:after="0" w:line="285" w:lineRule="atLeast"/>
+        <w:rPr>
+          <w:rFonts w:ascii="Consolas" w:eastAsia="Times New Roman" w:hAnsi="Consolas" w:cs="Times New Roman"/>
+          <w:color w:val="CCCCCC"/>
+          <w:kern w:val="0"/>
+          <w:sz w:val="21"/>
+          <w:szCs w:val="21"/>
+          <w:lang w:eastAsia="en-ID"/>
+          <w14:ligatures w14:val="none"/>
+        </w:rPr>
+      </w:pPr>
+      <w:r>
+        <w:rPr>
+          <w:rFonts w:ascii="Consolas" w:eastAsia="Times New Roman" w:hAnsi="Consolas" w:cs="Times New Roman"/>
+          <w:color w:val="569CD6"/>
+          <w:kern w:val="0"/>
+          <w:sz w:val="21"/>
+          <w:szCs w:val="21"/>
+          <w:lang w:eastAsia="en-ID"/>
+          <w14:ligatures w14:val="none"/>
+        </w:rPr>
+        <w:t>let</w:t>
+      </w:r>
+      <w:r>
+        <w:rPr>
+          <w:rFonts w:ascii="Consolas" w:eastAsia="Times New Roman" w:hAnsi="Consolas" w:cs="Times New Roman"/>
+          <w:color w:val="CCCCCC"/>
+          <w:kern w:val="0"/>
+          <w:sz w:val="21"/>
+          <w:szCs w:val="21"/>
+          <w:lang w:eastAsia="en-ID"/>
+          <w14:ligatures w14:val="none"/>
+        </w:rPr>
+        <w:t xml:space="preserve"> </w:t>
+      </w:r>
+      <w:r>
+        <w:rPr>
+          <w:rFonts w:ascii="Consolas" w:eastAsia="Times New Roman" w:hAnsi="Consolas" w:cs="Times New Roman"/>
+          <w:color w:val="9CDCFE"/>
+          <w:kern w:val="0"/>
+          <w:sz w:val="21"/>
+          <w:szCs w:val="21"/>
+          <w:lang w:eastAsia="en-ID"/>
+          <w14:ligatures w14:val="none"/>
+        </w:rPr>
+        <w:t>i2</w:t>
+      </w:r>
+      <w:r>
+        <w:rPr>
+          <w:rFonts w:ascii="Consolas" w:eastAsia="Times New Roman" w:hAnsi="Consolas" w:cs="Times New Roman"/>
+          <w:color w:val="CCCCCC"/>
+          <w:kern w:val="0"/>
+          <w:sz w:val="21"/>
+          <w:szCs w:val="21"/>
+          <w:lang w:eastAsia="en-ID"/>
+          <w14:ligatures w14:val="none"/>
+        </w:rPr>
+        <w:t xml:space="preserve"> </w:t>
+      </w:r>
+      <w:r>
+        <w:rPr>
+          <w:rFonts w:ascii="Consolas" w:eastAsia="Times New Roman" w:hAnsi="Consolas" w:cs="Times New Roman"/>
+          <w:color w:val="D4D4D4"/>
+          <w:kern w:val="0"/>
+          <w:sz w:val="21"/>
+          <w:szCs w:val="21"/>
+          <w:lang w:eastAsia="en-ID"/>
+          <w14:ligatures w14:val="none"/>
+        </w:rPr>
+        <w:t>=</w:t>
+      </w:r>
+      <w:r>
+        <w:rPr>
+          <w:rFonts w:ascii="Consolas" w:eastAsia="Times New Roman" w:hAnsi="Consolas" w:cs="Times New Roman"/>
+          <w:color w:val="CCCCCC"/>
+          <w:kern w:val="0"/>
+          <w:sz w:val="21"/>
+          <w:szCs w:val="21"/>
+          <w:lang w:eastAsia="en-ID"/>
+          <w14:ligatures w14:val="none"/>
+        </w:rPr>
+        <w:t xml:space="preserve"> </w:t>
+      </w:r>
+      <w:r>
+        <w:rPr>
+          <w:rFonts w:ascii="Consolas" w:eastAsia="Times New Roman" w:hAnsi="Consolas" w:cs="Times New Roman"/>
+          <w:color w:val="B5CEA8"/>
+          <w:kern w:val="0"/>
+          <w:sz w:val="21"/>
+          <w:szCs w:val="21"/>
+          <w:lang w:eastAsia="en-ID"/>
+          <w14:ligatures w14:val="none"/>
+        </w:rPr>
+        <w:t>1</w:t>
+      </w:r>
+      <w:r>
+        <w:rPr>
+          <w:rFonts w:ascii="Consolas" w:eastAsia="Times New Roman" w:hAnsi="Consolas" w:cs="Times New Roman"/>
+          <w:color w:val="CCCCCC"/>
+          <w:kern w:val="0"/>
+          <w:sz w:val="21"/>
+          <w:szCs w:val="21"/>
+          <w:lang w:eastAsia="en-ID"/>
+          <w14:ligatures w14:val="none"/>
+        </w:rPr>
+        <w:t>;</w:t>
+      </w:r>
+    </w:p>
+    <w:p>
+      <w:pPr>
+        <w:shd w:val="clear" w:color="auto" w:fill="1F1F1F"/>
+        <w:spacing w:after="0" w:line="285" w:lineRule="atLeast"/>
+        <w:rPr>
+          <w:rFonts w:ascii="Consolas" w:eastAsia="Times New Roman" w:hAnsi="Consolas" w:cs="Times New Roman"/>
+          <w:color w:val="CCCCCC"/>
+          <w:kern w:val="0"/>
+          <w:sz w:val="21"/>
+          <w:szCs w:val="21"/>
+          <w:lang w:eastAsia="en-ID"/>
+          <w14:ligatures w14:val="none"/>
+        </w:rPr>
+      </w:pPr>
+      <w:r>
+        <w:rPr>
+          <w:rFonts w:ascii="Consolas" w:eastAsia="Times New Roman" w:hAnsi="Consolas" w:cs="Times New Roman"/>
+          <w:color w:val="C586C0"/>
+          <w:kern w:val="0"/>
+          <w:sz w:val="21"/>
+          <w:szCs w:val="21"/>
+          <w:lang w:eastAsia="en-ID"/>
+          <w14:ligatures w14:val="none"/>
+        </w:rPr>
+        <w:t>do</w:t>
+      </w:r>
+      <w:r>
+        <w:rPr>
+          <w:rFonts w:ascii="Consolas" w:eastAsia="Times New Roman" w:hAnsi="Consolas" w:cs="Times New Roman"/>
+          <w:color w:val="CCCCCC"/>
+          <w:kern w:val="0"/>
+          <w:sz w:val="21"/>
+          <w:szCs w:val="21"/>
+          <w:lang w:eastAsia="en-ID"/>
+          <w14:ligatures w14:val="none"/>
+        </w:rPr>
+        <w:t xml:space="preserve"> {</w:t>
+      </w:r>
+    </w:p>
+    <w:p>
+      <w:pPr>
+        <w:shd w:val="clear" w:color="auto" w:fill="1F1F1F"/>
+        <w:spacing w:after="0" w:line="285" w:lineRule="atLeast"/>
+        <w:rPr>
+          <w:rFonts w:ascii="Consolas" w:eastAsia="Times New Roman" w:hAnsi="Consolas" w:cs="Times New Roman"/>
+          <w:color w:val="CCCCCC"/>
+          <w:kern w:val="0"/>
+          <w:sz w:val="21"/>
+          <w:szCs w:val="21"/>
+          <w:lang w:eastAsia="en-ID"/>
+          <w14:ligatures w14:val="none"/>
+        </w:rPr>
+      </w:pPr>
+      <w:r>
+        <w:rPr>
+          <w:rFonts w:ascii="Consolas" w:eastAsia="Times New Roman" w:hAnsi="Consolas" w:cs="Times New Roman"/>
+          <w:color w:val="CCCCCC"/>
+          <w:kern w:val="0"/>
+          <w:sz w:val="21"/>
+          <w:szCs w:val="21"/>
+          <w:lang w:eastAsia="en-ID"/>
+          <w14:ligatures w14:val="none"/>
+        </w:rPr>
+        <w:t xml:space="preserve">  </w:t>
+      </w:r>
+      <w:proofErr w:type="gramStart"/>
+      <w:r>
+        <w:rPr>
+          <w:rFonts w:ascii="Consolas" w:eastAsia="Times New Roman" w:hAnsi="Consolas" w:cs="Times New Roman"/>
+          <w:color w:val="9CDCFE"/>
+          <w:kern w:val="0"/>
+          <w:sz w:val="21"/>
+          <w:szCs w:val="21"/>
+          <w:lang w:eastAsia="en-ID"/>
+          <w14:ligatures w14:val="none"/>
+        </w:rPr>
+        <w:t>console</w:t>
+      </w:r>
+      <w:r>
+        <w:rPr>
+          <w:rFonts w:ascii="Consolas" w:eastAsia="Times New Roman" w:hAnsi="Consolas" w:cs="Times New Roman"/>
+          <w:color w:val="CCCCCC"/>
+          <w:kern w:val="0"/>
+          <w:sz w:val="21"/>
+          <w:szCs w:val="21"/>
+          <w:lang w:eastAsia="en-ID"/>
+          <w14:ligatures w14:val="none"/>
+        </w:rPr>
+        <w:t>.</w:t>
+      </w:r>
+      <w:r>
+        <w:rPr>
+          <w:rFonts w:ascii="Consolas" w:eastAsia="Times New Roman" w:hAnsi="Consolas" w:cs="Times New Roman"/>
+          <w:color w:val="DCDCAA"/>
+          <w:kern w:val="0"/>
+          <w:sz w:val="21"/>
+          <w:szCs w:val="21"/>
+          <w:lang w:eastAsia="en-ID"/>
+          <w14:ligatures w14:val="none"/>
+        </w:rPr>
+        <w:t>log</w:t>
+      </w:r>
+      <w:r>
+        <w:rPr>
+          <w:rFonts w:ascii="Consolas" w:eastAsia="Times New Roman" w:hAnsi="Consolas" w:cs="Times New Roman"/>
+          <w:color w:val="CCCCCC"/>
+          <w:kern w:val="0"/>
+          <w:sz w:val="21"/>
+          <w:szCs w:val="21"/>
+          <w:lang w:eastAsia="en-ID"/>
+          <w14:ligatures w14:val="none"/>
+        </w:rPr>
+        <w:t>(</w:t>
+      </w:r>
+      <w:proofErr w:type="gramEnd"/>
+      <w:r>
+        <w:rPr>
+          <w:rFonts w:ascii="Consolas" w:eastAsia="Times New Roman" w:hAnsi="Consolas" w:cs="Times New Roman"/>
+          <w:color w:val="CE9178"/>
+          <w:kern w:val="0"/>
+          <w:sz w:val="21"/>
+          <w:szCs w:val="21"/>
+          <w:lang w:eastAsia="en-ID"/>
+          <w14:ligatures w14:val="none"/>
+        </w:rPr>
+        <w:t>`Angka ke-</w:t>
+      </w:r>
+      <w:r>
+        <w:rPr>
+          <w:rFonts w:ascii="Consolas" w:eastAsia="Times New Roman" w:hAnsi="Consolas" w:cs="Times New Roman"/>
+          <w:color w:val="569CD6"/>
+          <w:kern w:val="0"/>
+          <w:sz w:val="21"/>
+          <w:szCs w:val="21"/>
+          <w:lang w:eastAsia="en-ID"/>
+          <w14:ligatures w14:val="none"/>
+        </w:rPr>
+        <w:t>${</w:t>
+      </w:r>
+      <w:r>
+        <w:rPr>
+          <w:rFonts w:ascii="Consolas" w:eastAsia="Times New Roman" w:hAnsi="Consolas" w:cs="Times New Roman"/>
+          <w:color w:val="9CDCFE"/>
+          <w:kern w:val="0"/>
+          <w:sz w:val="21"/>
+          <w:szCs w:val="21"/>
+          <w:lang w:eastAsia="en-ID"/>
+          <w14:ligatures w14:val="none"/>
+        </w:rPr>
+        <w:t>i2</w:t>
+      </w:r>
+      <w:r>
+        <w:rPr>
+          <w:rFonts w:ascii="Consolas" w:eastAsia="Times New Roman" w:hAnsi="Consolas" w:cs="Times New Roman"/>
+          <w:color w:val="569CD6"/>
+          <w:kern w:val="0"/>
+          <w:sz w:val="21"/>
+          <w:szCs w:val="21"/>
+          <w:lang w:eastAsia="en-ID"/>
+          <w14:ligatures w14:val="none"/>
+        </w:rPr>
+        <w:t>}</w:t>
+      </w:r>
+      <w:r>
+        <w:rPr>
+          <w:rFonts w:ascii="Consolas" w:eastAsia="Times New Roman" w:hAnsi="Consolas" w:cs="Times New Roman"/>
+          <w:color w:val="CE9178"/>
+          <w:kern w:val="0"/>
+          <w:sz w:val="21"/>
+          <w:szCs w:val="21"/>
+          <w:lang w:eastAsia="en-ID"/>
+          <w14:ligatures w14:val="none"/>
+        </w:rPr>
+        <w:t xml:space="preserve"> adalah </w:t>
+      </w:r>
+      <w:r>
+        <w:rPr>
+          <w:rFonts w:ascii="Consolas" w:eastAsia="Times New Roman" w:hAnsi="Consolas" w:cs="Times New Roman"/>
+          <w:color w:val="569CD6"/>
+          <w:kern w:val="0"/>
+          <w:sz w:val="21"/>
+          <w:szCs w:val="21"/>
+          <w:lang w:eastAsia="en-ID"/>
+          <w14:ligatures w14:val="none"/>
+        </w:rPr>
+        <w:t>${</w:t>
+      </w:r>
+      <w:r>
+        <w:rPr>
+          <w:rFonts w:ascii="Consolas" w:eastAsia="Times New Roman" w:hAnsi="Consolas" w:cs="Times New Roman"/>
+          <w:color w:val="9CDCFE"/>
+          <w:kern w:val="0"/>
+          <w:sz w:val="21"/>
+          <w:szCs w:val="21"/>
+          <w:lang w:eastAsia="en-ID"/>
+          <w14:ligatures w14:val="none"/>
+        </w:rPr>
+        <w:t>i2</w:t>
+      </w:r>
+      <w:r>
+        <w:rPr>
+          <w:rFonts w:ascii="Consolas" w:eastAsia="Times New Roman" w:hAnsi="Consolas" w:cs="Times New Roman"/>
+          <w:color w:val="569CD6"/>
+          <w:kern w:val="0"/>
+          <w:sz w:val="21"/>
+          <w:szCs w:val="21"/>
+          <w:lang w:eastAsia="en-ID"/>
+          <w14:ligatures w14:val="none"/>
+        </w:rPr>
+        <w:t>}</w:t>
+      </w:r>
+      <w:r>
+        <w:rPr>
+          <w:rFonts w:ascii="Consolas" w:eastAsia="Times New Roman" w:hAnsi="Consolas" w:cs="Times New Roman"/>
+          <w:color w:val="CE9178"/>
+          <w:kern w:val="0"/>
+          <w:sz w:val="21"/>
+          <w:szCs w:val="21"/>
+          <w:lang w:eastAsia="en-ID"/>
+          <w14:ligatures w14:val="none"/>
+        </w:rPr>
+        <w:t>.`</w:t>
+      </w:r>
+      <w:r>
+        <w:rPr>
+          <w:rFonts w:ascii="Consolas" w:eastAsia="Times New Roman" w:hAnsi="Consolas" w:cs="Times New Roman"/>
+          <w:color w:val="CCCCCC"/>
+          <w:kern w:val="0"/>
+          <w:sz w:val="21"/>
+          <w:szCs w:val="21"/>
+          <w:lang w:eastAsia="en-ID"/>
+          <w14:ligatures w14:val="none"/>
+        </w:rPr>
+        <w:t>);</w:t>
+      </w:r>
+    </w:p>
+    <w:p>
+      <w:pPr>
+        <w:shd w:val="clear" w:color="auto" w:fill="1F1F1F"/>
+        <w:spacing w:after="0" w:line="285" w:lineRule="atLeast"/>
+        <w:rPr>
+          <w:rFonts w:ascii="Consolas" w:eastAsia="Times New Roman" w:hAnsi="Consolas" w:cs="Times New Roman"/>
+          <w:color w:val="CCCCCC"/>
+          <w:kern w:val="0"/>
+          <w:sz w:val="21"/>
+          <w:szCs w:val="21"/>
+          <w:lang w:eastAsia="en-ID"/>
+          <w14:ligatures w14:val="none"/>
+        </w:rPr>
+      </w:pPr>
+      <w:r>
+        <w:rPr>
+          <w:rFonts w:ascii="Consolas" w:eastAsia="Times New Roman" w:hAnsi="Consolas" w:cs="Times New Roman"/>
+          <w:color w:val="CCCCCC"/>
+          <w:kern w:val="0"/>
+          <w:sz w:val="21"/>
+          <w:szCs w:val="21"/>
+          <w:lang w:eastAsia="en-ID"/>
+          <w14:ligatures w14:val="none"/>
+        </w:rPr>
+        <w:t xml:space="preserve">  </w:t>
+      </w:r>
+      <w:r>
+        <w:rPr>
+          <w:rFonts w:ascii="Consolas" w:eastAsia="Times New Roman" w:hAnsi="Consolas" w:cs="Times New Roman"/>
+          <w:color w:val="9CDCFE"/>
+          <w:kern w:val="0"/>
+          <w:sz w:val="21"/>
+          <w:szCs w:val="21"/>
+          <w:lang w:eastAsia="en-ID"/>
+          <w14:ligatures w14:val="none"/>
+        </w:rPr>
+        <w:t>i2</w:t>
+      </w:r>
+      <w:r>
+        <w:rPr>
+          <w:rFonts w:ascii="Consolas" w:eastAsia="Times New Roman" w:hAnsi="Consolas" w:cs="Times New Roman"/>
+          <w:color w:val="D4D4D4"/>
+          <w:kern w:val="0"/>
+          <w:sz w:val="21"/>
+          <w:szCs w:val="21"/>
+          <w:lang w:eastAsia="en-ID"/>
+          <w14:ligatures w14:val="none"/>
+        </w:rPr>
+        <w:t>++</w:t>
+      </w:r>
+      <w:r>
+        <w:rPr>
+          <w:rFonts w:ascii="Consolas" w:eastAsia="Times New Roman" w:hAnsi="Consolas" w:cs="Times New Roman"/>
+          <w:color w:val="CCCCCC"/>
+          <w:kern w:val="0"/>
+          <w:sz w:val="21"/>
+          <w:szCs w:val="21"/>
+          <w:lang w:eastAsia="en-ID"/>
+          <w14:ligatures w14:val="none"/>
+        </w:rPr>
+        <w:t>;</w:t>
+      </w:r>
+    </w:p>
+    <w:p>
+      <w:pPr>
+        <w:shd w:val="clear" w:color="auto" w:fill="1F1F1F"/>
+        <w:spacing w:after="0" w:line="285" w:lineRule="atLeast"/>
+        <w:rPr>
+          <w:rFonts w:ascii="Consolas" w:eastAsia="Times New Roman" w:hAnsi="Consolas" w:cs="Times New Roman"/>
+          <w:color w:val="CCCCCC"/>
+          <w:kern w:val="0"/>
+          <w:sz w:val="21"/>
+          <w:szCs w:val="21"/>
+          <w:lang w:eastAsia="en-ID"/>
+          <w14:ligatures w14:val="none"/>
+        </w:rPr>
+      </w:pPr>
+      <w:r>
+        <w:rPr>
+          <w:rFonts w:ascii="Consolas" w:eastAsia="Times New Roman" w:hAnsi="Consolas" w:cs="Times New Roman"/>
+          <w:color w:val="CCCCCC"/>
+          <w:kern w:val="0"/>
+          <w:sz w:val="21"/>
+          <w:szCs w:val="21"/>
+          <w:lang w:eastAsia="en-ID"/>
+          <w14:ligatures w14:val="none"/>
+        </w:rPr>
+        <w:t xml:space="preserve">} </w:t>
+      </w:r>
+      <w:r>
+        <w:rPr>
+          <w:rFonts w:ascii="Consolas" w:eastAsia="Times New Roman" w:hAnsi="Consolas" w:cs="Times New Roman"/>
+          <w:color w:val="C586C0"/>
+          <w:kern w:val="0"/>
+          <w:sz w:val="21"/>
+          <w:szCs w:val="21"/>
+          <w:lang w:eastAsia="en-ID"/>
+          <w14:ligatures w14:val="none"/>
+        </w:rPr>
+        <w:t>while</w:t>
+      </w:r>
+      <w:r>
+        <w:rPr>
+          <w:rFonts w:ascii="Consolas" w:eastAsia="Times New Roman" w:hAnsi="Consolas" w:cs="Times New Roman"/>
+          <w:color w:val="CCCCCC"/>
+          <w:kern w:val="0"/>
+          <w:sz w:val="21"/>
+          <w:szCs w:val="21"/>
+          <w:lang w:eastAsia="en-ID"/>
+          <w14:ligatures w14:val="none"/>
+        </w:rPr>
+        <w:t xml:space="preserve"> (</w:t>
+      </w:r>
+      <w:r>
+        <w:rPr>
+          <w:rFonts w:ascii="Consolas" w:eastAsia="Times New Roman" w:hAnsi="Consolas" w:cs="Times New Roman"/>
+          <w:color w:val="9CDCFE"/>
+          <w:kern w:val="0"/>
+          <w:sz w:val="21"/>
+          <w:szCs w:val="21"/>
+          <w:lang w:eastAsia="en-ID"/>
+          <w14:ligatures w14:val="none"/>
+        </w:rPr>
+        <w:t>i2</w:t>
+      </w:r>
+      <w:r>
+        <w:rPr>
+          <w:rFonts w:ascii="Consolas" w:eastAsia="Times New Roman" w:hAnsi="Consolas" w:cs="Times New Roman"/>
+          <w:color w:val="CCCCCC"/>
+          <w:kern w:val="0"/>
+          <w:sz w:val="21"/>
+          <w:szCs w:val="21"/>
+          <w:lang w:eastAsia="en-ID"/>
+          <w14:ligatures w14:val="none"/>
+        </w:rPr>
+        <w:t xml:space="preserve"> </w:t>
+      </w:r>
+      <w:r>
+        <w:rPr>
+          <w:rFonts w:ascii="Consolas" w:eastAsia="Times New Roman" w:hAnsi="Consolas" w:cs="Times New Roman"/>
+          <w:color w:val="D4D4D4"/>
+          <w:kern w:val="0"/>
+          <w:sz w:val="21"/>
+          <w:szCs w:val="21"/>
+          <w:lang w:eastAsia="en-ID"/>
+          <w14:ligatures w14:val="none"/>
+        </w:rPr>
+        <w:t>&lt;</w:t>
+      </w:r>
+      <w:r>
+        <w:rPr>
+          <w:rFonts w:ascii="Consolas" w:eastAsia="Times New Roman" w:hAnsi="Consolas" w:cs="Times New Roman"/>
+          <w:color w:val="CCCCCC"/>
+          <w:kern w:val="0"/>
+          <w:sz w:val="21"/>
+          <w:szCs w:val="21"/>
+          <w:lang w:eastAsia="en-ID"/>
+          <w14:ligatures w14:val="none"/>
+        </w:rPr>
+        <w:t xml:space="preserve"> </w:t>
+      </w:r>
+      <w:r>
+        <w:rPr>
+          <w:rFonts w:ascii="Consolas" w:eastAsia="Times New Roman" w:hAnsi="Consolas" w:cs="Times New Roman"/>
+          <w:color w:val="B5CEA8"/>
+          <w:kern w:val="0"/>
+          <w:sz w:val="21"/>
+          <w:szCs w:val="21"/>
+          <w:lang w:eastAsia="en-ID"/>
+          <w14:ligatures w14:val="none"/>
+        </w:rPr>
+        <w:t>5</w:t>
+      </w:r>
+      <w:r>
+        <w:rPr>
+          <w:rFonts w:ascii="Consolas" w:eastAsia="Times New Roman" w:hAnsi="Consolas" w:cs="Times New Roman"/>
+          <w:color w:val="CCCCCC"/>
+          <w:kern w:val="0"/>
+          <w:sz w:val="21"/>
+          <w:szCs w:val="21"/>
+          <w:lang w:eastAsia="en-ID"/>
+          <w14:ligatures w14:val="none"/>
+        </w:rPr>
+        <w:t>);</w:t>
+      </w:r>
+    </w:p>
+    <w:p>
+      <w:pPr>
+        <w:spacing w:after="0"/>
+        <w:jc w:val="both"/>
+        <w:rPr>
+          <w:rFonts w:ascii="Calibri" w:hAnsi="Calibri" w:cs="Calibri"/>
+          <w:b/>
+          <w:bCs/>
+        </w:rPr>
+      </w:pPr>
     </w:p>
     <w:sectPr>
       <w:pgSz w:w="11906" w:h="16838"/>
@@ -8964,7 +16558,7 @@
 </file>
 
 <file path=word/numbering.xml><?xml version="1.0" encoding="utf-8"?>
-<w:numbering xmlns:wpc="http://schemas.microsoft.com/office/word/2010/wordprocessingCanvas" xmlns:cx="http://schemas.microsoft.com/office/drawing/2014/chartex" xmlns:cx1="http://schemas.microsoft.com/office/drawing/2015/9/8/chartex" xmlns:cx2="http://schemas.microsoft.com/office/drawing/2015/10/21/chartex" xmlns:cx3="http://schemas.microsoft.com/office/drawing/2016/5/9/chartex" xmlns:cx4="http://schemas.microsoft.com/office/drawing/2016/5/10/chartex" xmlns:cx5="http://schemas.microsoft.com/office/drawing/2016/5/11/chartex" xmlns:cx6="http://schemas.microsoft.com/office/drawing/2016/5/12/chartex" xmlns:cx7="http://schemas.microsoft.com/office/drawing/2016/5/13/chartex" xmlns:cx8="http://schemas.microsoft.com/office/drawing/2016/5/14/chartex" xmlns:mc="http://schemas.openxmlformats.org/markup-compatibility/2006" xmlns:aink="http://schemas.microsoft.com/office/drawing/2016/ink" xmlns:am3d="http://schemas.microsoft.com/office/drawing/2017/model3d" xmlns:o="urn:schemas-microsoft-com:office:office" xmlns:oel="http://schemas.microsoft.com/office/2019/extlst" xmlns:r="http://schemas.openxmlformats.org/officeDocument/2006/relationships" xmlns:m="http://schemas.openxmlformats.org/officeDocument/2006/math" xmlns:v="urn:schemas-microsoft-com:vml" xmlns:wp14="http://schemas.microsoft.com/office/word/2010/wordprocessingDrawing" xmlns:wp="http://schemas.openxmlformats.org/drawingml/2006/wordprocessingDrawing" xmlns:w10="urn:schemas-microsoft-com:office:word" xmlns:w="http://schemas.openxmlformats.org/wordprocessingml/2006/main" xmlns:w14="http://schemas.microsoft.com/office/word/2010/wordml" xmlns:w15="http://schemas.microsoft.com/office/word/2012/wordml" xmlns:w16cex="http://schemas.microsoft.com/office/word/2018/wordml/cex" xmlns:w16cid="http://schemas.microsoft.com/office/word/2016/wordml/cid" xmlns:w16="http://schemas.microsoft.com/office/word/2018/wordml" xmlns:w16du="http://schemas.microsoft.com/office/word/2023/wordml/word16du" xmlns:w16sdtdh="http://schemas.microsoft.com/office/word/2020/wordml/sdtdatahash" xmlns:w16sdtfl="http://schemas.microsoft.com/office/word/2024/wordml/sdtformatlock" xmlns:w16se="http://schemas.microsoft.com/office/word/2015/wordml/symex" xmlns:wpg="http://schemas.microsoft.com/office/word/2010/wordprocessingGroup" xmlns:wpi="http://schemas.microsoft.com/office/word/2010/wordprocessingInk" xmlns:wne="http://schemas.microsoft.com/office/word/2006/wordml" xmlns:wps="http://schemas.microsoft.com/office/word/2010/wordprocessingShape" mc:Ignorable="w14 w15 w16se w16cid w16 w16cex w16sdtdh w16sdtfl w16du wp14">
+<w:numbering xmlns:wpc="http://schemas.microsoft.com/office/word/2010/wordprocessingCanvas" xmlns:cx="http://schemas.microsoft.com/office/drawing/2014/chartex" xmlns:cx1="http://schemas.microsoft.com/office/drawing/2015/9/8/chartex" xmlns:cx2="http://schemas.microsoft.com/office/drawing/2015/10/21/chartex" xmlns:cx3="http://schemas.microsoft.com/office/drawing/2016/5/9/chartex" xmlns:cx4="http://schemas.microsoft.com/office/drawing/2016/5/10/chartex" xmlns:cx5="http://schemas.microsoft.com/office/drawing/2016/5/11/chartex" xmlns:cx6="http://schemas.microsoft.com/office/drawing/2016/5/12/chartex" xmlns:cx7="http://schemas.microsoft.com/office/drawing/2016/5/13/chartex" xmlns:cx8="http://schemas.microsoft.com/office/drawing/2016/5/14/chartex" xmlns:mc="http://schemas.openxmlformats.org/markup-compatibility/2006" xmlns:aink="http://schemas.microsoft.com/office/drawing/2016/ink" xmlns:am3d="http://schemas.microsoft.com/office/drawing/2017/model3d" xmlns:o="urn:schemas-microsoft-com:office:office" xmlns:oel="http://schemas.microsoft.com/office/2019/extlst" xmlns:r="http://schemas.openxmlformats.org/officeDocument/2006/relationships" xmlns:m="http://schemas.openxmlformats.org/officeDocument/2006/math" xmlns:v="urn:schemas-microsoft-com:vml" xmlns:wp14="http://schemas.microsoft.com/office/word/2010/wordprocessingDrawing" xmlns:wp="http://schemas.openxmlformats.org/drawingml/2006/wordprocessingDrawing" xmlns:w10="urn:schemas-microsoft-com:office:word" xmlns:w="http://schemas.openxmlformats.org/wordprocessingml/2006/main" xmlns:w14="http://schemas.microsoft.com/office/word/2010/wordml" xmlns:w15="http://schemas.microsoft.com/office/word/2012/wordml" xmlns:w16cex="http://schemas.microsoft.com/office/word/2018/wordml/cex" xmlns:w16cid="http://schemas.microsoft.com/office/word/2016/wordml/cid" xmlns:w16="http://schemas.microsoft.com/office/word/2018/wordml" xmlns:w16du="http://schemas.microsoft.com/office/word/2023/wordml/word16du" xmlns:w16sdtdh="http://schemas.microsoft.com/office/word/2020/wordml/sdtdatahash" xmlns:w16se="http://schemas.microsoft.com/office/word/2015/wordml/symex" xmlns:wpg="http://schemas.microsoft.com/office/word/2010/wordprocessingGroup" xmlns:wpi="http://schemas.microsoft.com/office/word/2010/wordprocessingInk" xmlns:wne="http://schemas.microsoft.com/office/word/2006/wordml" xmlns:wps="http://schemas.microsoft.com/office/word/2010/wordprocessingShape" mc:Ignorable="w14 w15 w16se w16cid w16 w16cex w16sdtdh wp14">
   <w:abstractNum w:abstractNumId="0" w15:restartNumberingAfterBreak="0">
     <w:nsid w:val="61845E0C"/>
     <w:multiLevelType w:val="hybridMultilevel"/>
@@ -9061,7 +16655,7 @@
 </file>
 
 <file path=word/styles.xml><?xml version="1.0" encoding="utf-8"?>
-<w:styles xmlns:mc="http://schemas.openxmlformats.org/markup-compatibility/2006" xmlns:r="http://schemas.openxmlformats.org/officeDocument/2006/relationships" xmlns:w="http://schemas.openxmlformats.org/wordprocessingml/2006/main" xmlns:w14="http://schemas.microsoft.com/office/word/2010/wordml" xmlns:w15="http://schemas.microsoft.com/office/word/2012/wordml" xmlns:w16cex="http://schemas.microsoft.com/office/word/2018/wordml/cex" xmlns:w16cid="http://schemas.microsoft.com/office/word/2016/wordml/cid" xmlns:w16="http://schemas.microsoft.com/office/word/2018/wordml" xmlns:w16du="http://schemas.microsoft.com/office/word/2023/wordml/word16du" xmlns:w16sdtdh="http://schemas.microsoft.com/office/word/2020/wordml/sdtdatahash" xmlns:w16sdtfl="http://schemas.microsoft.com/office/word/2024/wordml/sdtformatlock" xmlns:w16se="http://schemas.microsoft.com/office/word/2015/wordml/symex" mc:Ignorable="w14 w15 w16se w16cid w16 w16cex w16sdtdh w16sdtfl w16du">
+<w:styles xmlns:mc="http://schemas.openxmlformats.org/markup-compatibility/2006" xmlns:r="http://schemas.openxmlformats.org/officeDocument/2006/relationships" xmlns:w="http://schemas.openxmlformats.org/wordprocessingml/2006/main" xmlns:w14="http://schemas.microsoft.com/office/word/2010/wordml" xmlns:w15="http://schemas.microsoft.com/office/word/2012/wordml" xmlns:w16cex="http://schemas.microsoft.com/office/word/2018/wordml/cex" xmlns:w16cid="http://schemas.microsoft.com/office/word/2016/wordml/cid" xmlns:w16="http://schemas.microsoft.com/office/word/2018/wordml" xmlns:w16sdtdh="http://schemas.microsoft.com/office/word/2020/wordml/sdtdatahash" xmlns:w16se="http://schemas.microsoft.com/office/word/2015/wordml/symex" mc:Ignorable="w14 w15 w16se w16cid w16 w16cex w16sdtdh">
   <w:docDefaults>
     <w:rPrDefault>
       <w:rPr>
@@ -9663,6 +17257,7 @@
   <w:style w:type="character" w:default="1" w:styleId="DefaultParagraphFont">
     <w:name w:val="Default Paragraph Font"/>
     <w:uiPriority w:val="1"/>
+    <w:semiHidden/>
     <w:unhideWhenUsed/>
   </w:style>
   <w:style w:type="table" w:default="1" w:styleId="TableNormal">
